--- a/templates/Information Sheet Final 1.docx
+++ b/templates/Information Sheet Final 1.docx
@@ -23,28 +23,26 @@
         <w:gridCol w:w="459"/>
         <w:gridCol w:w="108"/>
         <w:gridCol w:w="425"/>
-        <w:gridCol w:w="457"/>
-        <w:gridCol w:w="425"/>
-        <w:gridCol w:w="851"/>
-        <w:gridCol w:w="141"/>
-        <w:gridCol w:w="334"/>
-        <w:gridCol w:w="233"/>
-        <w:gridCol w:w="142"/>
-        <w:gridCol w:w="636"/>
-        <w:gridCol w:w="356"/>
-        <w:gridCol w:w="118"/>
+        <w:gridCol w:w="818"/>
+        <w:gridCol w:w="64"/>
+        <w:gridCol w:w="536"/>
+        <w:gridCol w:w="315"/>
+        <w:gridCol w:w="215"/>
+        <w:gridCol w:w="130"/>
+        <w:gridCol w:w="130"/>
+        <w:gridCol w:w="105"/>
+        <w:gridCol w:w="845"/>
+        <w:gridCol w:w="61"/>
+        <w:gridCol w:w="474"/>
         <w:gridCol w:w="24"/>
         <w:gridCol w:w="252"/>
-        <w:gridCol w:w="457"/>
-        <w:gridCol w:w="110"/>
-        <w:gridCol w:w="32"/>
-        <w:gridCol w:w="252"/>
-        <w:gridCol w:w="31"/>
-        <w:gridCol w:w="142"/>
+        <w:gridCol w:w="384"/>
+        <w:gridCol w:w="183"/>
+        <w:gridCol w:w="242"/>
+        <w:gridCol w:w="42"/>
+        <w:gridCol w:w="173"/>
         <w:gridCol w:w="235"/>
-        <w:gridCol w:w="190"/>
-        <w:gridCol w:w="142"/>
-        <w:gridCol w:w="110"/>
+        <w:gridCol w:w="442"/>
         <w:gridCol w:w="599"/>
         <w:gridCol w:w="66"/>
         <w:gridCol w:w="1354"/>
@@ -57,7 +55,7 @@
         <w:tc>
           <w:tcPr>
             <w:tcW w:w="10913" w:type="dxa"/>
-            <w:gridSpan w:val="30"/>
+            <w:gridSpan w:val="28"/>
             <w:shd w:val="pct30" w:color="auto" w:fill="FFFFFF"/>
             <w:vAlign w:val="center"/>
           </w:tcPr>
@@ -138,7 +136,7 @@
         <w:tc>
           <w:tcPr>
             <w:tcW w:w="4685" w:type="dxa"/>
-            <w:gridSpan w:val="13"/>
+            <w:gridSpan w:val="14"/>
             <w:vAlign w:val="center"/>
           </w:tcPr>
           <w:p>
@@ -156,6 +154,7 @@
               </w:rPr>
               <w:t>{{</w:t>
             </w:r>
+            <w:proofErr w:type="spellStart"/>
             <w:r>
               <w:rPr>
                 <w:sz w:val="20"/>
@@ -177,6 +176,7 @@
               </w:rPr>
               <w:t>location</w:t>
             </w:r>
+            <w:proofErr w:type="spellEnd"/>
             <w:r>
               <w:rPr>
                 <w:sz w:val="20"/>
@@ -234,7 +234,7 @@
         <w:tc>
           <w:tcPr>
             <w:tcW w:w="3153" w:type="dxa"/>
-            <w:gridSpan w:val="11"/>
+            <w:gridSpan w:val="8"/>
             <w:vAlign w:val="center"/>
           </w:tcPr>
           <w:p>
@@ -256,7 +256,7 @@
         <w:tc>
           <w:tcPr>
             <w:tcW w:w="10913" w:type="dxa"/>
-            <w:gridSpan w:val="30"/>
+            <w:gridSpan w:val="28"/>
             <w:vAlign w:val="center"/>
           </w:tcPr>
           <w:p>
@@ -292,7 +292,7 @@
         <w:tc>
           <w:tcPr>
             <w:tcW w:w="5432" w:type="dxa"/>
-            <w:gridSpan w:val="10"/>
+            <w:gridSpan w:val="12"/>
             <w:tcBorders>
               <w:bottom w:val="single" w:sz="4" w:space="0" w:color="auto"/>
             </w:tcBorders>
@@ -349,7 +349,7 @@
         <w:tc>
           <w:tcPr>
             <w:tcW w:w="5481" w:type="dxa"/>
-            <w:gridSpan w:val="20"/>
+            <w:gridSpan w:val="16"/>
             <w:tcBorders>
               <w:bottom w:val="single" w:sz="4" w:space="0" w:color="auto"/>
             </w:tcBorders>
@@ -380,74 +380,6 @@
               </w:rPr>
               <w:t>{{application_type_2}}</w:t>
             </w:r>
-          </w:p>
-        </w:tc>
-      </w:tr>
-      <w:tr>
-        <w:trPr>
-          <w:cantSplit/>
-          <w:trHeight w:val="340"/>
-        </w:trPr>
-        <w:tc>
-          <w:tcPr>
-            <w:tcW w:w="5432" w:type="dxa"/>
-            <w:gridSpan w:val="10"/>
-            <w:tcBorders>
-              <w:bottom w:val="single" w:sz="4" w:space="0" w:color="auto"/>
-            </w:tcBorders>
-            <w:vAlign w:val="center"/>
-          </w:tcPr>
-          <w:p>
-            <w:pPr>
-              <w:spacing w:after="0"/>
-              <w:rPr>
-                <w:sz w:val="20"/>
-                <w:szCs w:val="20"/>
-              </w:rPr>
-            </w:pPr>
-            <w:r>
-              <w:rPr>
-                <w:sz w:val="20"/>
-                <w:szCs w:val="20"/>
-              </w:rPr>
-              <w:t>3.</w:t>
-            </w:r>
-            <w:r>
-              <w:t xml:space="preserve"> </w:t>
-            </w:r>
-            <w:r>
-              <w:rPr>
-                <w:sz w:val="20"/>
-                <w:szCs w:val="20"/>
-              </w:rPr>
-              <w:t>{{application_type_3}}</w:t>
-            </w:r>
-            <w:r>
-              <w:rPr>
-                <w:sz w:val="20"/>
-                <w:szCs w:val="20"/>
-              </w:rPr>
-              <w:t xml:space="preserve"> </w:t>
-            </w:r>
-          </w:p>
-        </w:tc>
-        <w:tc>
-          <w:tcPr>
-            <w:tcW w:w="5481" w:type="dxa"/>
-            <w:gridSpan w:val="20"/>
-            <w:tcBorders>
-              <w:bottom w:val="single" w:sz="4" w:space="0" w:color="auto"/>
-            </w:tcBorders>
-            <w:vAlign w:val="center"/>
-          </w:tcPr>
-          <w:p>
-            <w:pPr>
-              <w:spacing w:after="0"/>
-              <w:rPr>
-                <w:sz w:val="20"/>
-                <w:szCs w:val="20"/>
-              </w:rPr>
-            </w:pPr>
           </w:p>
         </w:tc>
       </w:tr>
@@ -489,7 +421,7 @@
         <w:tc>
           <w:tcPr>
             <w:tcW w:w="8222" w:type="dxa"/>
-            <w:gridSpan w:val="27"/>
+            <w:gridSpan w:val="25"/>
             <w:tcBorders>
               <w:top w:val="double" w:sz="4" w:space="0" w:color="auto"/>
               <w:left w:val="single" w:sz="4" w:space="0" w:color="auto"/>
@@ -581,7 +513,7 @@
         <w:tc>
           <w:tcPr>
             <w:tcW w:w="5353" w:type="dxa"/>
-            <w:gridSpan w:val="18"/>
+            <w:gridSpan w:val="19"/>
             <w:tcBorders>
               <w:top w:val="nil"/>
             </w:tcBorders>
@@ -600,14 +532,30 @@
                 <w:sz w:val="20"/>
                 <w:szCs w:val="20"/>
               </w:rPr>
-              <w:t>{{applicant_home_address}}</w:t>
+              <w:t>{{</w:t>
+            </w:r>
+            <w:proofErr w:type="spellStart"/>
+            <w:r>
+              <w:rPr>
+                <w:sz w:val="20"/>
+                <w:szCs w:val="20"/>
+              </w:rPr>
+              <w:t>applicant_home_address</w:t>
+            </w:r>
+            <w:proofErr w:type="spellEnd"/>
+            <w:r>
+              <w:rPr>
+                <w:sz w:val="20"/>
+                <w:szCs w:val="20"/>
+              </w:rPr>
+              <w:t>}}</w:t>
             </w:r>
           </w:p>
         </w:tc>
         <w:tc>
           <w:tcPr>
             <w:tcW w:w="1515" w:type="dxa"/>
-            <w:gridSpan w:val="8"/>
+            <w:gridSpan w:val="5"/>
             <w:tcBorders>
               <w:top w:val="nil"/>
             </w:tcBorders>
@@ -681,7 +629,7 @@
         <w:tc>
           <w:tcPr>
             <w:tcW w:w="3752" w:type="dxa"/>
-            <w:gridSpan w:val="10"/>
+            <w:gridSpan w:val="12"/>
             <w:vAlign w:val="center"/>
           </w:tcPr>
           <w:p>
@@ -717,64 +665,101 @@
         </w:tc>
         <w:tc>
           <w:tcPr>
-            <w:tcW w:w="1632" w:type="dxa"/>
+            <w:tcW w:w="1134" w:type="dxa"/>
+            <w:gridSpan w:val="4"/>
+            <w:shd w:val="clear" w:color="auto" w:fill="C0C0C0"/>
+            <w:vAlign w:val="center"/>
+          </w:tcPr>
+          <w:p>
+            <w:pPr>
+              <w:pStyle w:val="Header"/>
+              <w:rPr>
+                <w:b/>
+                <w:sz w:val="20"/>
+                <w:szCs w:val="20"/>
+              </w:rPr>
+            </w:pPr>
+            <w:r>
+              <w:rPr>
+                <w:sz w:val="20"/>
+                <w:szCs w:val="20"/>
+              </w:rPr>
+              <w:t>*Email</w:t>
+            </w:r>
+            <w:r>
+              <w:rPr>
+                <w:b/>
+                <w:sz w:val="20"/>
+                <w:szCs w:val="20"/>
+              </w:rPr>
+              <w:t xml:space="preserve"> </w:t>
+            </w:r>
+            <w:r>
+              <w:rPr>
+                <w:sz w:val="20"/>
+                <w:szCs w:val="20"/>
+              </w:rPr>
+              <w:t>Address</w:t>
+            </w:r>
+          </w:p>
+        </w:tc>
+        <w:tc>
+          <w:tcPr>
+            <w:tcW w:w="3336" w:type="dxa"/>
             <w:gridSpan w:val="9"/>
-            <w:shd w:val="clear" w:color="auto" w:fill="C0C0C0"/>
             <w:vAlign w:val="center"/>
           </w:tcPr>
           <w:p>
             <w:pPr>
               <w:pStyle w:val="Header"/>
               <w:rPr>
-                <w:b/>
-                <w:sz w:val="20"/>
-                <w:szCs w:val="20"/>
-              </w:rPr>
-            </w:pPr>
-            <w:r>
-              <w:rPr>
-                <w:sz w:val="20"/>
-                <w:szCs w:val="20"/>
-              </w:rPr>
-              <w:t>*Email</w:t>
-            </w:r>
-            <w:r>
-              <w:rPr>
-                <w:b/>
-                <w:sz w:val="20"/>
-                <w:szCs w:val="20"/>
-              </w:rPr>
-              <w:t xml:space="preserve"> </w:t>
-            </w:r>
-            <w:r>
-              <w:rPr>
-                <w:sz w:val="20"/>
-                <w:szCs w:val="20"/>
-              </w:rPr>
-              <w:t>Address</w:t>
-            </w:r>
-          </w:p>
-        </w:tc>
-        <w:tc>
-          <w:tcPr>
-            <w:tcW w:w="2838" w:type="dxa"/>
-            <w:gridSpan w:val="8"/>
-            <w:vAlign w:val="center"/>
-          </w:tcPr>
-          <w:p>
-            <w:pPr>
-              <w:pStyle w:val="Header"/>
-              <w:rPr>
-                <w:sz w:val="20"/>
-                <w:szCs w:val="20"/>
-              </w:rPr>
-            </w:pPr>
-            <w:r>
-              <w:rPr>
-                <w:sz w:val="20"/>
-                <w:szCs w:val="20"/>
-              </w:rPr>
-              <w:t>{{applicant_email}}</w:t>
+                <w:sz w:val="20"/>
+                <w:szCs w:val="20"/>
+              </w:rPr>
+            </w:pPr>
+            <w:r>
+              <w:rPr>
+                <w:sz w:val="20"/>
+                <w:szCs w:val="20"/>
+              </w:rPr>
+              <w:t>{{</w:t>
+            </w:r>
+            <w:proofErr w:type="spellStart"/>
+            <w:r>
+              <w:rPr>
+                <w:sz w:val="20"/>
+                <w:szCs w:val="20"/>
+              </w:rPr>
+              <w:t>applicant_email</w:t>
+            </w:r>
+            <w:proofErr w:type="spellEnd"/>
+            <w:r>
+              <w:rPr>
+                <w:sz w:val="20"/>
+                <w:szCs w:val="20"/>
+              </w:rPr>
+              <w:t>}}</w:t>
+            </w:r>
+            <w:r>
+              <w:rPr>
+                <w:sz w:val="20"/>
+                <w:szCs w:val="20"/>
+              </w:rPr>
+              <w:fldChar w:fldCharType="begin"/>
+            </w:r>
+            <w:r>
+              <w:rPr>
+                <w:sz w:val="20"/>
+                <w:szCs w:val="20"/>
+              </w:rPr>
+              <w:instrText xml:space="preserve">  </w:instrText>
+            </w:r>
+            <w:r>
+              <w:rPr>
+                <w:sz w:val="20"/>
+                <w:szCs w:val="20"/>
+              </w:rPr>
+              <w:fldChar w:fldCharType="end"/>
             </w:r>
           </w:p>
         </w:tc>
@@ -810,7 +795,7 @@
         </w:tc>
         <w:tc>
           <w:tcPr>
-            <w:tcW w:w="990" w:type="dxa"/>
+            <w:tcW w:w="1351" w:type="dxa"/>
             <w:gridSpan w:val="3"/>
             <w:shd w:val="pct20" w:color="auto" w:fill="FFFFFF"/>
             <w:vAlign w:val="center"/>
@@ -834,24 +819,23 @@
         </w:tc>
         <w:tc>
           <w:tcPr>
-            <w:tcW w:w="2126" w:type="dxa"/>
-            <w:gridSpan w:val="6"/>
-            <w:vAlign w:val="center"/>
-          </w:tcPr>
-          <w:p>
-            <w:pPr>
-              <w:spacing w:after="0"/>
-              <w:rPr>
-                <w:sz w:val="20"/>
-                <w:szCs w:val="20"/>
-              </w:rPr>
-            </w:pPr>
-          </w:p>
-        </w:tc>
-        <w:tc>
-          <w:tcPr>
-            <w:tcW w:w="992" w:type="dxa"/>
-            <w:gridSpan w:val="2"/>
+            <w:tcW w:w="1495" w:type="dxa"/>
+            <w:gridSpan w:val="7"/>
+            <w:vAlign w:val="center"/>
+          </w:tcPr>
+          <w:p>
+            <w:pPr>
+              <w:spacing w:after="0"/>
+              <w:rPr>
+                <w:sz w:val="20"/>
+                <w:szCs w:val="20"/>
+              </w:rPr>
+            </w:pPr>
+          </w:p>
+        </w:tc>
+        <w:tc>
+          <w:tcPr>
+            <w:tcW w:w="845" w:type="dxa"/>
             <w:shd w:val="pct20" w:color="auto" w:fill="FFFFFF"/>
             <w:vAlign w:val="center"/>
           </w:tcPr>
@@ -874,8 +858,8 @@
         </w:tc>
         <w:tc>
           <w:tcPr>
-            <w:tcW w:w="993" w:type="dxa"/>
-            <w:gridSpan w:val="6"/>
+            <w:tcW w:w="1620" w:type="dxa"/>
+            <w:gridSpan w:val="7"/>
             <w:vAlign w:val="center"/>
           </w:tcPr>
           <w:p>
@@ -911,8 +895,8 @@
         </w:tc>
         <w:tc>
           <w:tcPr>
-            <w:tcW w:w="992" w:type="dxa"/>
-            <w:gridSpan w:val="6"/>
+            <w:tcW w:w="892" w:type="dxa"/>
+            <w:gridSpan w:val="4"/>
             <w:shd w:val="pct20" w:color="auto" w:fill="FFFFFF"/>
             <w:vAlign w:val="center"/>
           </w:tcPr>
@@ -935,8 +919,8 @@
         </w:tc>
         <w:tc>
           <w:tcPr>
-            <w:tcW w:w="2129" w:type="dxa"/>
-            <w:gridSpan w:val="4"/>
+            <w:tcW w:w="2019" w:type="dxa"/>
+            <w:gridSpan w:val="3"/>
             <w:vAlign w:val="center"/>
           </w:tcPr>
           <w:p>
@@ -952,7 +936,44 @@
                 <w:sz w:val="20"/>
                 <w:szCs w:val="20"/>
               </w:rPr>
-              <w:t>{{applicant_phone}}</w:t>
+              <w:t>{{</w:t>
+            </w:r>
+            <w:proofErr w:type="spellStart"/>
+            <w:r>
+              <w:rPr>
+                <w:sz w:val="20"/>
+                <w:szCs w:val="20"/>
+              </w:rPr>
+              <w:t>applicant_phone</w:t>
+            </w:r>
+            <w:proofErr w:type="spellEnd"/>
+            <w:r>
+              <w:rPr>
+                <w:sz w:val="20"/>
+                <w:szCs w:val="20"/>
+              </w:rPr>
+              <w:t>}}</w:t>
+            </w:r>
+            <w:r>
+              <w:rPr>
+                <w:sz w:val="20"/>
+                <w:szCs w:val="20"/>
+              </w:rPr>
+              <w:fldChar w:fldCharType="begin"/>
+            </w:r>
+            <w:r>
+              <w:rPr>
+                <w:sz w:val="20"/>
+                <w:szCs w:val="20"/>
+              </w:rPr>
+              <w:instrText xml:space="preserve">  </w:instrText>
+            </w:r>
+            <w:r>
+              <w:rPr>
+                <w:sz w:val="20"/>
+                <w:szCs w:val="20"/>
+              </w:rPr>
+              <w:fldChar w:fldCharType="end"/>
             </w:r>
           </w:p>
         </w:tc>
@@ -988,7 +1009,7 @@
         </w:tc>
         <w:tc>
           <w:tcPr>
-            <w:tcW w:w="990" w:type="dxa"/>
+            <w:tcW w:w="1351" w:type="dxa"/>
             <w:gridSpan w:val="3"/>
             <w:vAlign w:val="center"/>
           </w:tcPr>
@@ -1005,13 +1026,97 @@
                 <w:sz w:val="20"/>
                 <w:szCs w:val="20"/>
               </w:rPr>
-              <w:t>{{applicant_dob}}</w:t>
-            </w:r>
-          </w:p>
-        </w:tc>
-        <w:tc>
-          <w:tcPr>
-            <w:tcW w:w="1417" w:type="dxa"/>
+              <w:t>{{</w:t>
+            </w:r>
+            <w:proofErr w:type="spellStart"/>
+            <w:r>
+              <w:rPr>
+                <w:sz w:val="20"/>
+                <w:szCs w:val="20"/>
+              </w:rPr>
+              <w:t>a_dob</w:t>
+            </w:r>
+            <w:proofErr w:type="spellEnd"/>
+            <w:r>
+              <w:rPr>
+                <w:sz w:val="20"/>
+                <w:szCs w:val="20"/>
+              </w:rPr>
+              <w:t>}}</w:t>
+            </w:r>
+          </w:p>
+        </w:tc>
+        <w:tc>
+          <w:tcPr>
+            <w:tcW w:w="600" w:type="dxa"/>
+            <w:gridSpan w:val="2"/>
+            <w:shd w:val="pct20" w:color="auto" w:fill="FFFFFF"/>
+            <w:vAlign w:val="center"/>
+          </w:tcPr>
+          <w:p>
+            <w:pPr>
+              <w:spacing w:after="0"/>
+              <w:rPr>
+                <w:sz w:val="20"/>
+                <w:szCs w:val="20"/>
+              </w:rPr>
+            </w:pPr>
+            <w:r>
+              <w:rPr>
+                <w:sz w:val="20"/>
+                <w:szCs w:val="20"/>
+              </w:rPr>
+              <w:t>Age</w:t>
+            </w:r>
+          </w:p>
+        </w:tc>
+        <w:tc>
+          <w:tcPr>
+            <w:tcW w:w="660" w:type="dxa"/>
+            <w:gridSpan w:val="3"/>
+            <w:vAlign w:val="center"/>
+          </w:tcPr>
+          <w:p>
+            <w:pPr>
+              <w:pStyle w:val="Header"/>
+              <w:rPr>
+                <w:sz w:val="20"/>
+                <w:szCs w:val="20"/>
+              </w:rPr>
+            </w:pPr>
+            <w:r>
+              <w:rPr>
+                <w:sz w:val="20"/>
+                <w:szCs w:val="20"/>
+              </w:rPr>
+              <w:fldChar w:fldCharType="begin"/>
+            </w:r>
+            <w:r>
+              <w:rPr>
+                <w:sz w:val="20"/>
+                <w:szCs w:val="20"/>
+              </w:rPr>
+              <w:instrText xml:space="preserve">  </w:instrText>
+            </w:r>
+            <w:r>
+              <w:rPr>
+                <w:sz w:val="20"/>
+                <w:szCs w:val="20"/>
+              </w:rPr>
+              <w:fldChar w:fldCharType="end"/>
+            </w:r>
+            <w:r>
+              <w:rPr>
+                <w:sz w:val="20"/>
+                <w:szCs w:val="20"/>
+              </w:rPr>
+              <w:t>{{x}}</w:t>
+            </w:r>
+          </w:p>
+        </w:tc>
+        <w:tc>
+          <w:tcPr>
+            <w:tcW w:w="1080" w:type="dxa"/>
             <w:gridSpan w:val="3"/>
             <w:shd w:val="pct20" w:color="auto" w:fill="FFFFFF"/>
             <w:vAlign w:val="center"/>
@@ -1029,14 +1134,14 @@
                 <w:sz w:val="20"/>
                 <w:szCs w:val="20"/>
               </w:rPr>
-              <w:t>Age</w:t>
-            </w:r>
-          </w:p>
-        </w:tc>
-        <w:tc>
-          <w:tcPr>
-            <w:tcW w:w="709" w:type="dxa"/>
-            <w:gridSpan w:val="3"/>
+              <w:t>Gender</w:t>
+            </w:r>
+          </w:p>
+        </w:tc>
+        <w:tc>
+          <w:tcPr>
+            <w:tcW w:w="811" w:type="dxa"/>
+            <w:gridSpan w:val="4"/>
             <w:vAlign w:val="center"/>
           </w:tcPr>
           <w:p>
@@ -1052,7 +1157,7 @@
                 <w:sz w:val="20"/>
                 <w:szCs w:val="20"/>
               </w:rPr>
-              <w:t>{{applicant_age}}</w:t>
+              <w:t>{{ag}}</w:t>
             </w:r>
             <w:r>
               <w:rPr>
@@ -1079,8 +1184,8 @@
         </w:tc>
         <w:tc>
           <w:tcPr>
-            <w:tcW w:w="992" w:type="dxa"/>
-            <w:gridSpan w:val="2"/>
+            <w:tcW w:w="1259" w:type="dxa"/>
+            <w:gridSpan w:val="6"/>
             <w:shd w:val="pct20" w:color="auto" w:fill="FFFFFF"/>
             <w:vAlign w:val="center"/>
           </w:tcPr>
@@ -1097,14 +1202,14 @@
                 <w:sz w:val="20"/>
                 <w:szCs w:val="20"/>
               </w:rPr>
-              <w:t>Gender</w:t>
-            </w:r>
-          </w:p>
-        </w:tc>
-        <w:tc>
-          <w:tcPr>
-            <w:tcW w:w="394" w:type="dxa"/>
-            <w:gridSpan w:val="3"/>
+              <w:t>Occupation</w:t>
+            </w:r>
+          </w:p>
+        </w:tc>
+        <w:tc>
+          <w:tcPr>
+            <w:tcW w:w="2461" w:type="dxa"/>
+            <w:gridSpan w:val="4"/>
             <w:vAlign w:val="center"/>
           </w:tcPr>
           <w:p>
@@ -1120,75 +1225,23 @@
                 <w:sz w:val="20"/>
                 <w:szCs w:val="20"/>
               </w:rPr>
-              <w:t>F</w:t>
-            </w:r>
-            <w:r>
-              <w:rPr>
-                <w:sz w:val="20"/>
-                <w:szCs w:val="20"/>
-              </w:rPr>
-              <w:fldChar w:fldCharType="begin"/>
-            </w:r>
-            <w:r>
-              <w:rPr>
-                <w:sz w:val="20"/>
-                <w:szCs w:val="20"/>
-              </w:rPr>
-              <w:instrText xml:space="preserve">  </w:instrText>
-            </w:r>
-            <w:r>
-              <w:rPr>
-                <w:sz w:val="20"/>
-                <w:szCs w:val="20"/>
-              </w:rPr>
-              <w:fldChar w:fldCharType="end"/>
-            </w:r>
-          </w:p>
-        </w:tc>
-        <w:tc>
-          <w:tcPr>
-            <w:tcW w:w="1259" w:type="dxa"/>
-            <w:gridSpan w:val="7"/>
-            <w:shd w:val="pct20" w:color="auto" w:fill="FFFFFF"/>
-            <w:vAlign w:val="center"/>
-          </w:tcPr>
-          <w:p>
-            <w:pPr>
-              <w:spacing w:after="0"/>
-              <w:rPr>
-                <w:sz w:val="20"/>
-                <w:szCs w:val="20"/>
-              </w:rPr>
-            </w:pPr>
-            <w:r>
-              <w:rPr>
-                <w:sz w:val="20"/>
-                <w:szCs w:val="20"/>
-              </w:rPr>
-              <w:t>Occupation</w:t>
-            </w:r>
-          </w:p>
-        </w:tc>
-        <w:tc>
-          <w:tcPr>
-            <w:tcW w:w="2461" w:type="dxa"/>
-            <w:gridSpan w:val="6"/>
-            <w:vAlign w:val="center"/>
-          </w:tcPr>
-          <w:p>
-            <w:pPr>
-              <w:pStyle w:val="Header"/>
-              <w:rPr>
-                <w:sz w:val="20"/>
-                <w:szCs w:val="20"/>
-              </w:rPr>
-            </w:pPr>
-            <w:r>
-              <w:rPr>
-                <w:sz w:val="20"/>
-                <w:szCs w:val="20"/>
-              </w:rPr>
-              <w:t>{{applicant_occupation}}</w:t>
+              <w:t>{{</w:t>
+            </w:r>
+            <w:proofErr w:type="spellStart"/>
+            <w:r>
+              <w:rPr>
+                <w:sz w:val="20"/>
+                <w:szCs w:val="20"/>
+              </w:rPr>
+              <w:t>applicant_occupation</w:t>
+            </w:r>
+            <w:proofErr w:type="spellEnd"/>
+            <w:r>
+              <w:rPr>
+                <w:sz w:val="20"/>
+                <w:szCs w:val="20"/>
+              </w:rPr>
+              <w:t>}}</w:t>
             </w:r>
             <w:r>
               <w:rPr>
@@ -1245,13 +1298,15 @@
         <w:tc>
           <w:tcPr>
             <w:tcW w:w="8222" w:type="dxa"/>
-            <w:gridSpan w:val="27"/>
-          </w:tcPr>
-          <w:p>
-            <w:pPr>
-              <w:spacing w:after="0"/>
-              <w:rPr>
-                <w:rFonts w:cs="Arial"/>
+            <w:gridSpan w:val="25"/>
+          </w:tcPr>
+          <w:p>
+            <w:pPr>
+              <w:spacing w:after="0"/>
+              <w:rPr>
+                <w:rFonts w:cs="Arial"/>
+                <w:b/>
+                <w:bCs/>
                 <w:sz w:val="18"/>
                 <w:szCs w:val="18"/>
               </w:rPr>
@@ -1765,7 +1820,7 @@
                   <w:calcOnExit w:val="0"/>
                   <w:checkBox>
                     <w:sizeAuto/>
-                    <w:default w:val="0"/>
+                    <w:default w:val="1"/>
                   </w:checkBox>
                 </w:ffData>
               </w:fldChar>
@@ -1810,6 +1865,16 @@
                 <w:szCs w:val="18"/>
               </w:rPr>
               <w:t xml:space="preserve"> (Dutch, Japanese, Tokelauan, etc) Please state: </w:t>
+            </w:r>
+            <w:r>
+              <w:rPr>
+                <w:rFonts w:cs="Arial"/>
+                <w:b/>
+                <w:bCs/>
+                <w:sz w:val="18"/>
+                <w:szCs w:val="18"/>
+              </w:rPr>
+              <w:t>{{applicant_ethnicity_other_value}}</w:t>
             </w:r>
           </w:p>
         </w:tc>
@@ -1848,37 +1913,37 @@
         </w:tc>
         <w:tc>
           <w:tcPr>
-            <w:tcW w:w="2974" w:type="dxa"/>
+            <w:tcW w:w="2481" w:type="dxa"/>
+            <w:gridSpan w:val="7"/>
+            <w:tcBorders>
+              <w:bottom w:val="single" w:sz="4" w:space="0" w:color="auto"/>
+            </w:tcBorders>
+            <w:vAlign w:val="center"/>
+          </w:tcPr>
+          <w:p>
+            <w:pPr>
+              <w:spacing w:after="0"/>
+              <w:rPr>
+                <w:sz w:val="20"/>
+                <w:szCs w:val="20"/>
+              </w:rPr>
+            </w:pPr>
+            <w:r>
+              <w:rPr>
+                <w:sz w:val="20"/>
+                <w:szCs w:val="20"/>
+              </w:rPr>
+              <w:t xml:space="preserve">New Zealand </w:t>
+            </w:r>
+          </w:p>
+        </w:tc>
+        <w:tc>
+          <w:tcPr>
+            <w:tcW w:w="2021" w:type="dxa"/>
             <w:gridSpan w:val="8"/>
             <w:tcBorders>
               <w:bottom w:val="single" w:sz="4" w:space="0" w:color="auto"/>
             </w:tcBorders>
-            <w:vAlign w:val="center"/>
-          </w:tcPr>
-          <w:p>
-            <w:pPr>
-              <w:spacing w:after="0"/>
-              <w:rPr>
-                <w:sz w:val="20"/>
-                <w:szCs w:val="20"/>
-              </w:rPr>
-            </w:pPr>
-            <w:r>
-              <w:rPr>
-                <w:sz w:val="20"/>
-                <w:szCs w:val="20"/>
-              </w:rPr>
-              <w:t xml:space="preserve">New Zealand </w:t>
-            </w:r>
-          </w:p>
-        </w:tc>
-        <w:tc>
-          <w:tcPr>
-            <w:tcW w:w="1528" w:type="dxa"/>
-            <w:gridSpan w:val="6"/>
-            <w:tcBorders>
-              <w:bottom w:val="single" w:sz="4" w:space="0" w:color="auto"/>
-            </w:tcBorders>
             <w:shd w:val="clear" w:color="auto" w:fill="D9D9D9" w:themeFill="background1" w:themeFillShade="D9"/>
             <w:vAlign w:val="center"/>
           </w:tcPr>
@@ -1924,7 +1989,7 @@
         <w:tc>
           <w:tcPr>
             <w:tcW w:w="1701" w:type="dxa"/>
-            <w:gridSpan w:val="10"/>
+            <w:gridSpan w:val="7"/>
             <w:tcBorders>
               <w:bottom w:val="single" w:sz="4" w:space="0" w:color="auto"/>
             </w:tcBorders>
@@ -1983,7 +2048,7 @@
         <w:tc>
           <w:tcPr>
             <w:tcW w:w="10913" w:type="dxa"/>
-            <w:gridSpan w:val="30"/>
+            <w:gridSpan w:val="28"/>
             <w:tcBorders>
               <w:bottom w:val="nil"/>
             </w:tcBorders>
@@ -2045,7 +2110,7 @@
         <w:tc>
           <w:tcPr>
             <w:tcW w:w="8222" w:type="dxa"/>
-            <w:gridSpan w:val="27"/>
+            <w:gridSpan w:val="25"/>
             <w:tcBorders>
               <w:top w:val="double" w:sz="4" w:space="0" w:color="auto"/>
               <w:left w:val="single" w:sz="4" w:space="0" w:color="auto"/>
@@ -2110,7 +2175,7 @@
         <w:tc>
           <w:tcPr>
             <w:tcW w:w="8222" w:type="dxa"/>
-            <w:gridSpan w:val="27"/>
+            <w:gridSpan w:val="25"/>
             <w:tcBorders>
               <w:top w:val="nil"/>
             </w:tcBorders>
@@ -2129,7 +2194,23 @@
                 <w:sz w:val="20"/>
                 <w:szCs w:val="20"/>
               </w:rPr>
-              <w:t>{{respondent_relationship_to_applicant}}</w:t>
+              <w:t>{{</w:t>
+            </w:r>
+            <w:proofErr w:type="spellStart"/>
+            <w:r>
+              <w:rPr>
+                <w:sz w:val="20"/>
+                <w:szCs w:val="20"/>
+              </w:rPr>
+              <w:t>respondent_relationship_to_applicant</w:t>
+            </w:r>
+            <w:proofErr w:type="spellEnd"/>
+            <w:r>
+              <w:rPr>
+                <w:sz w:val="20"/>
+                <w:szCs w:val="20"/>
+              </w:rPr>
+              <w:t>}}</w:t>
             </w:r>
           </w:p>
         </w:tc>
@@ -2165,7 +2246,7 @@
         <w:tc>
           <w:tcPr>
             <w:tcW w:w="5353" w:type="dxa"/>
-            <w:gridSpan w:val="18"/>
+            <w:gridSpan w:val="19"/>
             <w:vAlign w:val="center"/>
           </w:tcPr>
           <w:p>
@@ -2181,14 +2262,30 @@
                 <w:sz w:val="20"/>
                 <w:szCs w:val="20"/>
               </w:rPr>
-              <w:t>{{respondent_home_address}}</w:t>
+              <w:t>{{</w:t>
+            </w:r>
+            <w:proofErr w:type="spellStart"/>
+            <w:r>
+              <w:rPr>
+                <w:sz w:val="20"/>
+                <w:szCs w:val="20"/>
+              </w:rPr>
+              <w:t>respondent_home_address</w:t>
+            </w:r>
+            <w:proofErr w:type="spellEnd"/>
+            <w:r>
+              <w:rPr>
+                <w:sz w:val="20"/>
+                <w:szCs w:val="20"/>
+              </w:rPr>
+              <w:t>}}</w:t>
             </w:r>
           </w:p>
         </w:tc>
         <w:tc>
           <w:tcPr>
             <w:tcW w:w="1515" w:type="dxa"/>
-            <w:gridSpan w:val="8"/>
+            <w:gridSpan w:val="5"/>
             <w:shd w:val="pct20" w:color="auto" w:fill="FFFFFF"/>
             <w:vAlign w:val="center"/>
           </w:tcPr>
@@ -2256,7 +2353,7 @@
         <w:tc>
           <w:tcPr>
             <w:tcW w:w="3752" w:type="dxa"/>
-            <w:gridSpan w:val="10"/>
+            <w:gridSpan w:val="12"/>
             <w:vAlign w:val="center"/>
           </w:tcPr>
           <w:p>
@@ -2271,9 +2368,32 @@
         </w:tc>
         <w:tc>
           <w:tcPr>
-            <w:tcW w:w="1632" w:type="dxa"/>
+            <w:tcW w:w="1134" w:type="dxa"/>
+            <w:gridSpan w:val="4"/>
+            <w:shd w:val="clear" w:color="auto" w:fill="C0C0C0"/>
+            <w:vAlign w:val="center"/>
+          </w:tcPr>
+          <w:p>
+            <w:pPr>
+              <w:pStyle w:val="Header"/>
+              <w:rPr>
+                <w:sz w:val="20"/>
+                <w:szCs w:val="20"/>
+              </w:rPr>
+            </w:pPr>
+            <w:r>
+              <w:rPr>
+                <w:sz w:val="20"/>
+                <w:szCs w:val="20"/>
+              </w:rPr>
+              <w:t xml:space="preserve"> Email Address </w:t>
+            </w:r>
+          </w:p>
+        </w:tc>
+        <w:tc>
+          <w:tcPr>
+            <w:tcW w:w="3336" w:type="dxa"/>
             <w:gridSpan w:val="9"/>
-            <w:shd w:val="clear" w:color="auto" w:fill="C0C0C0"/>
             <w:vAlign w:val="center"/>
           </w:tcPr>
           <w:p>
@@ -2289,30 +2409,23 @@
                 <w:sz w:val="20"/>
                 <w:szCs w:val="20"/>
               </w:rPr>
-              <w:t xml:space="preserve"> Email Address </w:t>
-            </w:r>
-          </w:p>
-        </w:tc>
-        <w:tc>
-          <w:tcPr>
-            <w:tcW w:w="2838" w:type="dxa"/>
-            <w:gridSpan w:val="8"/>
-            <w:vAlign w:val="center"/>
-          </w:tcPr>
-          <w:p>
-            <w:pPr>
-              <w:pStyle w:val="Header"/>
-              <w:rPr>
-                <w:sz w:val="20"/>
-                <w:szCs w:val="20"/>
-              </w:rPr>
-            </w:pPr>
-            <w:r>
-              <w:rPr>
-                <w:sz w:val="20"/>
-                <w:szCs w:val="20"/>
-              </w:rPr>
-              <w:t>{{respondent_email}}</w:t>
+              <w:t>{{</w:t>
+            </w:r>
+            <w:proofErr w:type="spellStart"/>
+            <w:r>
+              <w:rPr>
+                <w:sz w:val="20"/>
+                <w:szCs w:val="20"/>
+              </w:rPr>
+              <w:t>respondent_email</w:t>
+            </w:r>
+            <w:proofErr w:type="spellEnd"/>
+            <w:r>
+              <w:rPr>
+                <w:sz w:val="20"/>
+                <w:szCs w:val="20"/>
+              </w:rPr>
+              <w:t>}}</w:t>
             </w:r>
           </w:p>
         </w:tc>
@@ -2348,7 +2461,7 @@
         </w:tc>
         <w:tc>
           <w:tcPr>
-            <w:tcW w:w="990" w:type="dxa"/>
+            <w:tcW w:w="1351" w:type="dxa"/>
             <w:gridSpan w:val="3"/>
             <w:shd w:val="pct20" w:color="auto" w:fill="FFFFFF"/>
             <w:vAlign w:val="center"/>
@@ -2372,8 +2485,8 @@
         </w:tc>
         <w:tc>
           <w:tcPr>
-            <w:tcW w:w="2126" w:type="dxa"/>
-            <w:gridSpan w:val="6"/>
+            <w:tcW w:w="1495" w:type="dxa"/>
+            <w:gridSpan w:val="7"/>
             <w:vAlign w:val="center"/>
           </w:tcPr>
           <w:p>
@@ -2409,8 +2522,7 @@
         </w:tc>
         <w:tc>
           <w:tcPr>
-            <w:tcW w:w="992" w:type="dxa"/>
-            <w:gridSpan w:val="2"/>
+            <w:tcW w:w="845" w:type="dxa"/>
             <w:shd w:val="pct20" w:color="auto" w:fill="FFFFFF"/>
             <w:vAlign w:val="center"/>
           </w:tcPr>
@@ -2433,8 +2545,48 @@
         </w:tc>
         <w:tc>
           <w:tcPr>
-            <w:tcW w:w="851" w:type="dxa"/>
+            <w:tcW w:w="1620" w:type="dxa"/>
+            <w:gridSpan w:val="7"/>
+            <w:vAlign w:val="center"/>
+          </w:tcPr>
+          <w:p>
+            <w:pPr>
+              <w:pStyle w:val="Header"/>
+              <w:rPr>
+                <w:sz w:val="20"/>
+                <w:szCs w:val="20"/>
+              </w:rPr>
+            </w:pPr>
+          </w:p>
+        </w:tc>
+        <w:tc>
+          <w:tcPr>
+            <w:tcW w:w="892" w:type="dxa"/>
             <w:gridSpan w:val="4"/>
+            <w:shd w:val="pct20" w:color="auto" w:fill="FFFFFF"/>
+            <w:vAlign w:val="center"/>
+          </w:tcPr>
+          <w:p>
+            <w:pPr>
+              <w:spacing w:after="0"/>
+              <w:rPr>
+                <w:sz w:val="20"/>
+                <w:szCs w:val="20"/>
+              </w:rPr>
+            </w:pPr>
+            <w:r>
+              <w:rPr>
+                <w:sz w:val="20"/>
+                <w:szCs w:val="20"/>
+              </w:rPr>
+              <w:t>Mobile:</w:t>
+            </w:r>
+          </w:p>
+        </w:tc>
+        <w:tc>
+          <w:tcPr>
+            <w:tcW w:w="2019" w:type="dxa"/>
+            <w:gridSpan w:val="3"/>
             <w:vAlign w:val="center"/>
           </w:tcPr>
           <w:p>
@@ -2445,52 +2597,28 @@
                 <w:szCs w:val="20"/>
               </w:rPr>
             </w:pPr>
-          </w:p>
-        </w:tc>
-        <w:tc>
-          <w:tcPr>
-            <w:tcW w:w="992" w:type="dxa"/>
-            <w:gridSpan w:val="7"/>
-            <w:shd w:val="pct20" w:color="auto" w:fill="FFFFFF"/>
-            <w:vAlign w:val="center"/>
-          </w:tcPr>
-          <w:p>
-            <w:pPr>
-              <w:spacing w:after="0"/>
-              <w:rPr>
-                <w:sz w:val="20"/>
-                <w:szCs w:val="20"/>
-              </w:rPr>
-            </w:pPr>
-            <w:r>
-              <w:rPr>
-                <w:sz w:val="20"/>
-                <w:szCs w:val="20"/>
-              </w:rPr>
-              <w:t>Mobile:</w:t>
-            </w:r>
-          </w:p>
-        </w:tc>
-        <w:tc>
-          <w:tcPr>
-            <w:tcW w:w="2271" w:type="dxa"/>
-            <w:gridSpan w:val="5"/>
-            <w:vAlign w:val="center"/>
-          </w:tcPr>
-          <w:p>
-            <w:pPr>
-              <w:pStyle w:val="Header"/>
-              <w:rPr>
-                <w:sz w:val="20"/>
-                <w:szCs w:val="20"/>
-              </w:rPr>
-            </w:pPr>
-            <w:r>
-              <w:rPr>
-                <w:sz w:val="20"/>
-                <w:szCs w:val="20"/>
-              </w:rPr>
-              <w:t>{{respondent_phone}}</w:t>
+            <w:r>
+              <w:rPr>
+                <w:sz w:val="20"/>
+                <w:szCs w:val="20"/>
+              </w:rPr>
+              <w:t>{{</w:t>
+            </w:r>
+            <w:proofErr w:type="spellStart"/>
+            <w:r>
+              <w:rPr>
+                <w:sz w:val="20"/>
+                <w:szCs w:val="20"/>
+              </w:rPr>
+              <w:t>respont_phone</w:t>
+            </w:r>
+            <w:proofErr w:type="spellEnd"/>
+            <w:r>
+              <w:rPr>
+                <w:sz w:val="20"/>
+                <w:szCs w:val="20"/>
+              </w:rPr>
+              <w:t>}}</w:t>
             </w:r>
           </w:p>
         </w:tc>
@@ -2526,7 +2654,7 @@
         </w:tc>
         <w:tc>
           <w:tcPr>
-            <w:tcW w:w="990" w:type="dxa"/>
+            <w:tcW w:w="1351" w:type="dxa"/>
             <w:gridSpan w:val="3"/>
             <w:vAlign w:val="center"/>
           </w:tcPr>
@@ -2543,13 +2671,104 @@
                 <w:sz w:val="20"/>
                 <w:szCs w:val="20"/>
               </w:rPr>
-              <w:t>{{respondent_dob}}</w:t>
-            </w:r>
-          </w:p>
-        </w:tc>
-        <w:tc>
-          <w:tcPr>
-            <w:tcW w:w="1417" w:type="dxa"/>
+              <w:t>{{</w:t>
+            </w:r>
+            <w:proofErr w:type="spellStart"/>
+            <w:r>
+              <w:rPr>
+                <w:sz w:val="20"/>
+                <w:szCs w:val="20"/>
+              </w:rPr>
+              <w:t>r</w:t>
+            </w:r>
+            <w:r>
+              <w:rPr>
+                <w:sz w:val="20"/>
+                <w:szCs w:val="20"/>
+              </w:rPr>
+              <w:t>_dob</w:t>
+            </w:r>
+            <w:proofErr w:type="spellEnd"/>
+            <w:r>
+              <w:rPr>
+                <w:sz w:val="20"/>
+                <w:szCs w:val="20"/>
+              </w:rPr>
+              <w:t>}}</w:t>
+            </w:r>
+          </w:p>
+        </w:tc>
+        <w:tc>
+          <w:tcPr>
+            <w:tcW w:w="600" w:type="dxa"/>
+            <w:gridSpan w:val="2"/>
+            <w:shd w:val="pct20" w:color="auto" w:fill="FFFFFF"/>
+            <w:vAlign w:val="center"/>
+          </w:tcPr>
+          <w:p>
+            <w:pPr>
+              <w:spacing w:after="0"/>
+              <w:rPr>
+                <w:sz w:val="20"/>
+                <w:szCs w:val="20"/>
+              </w:rPr>
+            </w:pPr>
+            <w:r>
+              <w:rPr>
+                <w:sz w:val="20"/>
+                <w:szCs w:val="20"/>
+              </w:rPr>
+              <w:t>Age</w:t>
+            </w:r>
+          </w:p>
+        </w:tc>
+        <w:tc>
+          <w:tcPr>
+            <w:tcW w:w="660" w:type="dxa"/>
+            <w:gridSpan w:val="3"/>
+            <w:vAlign w:val="center"/>
+          </w:tcPr>
+          <w:p>
+            <w:pPr>
+              <w:pStyle w:val="Header"/>
+              <w:rPr>
+                <w:sz w:val="20"/>
+                <w:szCs w:val="20"/>
+              </w:rPr>
+            </w:pPr>
+            <w:r>
+              <w:rPr>
+                <w:sz w:val="20"/>
+                <w:szCs w:val="20"/>
+              </w:rPr>
+              <w:fldChar w:fldCharType="begin"/>
+            </w:r>
+            <w:r>
+              <w:rPr>
+                <w:sz w:val="20"/>
+                <w:szCs w:val="20"/>
+              </w:rPr>
+              <w:instrText xml:space="preserve">  </w:instrText>
+            </w:r>
+            <w:r>
+              <w:rPr>
+                <w:sz w:val="20"/>
+                <w:szCs w:val="20"/>
+              </w:rPr>
+              <w:fldChar w:fldCharType="end"/>
+            </w:r>
+            <w:r>
+              <w:rPr>
+                <w:sz w:val="20"/>
+                <w:szCs w:val="20"/>
+              </w:rPr>
+              <w:t>{{z}}</w:t>
+            </w:r>
+          </w:p>
+        </w:tc>
+        <w:tc>
+          <w:tcPr>
+            <w:tcW w:w="1080" w:type="dxa"/>
             <w:gridSpan w:val="3"/>
             <w:shd w:val="pct20" w:color="auto" w:fill="FFFFFF"/>
             <w:vAlign w:val="center"/>
@@ -2567,14 +2786,14 @@
                 <w:sz w:val="20"/>
                 <w:szCs w:val="20"/>
               </w:rPr>
-              <w:t>Age</w:t>
-            </w:r>
-          </w:p>
-        </w:tc>
-        <w:tc>
-          <w:tcPr>
-            <w:tcW w:w="709" w:type="dxa"/>
-            <w:gridSpan w:val="3"/>
+              <w:t>Gender</w:t>
+            </w:r>
+          </w:p>
+        </w:tc>
+        <w:tc>
+          <w:tcPr>
+            <w:tcW w:w="811" w:type="dxa"/>
+            <w:gridSpan w:val="4"/>
             <w:vAlign w:val="center"/>
           </w:tcPr>
           <w:p>
@@ -2590,7 +2809,23 @@
                 <w:sz w:val="20"/>
                 <w:szCs w:val="20"/>
               </w:rPr>
-              <w:t>{{respondent_age}}</w:t>
+              <w:t>{{</w:t>
+            </w:r>
+            <w:proofErr w:type="spellStart"/>
+            <w:r>
+              <w:rPr>
+                <w:sz w:val="20"/>
+                <w:szCs w:val="20"/>
+              </w:rPr>
+              <w:t>rg</w:t>
+            </w:r>
+            <w:proofErr w:type="spellEnd"/>
+            <w:r>
+              <w:rPr>
+                <w:sz w:val="20"/>
+                <w:szCs w:val="20"/>
+              </w:rPr>
+              <w:t>}}</w:t>
             </w:r>
             <w:r>
               <w:rPr>
@@ -2617,8 +2852,8 @@
         </w:tc>
         <w:tc>
           <w:tcPr>
-            <w:tcW w:w="992" w:type="dxa"/>
-            <w:gridSpan w:val="2"/>
+            <w:tcW w:w="1259" w:type="dxa"/>
+            <w:gridSpan w:val="6"/>
             <w:shd w:val="pct20" w:color="auto" w:fill="FFFFFF"/>
             <w:vAlign w:val="center"/>
           </w:tcPr>
@@ -2635,14 +2870,14 @@
                 <w:sz w:val="20"/>
                 <w:szCs w:val="20"/>
               </w:rPr>
-              <w:t>Gender</w:t>
-            </w:r>
-          </w:p>
-        </w:tc>
-        <w:tc>
-          <w:tcPr>
-            <w:tcW w:w="394" w:type="dxa"/>
-            <w:gridSpan w:val="3"/>
+              <w:t>Occupation</w:t>
+            </w:r>
+          </w:p>
+        </w:tc>
+        <w:tc>
+          <w:tcPr>
+            <w:tcW w:w="2461" w:type="dxa"/>
+            <w:gridSpan w:val="4"/>
             <w:vAlign w:val="center"/>
           </w:tcPr>
           <w:p>
@@ -2658,7 +2893,30 @@
                 <w:sz w:val="20"/>
                 <w:szCs w:val="20"/>
               </w:rPr>
-              <w:t>M</w:t>
+              <w:t>{{</w:t>
+            </w:r>
+            <w:proofErr w:type="spellStart"/>
+            <w:r>
+              <w:rPr>
+                <w:sz w:val="20"/>
+                <w:szCs w:val="20"/>
+              </w:rPr>
+              <w:t>respont</w:t>
+            </w:r>
+            <w:r>
+              <w:rPr>
+                <w:sz w:val="20"/>
+                <w:szCs w:val="20"/>
+              </w:rPr>
+              <w:t>_occupation</w:t>
+            </w:r>
+            <w:proofErr w:type="spellEnd"/>
+            <w:r>
+              <w:rPr>
+                <w:sz w:val="20"/>
+                <w:szCs w:val="20"/>
+              </w:rPr>
+              <w:t>}}</w:t>
             </w:r>
             <w:r>
               <w:rPr>
@@ -2680,95 +2938,6 @@
                 <w:szCs w:val="20"/>
               </w:rPr>
               <w:fldChar w:fldCharType="end"/>
-            </w:r>
-          </w:p>
-        </w:tc>
-        <w:tc>
-          <w:tcPr>
-            <w:tcW w:w="1259" w:type="dxa"/>
-            <w:gridSpan w:val="7"/>
-            <w:shd w:val="pct20" w:color="auto" w:fill="FFFFFF"/>
-            <w:vAlign w:val="center"/>
-          </w:tcPr>
-          <w:p>
-            <w:pPr>
-              <w:spacing w:after="0"/>
-              <w:rPr>
-                <w:sz w:val="20"/>
-                <w:szCs w:val="20"/>
-              </w:rPr>
-            </w:pPr>
-            <w:r>
-              <w:rPr>
-                <w:sz w:val="20"/>
-                <w:szCs w:val="20"/>
-              </w:rPr>
-              <w:t>Occupation</w:t>
-            </w:r>
-          </w:p>
-        </w:tc>
-        <w:tc>
-          <w:tcPr>
-            <w:tcW w:w="2461" w:type="dxa"/>
-            <w:gridSpan w:val="6"/>
-            <w:vAlign w:val="center"/>
-          </w:tcPr>
-          <w:p>
-            <w:pPr>
-              <w:pStyle w:val="Header"/>
-              <w:rPr>
-                <w:sz w:val="20"/>
-                <w:szCs w:val="20"/>
-              </w:rPr>
-            </w:pPr>
-            <w:r>
-              <w:rPr>
-                <w:sz w:val="20"/>
-                <w:szCs w:val="20"/>
-              </w:rPr>
-              <w:fldChar w:fldCharType="begin"/>
-            </w:r>
-            <w:r>
-              <w:rPr>
-                <w:sz w:val="20"/>
-                <w:szCs w:val="20"/>
-              </w:rPr>
-              <w:instrText xml:space="preserve">  </w:instrText>
-            </w:r>
-            <w:r>
-              <w:rPr>
-                <w:sz w:val="20"/>
-                <w:szCs w:val="20"/>
-              </w:rPr>
-              <w:fldChar w:fldCharType="end"/>
-            </w:r>
-            <w:r>
-              <w:rPr>
-                <w:sz w:val="20"/>
-                <w:szCs w:val="20"/>
-              </w:rPr>
-              <w:t xml:space="preserve"> </w:t>
-            </w:r>
-            <w:r>
-              <w:rPr>
-                <w:sz w:val="20"/>
-                <w:szCs w:val="20"/>
-              </w:rPr>
-              <w:t>{{respondent_occupatio</w:t>
-            </w:r>
-            <w:r>
-              <w:rPr>
-                <w:sz w:val="20"/>
-                <w:szCs w:val="20"/>
-              </w:rPr>
-              <w:t>n</w:t>
-            </w:r>
-            <w:r>
-              <w:rPr>
-                <w:sz w:val="20"/>
-                <w:szCs w:val="20"/>
-              </w:rPr>
-              <w:t>}}</w:t>
             </w:r>
           </w:p>
         </w:tc>
@@ -2807,7 +2976,7 @@
         <w:tc>
           <w:tcPr>
             <w:tcW w:w="8222" w:type="dxa"/>
-            <w:gridSpan w:val="27"/>
+            <w:gridSpan w:val="25"/>
             <w:tcBorders>
               <w:bottom w:val="nil"/>
             </w:tcBorders>
@@ -3325,12 +3494,12 @@
               </w:rPr>
               <w:fldChar w:fldCharType="begin">
                 <w:ffData>
-                  <w:name w:val="Check1"/>
+                  <w:name w:val=""/>
                   <w:enabled/>
                   <w:calcOnExit w:val="0"/>
                   <w:checkBox>
                     <w:sizeAuto/>
-                    <w:default w:val="0"/>
+                    <w:default w:val="1"/>
                   </w:checkBox>
                 </w:ffData>
               </w:fldChar>
@@ -3373,6 +3542,16 @@
                 <w:szCs w:val="18"/>
               </w:rPr>
               <w:t xml:space="preserve"> (Dutch, Japanese, Tokelauan, etc) Please state: </w:t>
+            </w:r>
+            <w:r>
+              <w:rPr>
+                <w:rFonts w:cs="Arial"/>
+                <w:b/>
+                <w:bCs/>
+                <w:sz w:val="18"/>
+                <w:szCs w:val="18"/>
+              </w:rPr>
+              <w:t xml:space="preserve">{{respondent_ethnicity_other_value}}</w:t>
             </w:r>
           </w:p>
         </w:tc>
@@ -3411,36 +3590,36 @@
         </w:tc>
         <w:tc>
           <w:tcPr>
-            <w:tcW w:w="2974" w:type="dxa"/>
+            <w:tcW w:w="2481" w:type="dxa"/>
+            <w:gridSpan w:val="7"/>
+            <w:tcBorders>
+              <w:bottom w:val="double" w:sz="4" w:space="0" w:color="auto"/>
+            </w:tcBorders>
+          </w:tcPr>
+          <w:p>
+            <w:pPr>
+              <w:spacing w:after="0"/>
+              <w:rPr>
+                <w:sz w:val="20"/>
+                <w:szCs w:val="20"/>
+              </w:rPr>
+            </w:pPr>
+            <w:r>
+              <w:rPr>
+                <w:sz w:val="20"/>
+                <w:szCs w:val="20"/>
+              </w:rPr>
+              <w:t xml:space="preserve">New Zealand </w:t>
+            </w:r>
+          </w:p>
+        </w:tc>
+        <w:tc>
+          <w:tcPr>
+            <w:tcW w:w="2021" w:type="dxa"/>
             <w:gridSpan w:val="8"/>
             <w:tcBorders>
               <w:bottom w:val="double" w:sz="4" w:space="0" w:color="auto"/>
             </w:tcBorders>
-          </w:tcPr>
-          <w:p>
-            <w:pPr>
-              <w:spacing w:after="0"/>
-              <w:rPr>
-                <w:sz w:val="20"/>
-                <w:szCs w:val="20"/>
-              </w:rPr>
-            </w:pPr>
-            <w:r>
-              <w:rPr>
-                <w:sz w:val="20"/>
-                <w:szCs w:val="20"/>
-              </w:rPr>
-              <w:t xml:space="preserve">New Zealand </w:t>
-            </w:r>
-          </w:p>
-        </w:tc>
-        <w:tc>
-          <w:tcPr>
-            <w:tcW w:w="1528" w:type="dxa"/>
-            <w:gridSpan w:val="6"/>
-            <w:tcBorders>
-              <w:bottom w:val="double" w:sz="4" w:space="0" w:color="auto"/>
-            </w:tcBorders>
             <w:shd w:val="clear" w:color="auto" w:fill="D9D9D9" w:themeFill="background1" w:themeFillShade="D9"/>
             <w:vAlign w:val="center"/>
           </w:tcPr>
@@ -3486,7 +3665,7 @@
         <w:tc>
           <w:tcPr>
             <w:tcW w:w="1701" w:type="dxa"/>
-            <w:gridSpan w:val="10"/>
+            <w:gridSpan w:val="7"/>
             <w:tcBorders>
               <w:bottom w:val="double" w:sz="4" w:space="0" w:color="auto"/>
             </w:tcBorders>
@@ -3573,8 +3752,8 @@
         </w:tc>
         <w:tc>
           <w:tcPr>
-            <w:tcW w:w="2974" w:type="dxa"/>
-            <w:gridSpan w:val="8"/>
+            <w:tcW w:w="2481" w:type="dxa"/>
+            <w:gridSpan w:val="7"/>
             <w:tcBorders>
               <w:top w:val="nil"/>
               <w:bottom w:val="nil"/>
@@ -3594,14 +3773,30 @@
                 <w:sz w:val="20"/>
                 <w:szCs w:val="20"/>
               </w:rPr>
-              <w:t>{{marriage_date}}</w:t>
-            </w:r>
-          </w:p>
-        </w:tc>
-        <w:tc>
-          <w:tcPr>
-            <w:tcW w:w="3229" w:type="dxa"/>
-            <w:gridSpan w:val="16"/>
+              <w:t>{{</w:t>
+            </w:r>
+            <w:proofErr w:type="spellStart"/>
+            <w:r>
+              <w:rPr>
+                <w:sz w:val="20"/>
+                <w:szCs w:val="20"/>
+              </w:rPr>
+              <w:t>marriage_date</w:t>
+            </w:r>
+            <w:proofErr w:type="spellEnd"/>
+            <w:r>
+              <w:rPr>
+                <w:sz w:val="20"/>
+                <w:szCs w:val="20"/>
+              </w:rPr>
+              <w:t>}}</w:t>
+            </w:r>
+          </w:p>
+        </w:tc>
+        <w:tc>
+          <w:tcPr>
+            <w:tcW w:w="3722" w:type="dxa"/>
+            <w:gridSpan w:val="15"/>
             <w:tcBorders>
               <w:top w:val="nil"/>
               <w:bottom w:val="nil"/>
@@ -3644,6 +3839,29 @@
                 <w:szCs w:val="20"/>
               </w:rPr>
             </w:pPr>
+            <w:r>
+              <w:rPr>
+                <w:sz w:val="20"/>
+                <w:szCs w:val="20"/>
+              </w:rPr>
+              <w:t>{{</w:t>
+            </w:r>
+            <w:proofErr w:type="spellStart"/>
+            <w:r>
+              <w:rPr>
+                <w:sz w:val="20"/>
+                <w:szCs w:val="20"/>
+              </w:rPr>
+              <w:t>marriage_place</w:t>
+            </w:r>
+            <w:proofErr w:type="spellEnd"/>
+            <w:r>
+              <w:rPr>
+                <w:sz w:val="20"/>
+                <w:szCs w:val="20"/>
+              </w:rPr>
+              <w:t>}}</w:t>
+            </w:r>
           </w:p>
         </w:tc>
       </w:tr>
@@ -3655,7 +3873,7 @@
         </w:trPr>
         <w:tc>
           <w:tcPr>
-            <w:tcW w:w="3681" w:type="dxa"/>
+            <w:tcW w:w="4042" w:type="dxa"/>
             <w:gridSpan w:val="6"/>
             <w:tcBorders>
               <w:bottom w:val="double" w:sz="4" w:space="0" w:color="auto"/>
@@ -3703,8 +3921,8 @@
         </w:tc>
         <w:tc>
           <w:tcPr>
-            <w:tcW w:w="1984" w:type="dxa"/>
-            <w:gridSpan w:val="5"/>
+            <w:tcW w:w="1130" w:type="dxa"/>
+            <w:gridSpan w:val="4"/>
             <w:tcBorders>
               <w:bottom w:val="double" w:sz="4" w:space="0" w:color="auto"/>
             </w:tcBorders>
@@ -3723,14 +3941,14 @@
                 <w:sz w:val="20"/>
                 <w:szCs w:val="20"/>
               </w:rPr>
-              <w:t>{{relationship_start_date}}</w:t>
-            </w:r>
-          </w:p>
-        </w:tc>
-        <w:tc>
-          <w:tcPr>
-            <w:tcW w:w="3229" w:type="dxa"/>
-            <w:gridSpan w:val="16"/>
+              <w:t>{{start}}</w:t>
+            </w:r>
+          </w:p>
+        </w:tc>
+        <w:tc>
+          <w:tcPr>
+            <w:tcW w:w="3722" w:type="dxa"/>
+            <w:gridSpan w:val="15"/>
             <w:tcBorders>
               <w:bottom w:val="double" w:sz="4" w:space="0" w:color="auto"/>
             </w:tcBorders>
@@ -3803,7 +4021,7 @@
         <w:tc>
           <w:tcPr>
             <w:tcW w:w="10913" w:type="dxa"/>
-            <w:gridSpan w:val="30"/>
+            <w:gridSpan w:val="28"/>
             <w:tcBorders>
               <w:top w:val="nil"/>
               <w:bottom w:val="nil"/>
@@ -3930,6 +4148,7 @@
         <w:tc>
           <w:tcPr>
             <w:tcW w:w="851" w:type="dxa"/>
+            <w:gridSpan w:val="2"/>
             <w:shd w:val="pct20" w:color="auto" w:fill="FFFFFF"/>
             <w:vAlign w:val="center"/>
           </w:tcPr>
@@ -3989,7 +4208,7 @@
         <w:tc>
           <w:tcPr>
             <w:tcW w:w="1276" w:type="dxa"/>
-            <w:gridSpan w:val="7"/>
+            <w:gridSpan w:val="6"/>
             <w:shd w:val="pct20" w:color="auto" w:fill="FFFFFF"/>
             <w:vAlign w:val="center"/>
           </w:tcPr>
@@ -4014,7 +4233,7 @@
         <w:tc>
           <w:tcPr>
             <w:tcW w:w="1276" w:type="dxa"/>
-            <w:gridSpan w:val="5"/>
+            <w:gridSpan w:val="3"/>
             <w:shd w:val="pct20" w:color="auto" w:fill="FFFFFF"/>
             <w:vAlign w:val="center"/>
           </w:tcPr>
@@ -4110,7 +4329,21 @@
                 <w:sz w:val="20"/>
                 <w:szCs w:val="20"/>
               </w:rPr>
-              <w:t>{{child_1_age}}</w:t>
+              <w:t>{{</w:t>
+            </w:r>
+            <w:r>
+              <w:rPr>
+                <w:sz w:val="20"/>
+                <w:szCs w:val="20"/>
+              </w:rPr>
+              <w:t>c1a</w:t>
+            </w:r>
+            <w:r>
+              <w:rPr>
+                <w:sz w:val="20"/>
+                <w:szCs w:val="20"/>
+              </w:rPr>
+              <w:t>}}</w:t>
             </w:r>
           </w:p>
         </w:tc>
@@ -4133,13 +4366,14 @@
                 <w:sz w:val="20"/>
                 <w:szCs w:val="20"/>
               </w:rPr>
-              <w:t>{{child_1_dob}}</w:t>
+              <w:t>{{c1dob}}</w:t>
             </w:r>
           </w:p>
         </w:tc>
         <w:tc>
           <w:tcPr>
             <w:tcW w:w="851" w:type="dxa"/>
+            <w:gridSpan w:val="2"/>
             <w:vAlign w:val="center"/>
           </w:tcPr>
           <w:p>
@@ -4155,7 +4389,21 @@
                 <w:sz w:val="20"/>
                 <w:szCs w:val="20"/>
               </w:rPr>
-              <w:t>{{child_1_gender}}</w:t>
+              <w:t>{{c1</w:t>
+            </w:r>
+            <w:r>
+              <w:rPr>
+                <w:sz w:val="20"/>
+                <w:szCs w:val="20"/>
+              </w:rPr>
+              <w:t>g</w:t>
+            </w:r>
+            <w:r>
+              <w:rPr>
+                <w:sz w:val="20"/>
+                <w:szCs w:val="20"/>
+              </w:rPr>
+              <w:t>}}</w:t>
             </w:r>
           </w:p>
         </w:tc>
@@ -4178,53 +4426,81 @@
                 <w:sz w:val="20"/>
                 <w:szCs w:val="20"/>
               </w:rPr>
-              <w:t>{{child_1_living_with}}</w:t>
+              <w:t>{{c1living}}</w:t>
             </w:r>
           </w:p>
         </w:tc>
         <w:tc>
           <w:tcPr>
             <w:tcW w:w="1276" w:type="dxa"/>
-            <w:gridSpan w:val="7"/>
-            <w:vAlign w:val="center"/>
-          </w:tcPr>
-          <w:p>
-            <w:pPr>
-              <w:spacing w:after="0"/>
-              <w:rPr>
-                <w:sz w:val="20"/>
-                <w:szCs w:val="20"/>
-              </w:rPr>
-            </w:pPr>
-            <w:r>
-              <w:rPr>
-                <w:sz w:val="20"/>
-                <w:szCs w:val="20"/>
-              </w:rPr>
-              <w:t>{{child_1_relationship_to_applicant}}</w:t>
+            <w:gridSpan w:val="6"/>
+            <w:vAlign w:val="center"/>
+          </w:tcPr>
+          <w:p>
+            <w:pPr>
+              <w:spacing w:after="0"/>
+              <w:rPr>
+                <w:sz w:val="20"/>
+                <w:szCs w:val="20"/>
+              </w:rPr>
+            </w:pPr>
+            <w:r>
+              <w:rPr>
+                <w:sz w:val="20"/>
+                <w:szCs w:val="20"/>
+              </w:rPr>
+              <w:t>{{</w:t>
+            </w:r>
+            <w:r>
+              <w:rPr>
+                <w:sz w:val="20"/>
+                <w:szCs w:val="20"/>
+              </w:rPr>
+              <w:t>c</w:t>
+            </w:r>
+            <w:r>
+              <w:rPr>
+                <w:sz w:val="20"/>
+                <w:szCs w:val="20"/>
+              </w:rPr>
+              <w:t>1rt</w:t>
+            </w:r>
+            <w:r>
+              <w:rPr>
+                <w:sz w:val="20"/>
+                <w:szCs w:val="20"/>
+              </w:rPr>
+              <w:t>a</w:t>
+            </w:r>
+            <w:r>
+              <w:rPr>
+                <w:sz w:val="20"/>
+                <w:szCs w:val="20"/>
+              </w:rPr>
+              <w:t>}}</w:t>
             </w:r>
           </w:p>
         </w:tc>
         <w:tc>
           <w:tcPr>
             <w:tcW w:w="1276" w:type="dxa"/>
-            <w:gridSpan w:val="5"/>
-            <w:vAlign w:val="center"/>
-          </w:tcPr>
-          <w:p>
-            <w:pPr>
-              <w:spacing w:after="0"/>
-              <w:rPr>
-                <w:sz w:val="20"/>
-                <w:szCs w:val="20"/>
-              </w:rPr>
-            </w:pPr>
-            <w:r>
-              <w:rPr>
-                <w:sz w:val="20"/>
-                <w:szCs w:val="20"/>
-              </w:rPr>
-              <w:t>{{child_1_relationship_to_respondent}}</w:t>
+            <w:gridSpan w:val="3"/>
+            <w:vAlign w:val="center"/>
+          </w:tcPr>
+          <w:p>
+            <w:pPr>
+              <w:spacing w:after="0"/>
+              <w:rPr>
+                <w:sz w:val="20"/>
+                <w:szCs w:val="20"/>
+              </w:rPr>
+            </w:pPr>
+            <w:r>
+              <w:rPr>
+                <w:sz w:val="20"/>
+                <w:szCs w:val="20"/>
+              </w:rPr>
+              <w:t>{{c1rtr}}</w:t>
             </w:r>
           </w:p>
         </w:tc>
@@ -4247,7 +4523,7 @@
                 <w:sz w:val="20"/>
                 <w:szCs w:val="20"/>
               </w:rPr>
-              <w:t>{{child_1_ethnicity}}</w:t>
+              <w:t>{{c1e}}</w:t>
             </w:r>
           </w:p>
         </w:tc>
@@ -4277,7 +4553,23 @@
                 <w:sz w:val="20"/>
                 <w:szCs w:val="20"/>
               </w:rPr>
-              <w:t>{{child_2_name}}</w:t>
+              <w:t>{{child_</w:t>
+            </w:r>
+            <w:r>
+              <w:rPr>
+                <w:b/>
+                <w:sz w:val="20"/>
+                <w:szCs w:val="20"/>
+              </w:rPr>
+              <w:t>2</w:t>
+            </w:r>
+            <w:r>
+              <w:rPr>
+                <w:b/>
+                <w:sz w:val="20"/>
+                <w:szCs w:val="20"/>
+              </w:rPr>
+              <w:t>_name}}</w:t>
             </w:r>
           </w:p>
         </w:tc>
@@ -4300,15 +4592,21 @@
                 <w:sz w:val="20"/>
                 <w:szCs w:val="20"/>
               </w:rPr>
-              <w:t>{{child_</w:t>
-            </w:r>
-            <w:r>
-              <w:rPr>
-                <w:sz w:val="20"/>
-                <w:szCs w:val="20"/>
-              </w:rPr>
-              <w:lastRenderedPageBreak/>
-              <w:t>2_age}}</w:t>
+              <w:t>{{</w:t>
+            </w:r>
+            <w:r>
+              <w:rPr>
+                <w:sz w:val="20"/>
+                <w:szCs w:val="20"/>
+              </w:rPr>
+              <w:t>c2a</w:t>
+            </w:r>
+            <w:r>
+              <w:rPr>
+                <w:sz w:val="20"/>
+                <w:szCs w:val="20"/>
+              </w:rPr>
+              <w:t>}}</w:t>
             </w:r>
           </w:p>
         </w:tc>
@@ -4331,14 +4629,28 @@
                 <w:sz w:val="20"/>
                 <w:szCs w:val="20"/>
               </w:rPr>
-              <w:lastRenderedPageBreak/>
-              <w:t>{{child_2_dob}}</w:t>
+              <w:t>{{c</w:t>
+            </w:r>
+            <w:r>
+              <w:rPr>
+                <w:sz w:val="20"/>
+                <w:szCs w:val="20"/>
+              </w:rPr>
+              <w:t>2</w:t>
+            </w:r>
+            <w:r>
+              <w:rPr>
+                <w:sz w:val="20"/>
+                <w:szCs w:val="20"/>
+              </w:rPr>
+              <w:t>dob}}</w:t>
             </w:r>
           </w:p>
         </w:tc>
         <w:tc>
           <w:tcPr>
             <w:tcW w:w="851" w:type="dxa"/>
+            <w:gridSpan w:val="2"/>
             <w:vAlign w:val="center"/>
           </w:tcPr>
           <w:p>
@@ -4354,7 +4666,21 @@
                 <w:sz w:val="20"/>
                 <w:szCs w:val="20"/>
               </w:rPr>
-              <w:t>{{child_2_gender}}</w:t>
+              <w:t>{{c</w:t>
+            </w:r>
+            <w:r>
+              <w:rPr>
+                <w:sz w:val="20"/>
+                <w:szCs w:val="20"/>
+              </w:rPr>
+              <w:t>2g</w:t>
+            </w:r>
+            <w:r>
+              <w:rPr>
+                <w:sz w:val="20"/>
+                <w:szCs w:val="20"/>
+              </w:rPr>
+              <w:t>}}</w:t>
             </w:r>
           </w:p>
         </w:tc>
@@ -4377,70 +4703,109 @@
                 <w:sz w:val="20"/>
                 <w:szCs w:val="20"/>
               </w:rPr>
-              <w:t>{{child_2_living_with}}</w:t>
+              <w:t>{{c</w:t>
+            </w:r>
+            <w:r>
+              <w:rPr>
+                <w:sz w:val="20"/>
+                <w:szCs w:val="20"/>
+              </w:rPr>
+              <w:t>2</w:t>
+            </w:r>
+            <w:r>
+              <w:rPr>
+                <w:sz w:val="20"/>
+                <w:szCs w:val="20"/>
+              </w:rPr>
+              <w:t>living}}</w:t>
             </w:r>
           </w:p>
         </w:tc>
         <w:tc>
           <w:tcPr>
             <w:tcW w:w="1276" w:type="dxa"/>
-            <w:gridSpan w:val="7"/>
-            <w:vAlign w:val="center"/>
-          </w:tcPr>
-          <w:p>
-            <w:pPr>
-              <w:spacing w:after="0"/>
-              <w:rPr>
-                <w:sz w:val="20"/>
-                <w:szCs w:val="20"/>
-              </w:rPr>
-            </w:pPr>
-            <w:r>
-              <w:rPr>
-                <w:sz w:val="20"/>
-                <w:szCs w:val="20"/>
-              </w:rPr>
-              <w:t>{{child_2_relationship_t</w:t>
-            </w:r>
-            <w:r>
-              <w:rPr>
-                <w:sz w:val="20"/>
-                <w:szCs w:val="20"/>
-              </w:rPr>
-              <w:lastRenderedPageBreak/>
-              <w:t>o_applicant}}</w:t>
+            <w:gridSpan w:val="6"/>
+            <w:vAlign w:val="center"/>
+          </w:tcPr>
+          <w:p>
+            <w:pPr>
+              <w:spacing w:after="0"/>
+              <w:rPr>
+                <w:sz w:val="20"/>
+                <w:szCs w:val="20"/>
+              </w:rPr>
+            </w:pPr>
+            <w:r>
+              <w:rPr>
+                <w:sz w:val="20"/>
+                <w:szCs w:val="20"/>
+              </w:rPr>
+              <w:t>{{</w:t>
+            </w:r>
+            <w:r>
+              <w:rPr>
+                <w:sz w:val="20"/>
+                <w:szCs w:val="20"/>
+              </w:rPr>
+              <w:t>c2</w:t>
+            </w:r>
+            <w:r>
+              <w:rPr>
+                <w:sz w:val="20"/>
+                <w:szCs w:val="20"/>
+              </w:rPr>
+              <w:t>rt</w:t>
+            </w:r>
+            <w:r>
+              <w:rPr>
+                <w:sz w:val="20"/>
+                <w:szCs w:val="20"/>
+              </w:rPr>
+              <w:t>a</w:t>
+            </w:r>
+            <w:r>
+              <w:rPr>
+                <w:sz w:val="20"/>
+                <w:szCs w:val="20"/>
+              </w:rPr>
+              <w:t>}}</w:t>
             </w:r>
           </w:p>
         </w:tc>
         <w:tc>
           <w:tcPr>
             <w:tcW w:w="1276" w:type="dxa"/>
-            <w:gridSpan w:val="5"/>
-            <w:vAlign w:val="center"/>
-          </w:tcPr>
-          <w:p>
-            <w:pPr>
-              <w:spacing w:after="0"/>
-              <w:rPr>
-                <w:sz w:val="20"/>
-                <w:szCs w:val="20"/>
-              </w:rPr>
-            </w:pPr>
-            <w:r>
-              <w:rPr>
-                <w:sz w:val="20"/>
-                <w:szCs w:val="20"/>
-              </w:rPr>
-              <w:lastRenderedPageBreak/>
-              <w:t>{{child_2_relationship_t</w:t>
-            </w:r>
-            <w:r>
-              <w:rPr>
-                <w:sz w:val="20"/>
-                <w:szCs w:val="20"/>
-              </w:rPr>
-              <w:lastRenderedPageBreak/>
-              <w:t>o_respondent}}</w:t>
+            <w:gridSpan w:val="3"/>
+            <w:vAlign w:val="center"/>
+          </w:tcPr>
+          <w:p>
+            <w:pPr>
+              <w:spacing w:after="0"/>
+              <w:rPr>
+                <w:sz w:val="20"/>
+                <w:szCs w:val="20"/>
+              </w:rPr>
+            </w:pPr>
+            <w:r>
+              <w:rPr>
+                <w:sz w:val="20"/>
+                <w:szCs w:val="20"/>
+              </w:rPr>
+              <w:t>{{c</w:t>
+            </w:r>
+            <w:r>
+              <w:rPr>
+                <w:sz w:val="20"/>
+                <w:szCs w:val="20"/>
+              </w:rPr>
+              <w:t>2</w:t>
+            </w:r>
+            <w:r>
+              <w:rPr>
+                <w:sz w:val="20"/>
+                <w:szCs w:val="20"/>
+              </w:rPr>
+              <w:t>rtr}}</w:t>
             </w:r>
           </w:p>
         </w:tc>
@@ -4463,22 +4828,7 @@
                 <w:sz w:val="20"/>
                 <w:szCs w:val="20"/>
               </w:rPr>
-              <w:lastRenderedPageBreak/>
-              <w:t>{{child_</w:t>
-            </w:r>
-            <w:r>
-              <w:rPr>
-                <w:sz w:val="20"/>
-                <w:szCs w:val="20"/>
-              </w:rPr>
-              <w:t>2</w:t>
-            </w:r>
-            <w:r>
-              <w:rPr>
-                <w:sz w:val="20"/>
-                <w:szCs w:val="20"/>
-              </w:rPr>
-              <w:t>_ethnicity}}</w:t>
+              <w:t>{{c2e}}</w:t>
             </w:r>
           </w:p>
         </w:tc>
@@ -4502,6 +4852,30 @@
                 <w:szCs w:val="20"/>
               </w:rPr>
             </w:pPr>
+            <w:r>
+              <w:rPr>
+                <w:b/>
+                <w:sz w:val="20"/>
+                <w:szCs w:val="20"/>
+              </w:rPr>
+              <w:t>{{child_</w:t>
+            </w:r>
+            <w:r>
+              <w:rPr>
+                <w:b/>
+                <w:sz w:val="20"/>
+                <w:szCs w:val="20"/>
+              </w:rPr>
+              <w:t>3</w:t>
+            </w:r>
+            <w:r>
+              <w:rPr>
+                <w:b/>
+                <w:sz w:val="20"/>
+                <w:szCs w:val="20"/>
+              </w:rPr>
+              <w:t>_name}}</w:t>
+            </w:r>
           </w:p>
         </w:tc>
         <w:tc>
@@ -4518,6 +4892,27 @@
                 <w:szCs w:val="20"/>
               </w:rPr>
             </w:pPr>
+            <w:r>
+              <w:rPr>
+                <w:sz w:val="20"/>
+                <w:szCs w:val="20"/>
+              </w:rPr>
+              <w:t>{{</w:t>
+            </w:r>
+            <w:r>
+              <w:rPr>
+                <w:sz w:val="20"/>
+                <w:szCs w:val="20"/>
+              </w:rPr>
+              <w:t>c3a</w:t>
+            </w:r>
+            <w:r>
+              <w:rPr>
+                <w:sz w:val="20"/>
+                <w:szCs w:val="20"/>
+              </w:rPr>
+              <w:t>}}</w:t>
+            </w:r>
           </w:p>
         </w:tc>
         <w:tc>
@@ -4534,11 +4929,33 @@
                 <w:szCs w:val="20"/>
               </w:rPr>
             </w:pPr>
+            <w:r>
+              <w:rPr>
+                <w:sz w:val="20"/>
+                <w:szCs w:val="20"/>
+              </w:rPr>
+              <w:t>{{c</w:t>
+            </w:r>
+            <w:r>
+              <w:rPr>
+                <w:sz w:val="20"/>
+                <w:szCs w:val="20"/>
+              </w:rPr>
+              <w:t>3</w:t>
+            </w:r>
+            <w:r>
+              <w:rPr>
+                <w:sz w:val="20"/>
+                <w:szCs w:val="20"/>
+              </w:rPr>
+              <w:t>dob}}</w:t>
+            </w:r>
           </w:p>
         </w:tc>
         <w:tc>
           <w:tcPr>
             <w:tcW w:w="851" w:type="dxa"/>
+            <w:gridSpan w:val="2"/>
             <w:vAlign w:val="center"/>
           </w:tcPr>
           <w:p>
@@ -4549,6 +4966,27 @@
                 <w:szCs w:val="20"/>
               </w:rPr>
             </w:pPr>
+            <w:r>
+              <w:rPr>
+                <w:sz w:val="20"/>
+                <w:szCs w:val="20"/>
+              </w:rPr>
+              <w:t>{{c</w:t>
+            </w:r>
+            <w:r>
+              <w:rPr>
+                <w:sz w:val="20"/>
+                <w:szCs w:val="20"/>
+              </w:rPr>
+              <w:t>3g</w:t>
+            </w:r>
+            <w:r>
+              <w:rPr>
+                <w:sz w:val="20"/>
+                <w:szCs w:val="20"/>
+              </w:rPr>
+              <w:t>}}</w:t>
+            </w:r>
           </w:p>
         </w:tc>
         <w:tc>
@@ -4565,38 +5003,115 @@
                 <w:szCs w:val="20"/>
               </w:rPr>
             </w:pPr>
+            <w:r>
+              <w:rPr>
+                <w:sz w:val="20"/>
+                <w:szCs w:val="20"/>
+              </w:rPr>
+              <w:t>{{c</w:t>
+            </w:r>
+            <w:r>
+              <w:rPr>
+                <w:sz w:val="20"/>
+                <w:szCs w:val="20"/>
+              </w:rPr>
+              <w:t>3</w:t>
+            </w:r>
+            <w:r>
+              <w:rPr>
+                <w:sz w:val="20"/>
+                <w:szCs w:val="20"/>
+              </w:rPr>
+              <w:t>living}}</w:t>
+            </w:r>
           </w:p>
         </w:tc>
         <w:tc>
           <w:tcPr>
             <w:tcW w:w="1276" w:type="dxa"/>
-            <w:gridSpan w:val="7"/>
-            <w:vAlign w:val="center"/>
-          </w:tcPr>
-          <w:p>
-            <w:pPr>
-              <w:spacing w:after="0"/>
-              <w:rPr>
-                <w:sz w:val="20"/>
-                <w:szCs w:val="20"/>
-              </w:rPr>
-            </w:pPr>
+            <w:gridSpan w:val="6"/>
+            <w:vAlign w:val="center"/>
+          </w:tcPr>
+          <w:p>
+            <w:pPr>
+              <w:spacing w:after="0"/>
+              <w:rPr>
+                <w:sz w:val="20"/>
+                <w:szCs w:val="20"/>
+              </w:rPr>
+            </w:pPr>
+            <w:r>
+              <w:rPr>
+                <w:sz w:val="20"/>
+                <w:szCs w:val="20"/>
+              </w:rPr>
+              <w:t>{{</w:t>
+            </w:r>
+            <w:r>
+              <w:rPr>
+                <w:sz w:val="20"/>
+                <w:szCs w:val="20"/>
+              </w:rPr>
+              <w:t>c3</w:t>
+            </w:r>
+            <w:r>
+              <w:rPr>
+                <w:sz w:val="20"/>
+                <w:szCs w:val="20"/>
+              </w:rPr>
+              <w:t>rt</w:t>
+            </w:r>
+            <w:r>
+              <w:rPr>
+                <w:sz w:val="20"/>
+                <w:szCs w:val="20"/>
+              </w:rPr>
+              <w:t>a</w:t>
+            </w:r>
+            <w:r>
+              <w:rPr>
+                <w:sz w:val="20"/>
+                <w:szCs w:val="20"/>
+              </w:rPr>
+              <w:t>}}</w:t>
+            </w:r>
           </w:p>
         </w:tc>
         <w:tc>
           <w:tcPr>
             <w:tcW w:w="1276" w:type="dxa"/>
-            <w:gridSpan w:val="5"/>
-            <w:vAlign w:val="center"/>
-          </w:tcPr>
-          <w:p>
-            <w:pPr>
-              <w:spacing w:after="0"/>
-              <w:rPr>
-                <w:sz w:val="20"/>
-                <w:szCs w:val="20"/>
-              </w:rPr>
-            </w:pPr>
+            <w:gridSpan w:val="3"/>
+            <w:vAlign w:val="center"/>
+          </w:tcPr>
+          <w:p>
+            <w:pPr>
+              <w:spacing w:after="0"/>
+              <w:rPr>
+                <w:sz w:val="20"/>
+                <w:szCs w:val="20"/>
+              </w:rPr>
+            </w:pPr>
+            <w:r>
+              <w:rPr>
+                <w:sz w:val="20"/>
+                <w:szCs w:val="20"/>
+              </w:rPr>
+              <w:t>{{c</w:t>
+            </w:r>
+            <w:r>
+              <w:rPr>
+                <w:sz w:val="20"/>
+                <w:szCs w:val="20"/>
+              </w:rPr>
+              <w:t>3</w:t>
+            </w:r>
+            <w:r>
+              <w:rPr>
+                <w:sz w:val="20"/>
+                <w:szCs w:val="20"/>
+              </w:rPr>
+              <w:t>rtr}}</w:t>
+            </w:r>
           </w:p>
         </w:tc>
         <w:tc>
@@ -4613,6 +5128,13 @@
                 <w:szCs w:val="20"/>
               </w:rPr>
             </w:pPr>
+            <w:r>
+              <w:rPr>
+                <w:sz w:val="20"/>
+                <w:szCs w:val="20"/>
+              </w:rPr>
+              <w:t>{{c3e}}</w:t>
+            </w:r>
           </w:p>
         </w:tc>
       </w:tr>
@@ -4623,141 +5145,8 @@
         </w:trPr>
         <w:tc>
           <w:tcPr>
-            <w:tcW w:w="2199" w:type="dxa"/>
-            <w:vAlign w:val="center"/>
-          </w:tcPr>
-          <w:p>
-            <w:pPr>
-              <w:pStyle w:val="Header"/>
-              <w:rPr>
-                <w:b/>
-                <w:sz w:val="20"/>
-                <w:szCs w:val="20"/>
-              </w:rPr>
-            </w:pPr>
-          </w:p>
-        </w:tc>
-        <w:tc>
-          <w:tcPr>
-            <w:tcW w:w="600" w:type="dxa"/>
-            <w:gridSpan w:val="3"/>
-            <w:vAlign w:val="center"/>
-          </w:tcPr>
-          <w:p>
-            <w:pPr>
-              <w:pStyle w:val="Header"/>
-              <w:rPr>
-                <w:sz w:val="20"/>
-                <w:szCs w:val="20"/>
-              </w:rPr>
-            </w:pPr>
-          </w:p>
-        </w:tc>
-        <w:tc>
-          <w:tcPr>
-            <w:tcW w:w="1307" w:type="dxa"/>
-            <w:gridSpan w:val="3"/>
-            <w:vAlign w:val="center"/>
-          </w:tcPr>
-          <w:p>
-            <w:pPr>
-              <w:pStyle w:val="Header"/>
-              <w:rPr>
-                <w:sz w:val="20"/>
-                <w:szCs w:val="20"/>
-              </w:rPr>
-            </w:pPr>
-          </w:p>
-        </w:tc>
-        <w:tc>
-          <w:tcPr>
-            <w:tcW w:w="851" w:type="dxa"/>
-            <w:vAlign w:val="center"/>
-          </w:tcPr>
-          <w:p>
-            <w:pPr>
-              <w:pStyle w:val="Header"/>
-              <w:rPr>
-                <w:sz w:val="20"/>
-                <w:szCs w:val="20"/>
-              </w:rPr>
-            </w:pPr>
-          </w:p>
-        </w:tc>
-        <w:tc>
-          <w:tcPr>
-            <w:tcW w:w="1984" w:type="dxa"/>
-            <w:gridSpan w:val="8"/>
-            <w:vAlign w:val="center"/>
-          </w:tcPr>
-          <w:p>
-            <w:pPr>
-              <w:spacing w:after="0"/>
-              <w:rPr>
-                <w:sz w:val="20"/>
-                <w:szCs w:val="20"/>
-              </w:rPr>
-            </w:pPr>
-          </w:p>
-        </w:tc>
-        <w:tc>
-          <w:tcPr>
-            <w:tcW w:w="1276" w:type="dxa"/>
-            <w:gridSpan w:val="7"/>
-            <w:vAlign w:val="center"/>
-          </w:tcPr>
-          <w:p>
-            <w:pPr>
-              <w:spacing w:after="0"/>
-              <w:rPr>
-                <w:sz w:val="20"/>
-                <w:szCs w:val="20"/>
-              </w:rPr>
-            </w:pPr>
-          </w:p>
-        </w:tc>
-        <w:tc>
-          <w:tcPr>
-            <w:tcW w:w="1276" w:type="dxa"/>
-            <w:gridSpan w:val="5"/>
-            <w:vAlign w:val="center"/>
-          </w:tcPr>
-          <w:p>
-            <w:pPr>
-              <w:spacing w:after="0"/>
-              <w:rPr>
-                <w:sz w:val="20"/>
-                <w:szCs w:val="20"/>
-              </w:rPr>
-            </w:pPr>
-          </w:p>
-        </w:tc>
-        <w:tc>
-          <w:tcPr>
-            <w:tcW w:w="1420" w:type="dxa"/>
-            <w:gridSpan w:val="2"/>
-            <w:vAlign w:val="center"/>
-          </w:tcPr>
-          <w:p>
-            <w:pPr>
-              <w:spacing w:after="0"/>
-              <w:rPr>
-                <w:sz w:val="20"/>
-                <w:szCs w:val="20"/>
-              </w:rPr>
-            </w:pPr>
-          </w:p>
-        </w:tc>
-      </w:tr>
-      <w:tr>
-        <w:trPr>
-          <w:cantSplit/>
-          <w:trHeight w:val="397"/>
-        </w:trPr>
-        <w:tc>
-          <w:tcPr>
             <w:tcW w:w="10913" w:type="dxa"/>
-            <w:gridSpan w:val="30"/>
+            <w:gridSpan w:val="28"/>
             <w:shd w:val="clear" w:color="auto" w:fill="D9D9D9" w:themeFill="background1" w:themeFillShade="D9"/>
             <w:vAlign w:val="center"/>
           </w:tcPr>
@@ -4818,7 +5207,7 @@
         <w:tc>
           <w:tcPr>
             <w:tcW w:w="7689" w:type="dxa"/>
-            <w:gridSpan w:val="25"/>
+            <w:gridSpan w:val="23"/>
             <w:vAlign w:val="center"/>
           </w:tcPr>
           <w:p>
@@ -4840,7 +5229,29 @@
                 <w:sz w:val="20"/>
                 <w:szCs w:val="20"/>
               </w:rPr>
-              <w:t>{{previous_applications}}</w:t>
+              <w:t>{{</w:t>
+            </w:r>
+            <w:proofErr w:type="spellStart"/>
+            <w:r>
+              <w:rPr>
+                <w:rFonts w:cs="Arial"/>
+                <w:b/>
+                <w:color w:val="000000"/>
+                <w:sz w:val="20"/>
+                <w:szCs w:val="20"/>
+              </w:rPr>
+              <w:t>previous_applications</w:t>
+            </w:r>
+            <w:proofErr w:type="spellEnd"/>
+            <w:r>
+              <w:rPr>
+                <w:rFonts w:cs="Arial"/>
+                <w:b/>
+                <w:color w:val="000000"/>
+                <w:sz w:val="20"/>
+                <w:szCs w:val="20"/>
+              </w:rPr>
+              <w:t>}}</w:t>
             </w:r>
           </w:p>
         </w:tc>
@@ -4881,7 +5292,7 @@
         <w:tc>
           <w:tcPr>
             <w:tcW w:w="7689" w:type="dxa"/>
-            <w:gridSpan w:val="25"/>
+            <w:gridSpan w:val="23"/>
             <w:vAlign w:val="center"/>
           </w:tcPr>
           <w:p>
@@ -4903,7 +5314,29 @@
                 <w:sz w:val="20"/>
                 <w:szCs w:val="20"/>
               </w:rPr>
-              <w:t>{{existing_orders_between_parties}}</w:t>
+              <w:t>{{</w:t>
+            </w:r>
+            <w:proofErr w:type="spellStart"/>
+            <w:r>
+              <w:rPr>
+                <w:rFonts w:cs="Arial"/>
+                <w:b/>
+                <w:color w:val="000000"/>
+                <w:sz w:val="20"/>
+                <w:szCs w:val="20"/>
+              </w:rPr>
+              <w:t>existing_orders_between_parties</w:t>
+            </w:r>
+            <w:proofErr w:type="spellEnd"/>
+            <w:r>
+              <w:rPr>
+                <w:rFonts w:cs="Arial"/>
+                <w:b/>
+                <w:color w:val="000000"/>
+                <w:sz w:val="20"/>
+                <w:szCs w:val="20"/>
+              </w:rPr>
+              <w:t>}}</w:t>
             </w:r>
           </w:p>
         </w:tc>
@@ -4944,7 +5377,7 @@
         <w:tc>
           <w:tcPr>
             <w:tcW w:w="7689" w:type="dxa"/>
-            <w:gridSpan w:val="25"/>
+            <w:gridSpan w:val="23"/>
             <w:vAlign w:val="center"/>
           </w:tcPr>
           <w:p>
@@ -4966,7 +5399,29 @@
                 <w:sz w:val="20"/>
                 <w:szCs w:val="20"/>
               </w:rPr>
-              <w:t>{{existing_child_orders}}</w:t>
+              <w:t>{{</w:t>
+            </w:r>
+            <w:proofErr w:type="spellStart"/>
+            <w:r>
+              <w:rPr>
+                <w:rFonts w:cs="Arial"/>
+                <w:b/>
+                <w:color w:val="000000"/>
+                <w:sz w:val="20"/>
+                <w:szCs w:val="20"/>
+              </w:rPr>
+              <w:t>existing_child_orders</w:t>
+            </w:r>
+            <w:proofErr w:type="spellEnd"/>
+            <w:r>
+              <w:rPr>
+                <w:rFonts w:cs="Arial"/>
+                <w:b/>
+                <w:color w:val="000000"/>
+                <w:sz w:val="20"/>
+                <w:szCs w:val="20"/>
+              </w:rPr>
+              <w:t>}}</w:t>
             </w:r>
           </w:p>
         </w:tc>
@@ -4998,6 +5453,179 @@
     </w:sectPr>
   </w:body>
 </w:document>
+</file>
+
+<file path=word/numbering.xml><?xml version="1.0" encoding="utf-8"?>
+<w:numbering xmlns:wpc="http://schemas.microsoft.com/office/word/2010/wordprocessingCanvas" xmlns:cx="http://schemas.microsoft.com/office/drawing/2014/chartex" xmlns:cx1="http://schemas.microsoft.com/office/drawing/2015/9/8/chartex" xmlns:cx2="http://schemas.microsoft.com/office/drawing/2015/10/21/chartex" xmlns:cx3="http://schemas.microsoft.com/office/drawing/2016/5/9/chartex" xmlns:cx4="http://schemas.microsoft.com/office/drawing/2016/5/10/chartex" xmlns:cx5="http://schemas.microsoft.com/office/drawing/2016/5/11/chartex" xmlns:cx6="http://schemas.microsoft.com/office/drawing/2016/5/12/chartex" xmlns:cx7="http://schemas.microsoft.com/office/drawing/2016/5/13/chartex" xmlns:cx8="http://schemas.microsoft.com/office/drawing/2016/5/14/chartex" xmlns:mc="http://schemas.openxmlformats.org/markup-compatibility/2006" xmlns:aink="http://schemas.microsoft.com/office/drawing/2016/ink" xmlns:am3d="http://schemas.microsoft.com/office/drawing/2017/model3d" xmlns:o="urn:schemas-microsoft-com:office:office" xmlns:oel="http://schemas.microsoft.com/office/2019/extlst" xmlns:r="http://schemas.openxmlformats.org/officeDocument/2006/relationships" xmlns:m="http://schemas.openxmlformats.org/officeDocument/2006/math" xmlns:v="urn:schemas-microsoft-com:vml" xmlns:wp14="http://schemas.microsoft.com/office/word/2010/wordprocessingDrawing" xmlns:wp="http://schemas.openxmlformats.org/drawingml/2006/wordprocessingDrawing" xmlns:w10="urn:schemas-microsoft-com:office:word" xmlns:w="http://schemas.openxmlformats.org/wordprocessingml/2006/main" xmlns:w14="http://schemas.microsoft.com/office/word/2010/wordml" xmlns:w15="http://schemas.microsoft.com/office/word/2012/wordml" xmlns:w16cex="http://schemas.microsoft.com/office/word/2018/wordml/cex" xmlns:w16cid="http://schemas.microsoft.com/office/word/2016/wordml/cid" xmlns:w16="http://schemas.microsoft.com/office/word/2018/wordml" xmlns:w16du="http://schemas.microsoft.com/office/word/2023/wordml/word16du" xmlns:w16sdtdh="http://schemas.microsoft.com/office/word/2020/wordml/sdtdatahash" xmlns:w16sdtfl="http://schemas.microsoft.com/office/word/2024/wordml/sdtformatlock" xmlns:w16se="http://schemas.microsoft.com/office/word/2015/wordml/symex" xmlns:wpg="http://schemas.microsoft.com/office/word/2010/wordprocessingGroup" xmlns:wpi="http://schemas.microsoft.com/office/word/2010/wordprocessingInk" xmlns:wne="http://schemas.microsoft.com/office/word/2006/wordml" xmlns:wps="http://schemas.microsoft.com/office/word/2010/wordprocessingShape" mc:Ignorable="w14 w15 w16se w16cid w16 w16cex w16sdtdh w16sdtfl w16du wp14">
+  <w:abstractNum w:abstractNumId="0" w15:restartNumberingAfterBreak="0">
+    <w:nsid w:val="3F722721"/>
+    <w:multiLevelType w:val="multilevel"/>
+    <w:tmpl w:val="22FEBCDA"/>
+    <w:lvl w:ilvl="0">
+      <w:start w:val="1"/>
+      <w:numFmt w:val="decimal"/>
+      <w:pStyle w:val="PSContractLevel3"/>
+      <w:lvlText w:val="%1"/>
+      <w:lvlJc w:val="left"/>
+      <w:pPr>
+        <w:tabs>
+          <w:tab w:val="num" w:pos="720"/>
+        </w:tabs>
+        <w:ind w:left="720" w:hanging="720"/>
+      </w:pPr>
+      <w:rPr>
+        <w:rFonts w:ascii="Arial" w:hAnsi="Arial" w:cs="Times New Roman" w:hint="default"/>
+        <w:b w:val="0"/>
+        <w:i w:val="0"/>
+        <w:sz w:val="24"/>
+        <w:szCs w:val="24"/>
+      </w:rPr>
+    </w:lvl>
+    <w:lvl w:ilvl="1">
+      <w:start w:val="1"/>
+      <w:numFmt w:val="lowerRoman"/>
+      <w:lvlText w:val="(%2)"/>
+      <w:lvlJc w:val="left"/>
+      <w:pPr>
+        <w:tabs>
+          <w:tab w:val="num" w:pos="720"/>
+        </w:tabs>
+        <w:ind w:left="720" w:firstLine="0"/>
+      </w:pPr>
+      <w:rPr>
+        <w:rFonts w:ascii="Arial" w:hAnsi="Arial" w:cs="Times New Roman" w:hint="default"/>
+        <w:b w:val="0"/>
+        <w:i w:val="0"/>
+        <w:sz w:val="24"/>
+        <w:szCs w:val="24"/>
+      </w:rPr>
+    </w:lvl>
+    <w:lvl w:ilvl="2">
+      <w:start w:val="1"/>
+      <w:numFmt w:val="lowerLetter"/>
+      <w:lvlRestart w:val="1"/>
+      <w:pStyle w:val="PSContractLevel2"/>
+      <w:isLgl/>
+      <w:lvlText w:val="%1.%2.%3"/>
+      <w:lvlJc w:val="left"/>
+      <w:pPr>
+        <w:tabs>
+          <w:tab w:val="num" w:pos="720"/>
+        </w:tabs>
+        <w:ind w:left="1440" w:hanging="720"/>
+      </w:pPr>
+      <w:rPr>
+        <w:rFonts w:ascii="Arial" w:hAnsi="Arial" w:cs="Times New Roman" w:hint="default"/>
+        <w:b w:val="0"/>
+        <w:i w:val="0"/>
+        <w:sz w:val="24"/>
+        <w:szCs w:val="24"/>
+      </w:rPr>
+    </w:lvl>
+    <w:lvl w:ilvl="3">
+      <w:start w:val="1"/>
+      <w:numFmt w:val="decimal"/>
+      <w:lvlText w:val="%1.%2.%3.%4"/>
+      <w:lvlJc w:val="left"/>
+      <w:pPr>
+        <w:tabs>
+          <w:tab w:val="num" w:pos="864"/>
+        </w:tabs>
+        <w:ind w:left="864" w:hanging="864"/>
+      </w:pPr>
+    </w:lvl>
+    <w:lvl w:ilvl="4">
+      <w:start w:val="1"/>
+      <w:numFmt w:val="decimal"/>
+      <w:lvlText w:val="%1.%2.%3.%4.%5"/>
+      <w:lvlJc w:val="left"/>
+      <w:pPr>
+        <w:tabs>
+          <w:tab w:val="num" w:pos="1008"/>
+        </w:tabs>
+        <w:ind w:left="1008" w:hanging="1008"/>
+      </w:pPr>
+    </w:lvl>
+    <w:lvl w:ilvl="5">
+      <w:start w:val="1"/>
+      <w:numFmt w:val="decimal"/>
+      <w:lvlText w:val="%1.%2.%3.%4.%5.%6"/>
+      <w:lvlJc w:val="left"/>
+      <w:pPr>
+        <w:tabs>
+          <w:tab w:val="num" w:pos="1152"/>
+        </w:tabs>
+        <w:ind w:left="1152" w:hanging="1152"/>
+      </w:pPr>
+    </w:lvl>
+    <w:lvl w:ilvl="6">
+      <w:start w:val="1"/>
+      <w:numFmt w:val="decimal"/>
+      <w:lvlText w:val="%1.%2.%3.%4.%5.%6.%7"/>
+      <w:lvlJc w:val="left"/>
+      <w:pPr>
+        <w:tabs>
+          <w:tab w:val="num" w:pos="1296"/>
+        </w:tabs>
+        <w:ind w:left="1296" w:hanging="1296"/>
+      </w:pPr>
+    </w:lvl>
+    <w:lvl w:ilvl="7">
+      <w:start w:val="1"/>
+      <w:numFmt w:val="decimal"/>
+      <w:lvlText w:val="%1.%2.%3.%4.%5.%6.%7.%8"/>
+      <w:lvlJc w:val="left"/>
+      <w:pPr>
+        <w:tabs>
+          <w:tab w:val="num" w:pos="1440"/>
+        </w:tabs>
+        <w:ind w:left="1440" w:hanging="1440"/>
+      </w:pPr>
+    </w:lvl>
+    <w:lvl w:ilvl="8">
+      <w:start w:val="1"/>
+      <w:numFmt w:val="decimal"/>
+      <w:lvlText w:val="%1.%2.%3.%4.%5.%6.%7.%8.%9"/>
+      <w:lvlJc w:val="left"/>
+      <w:pPr>
+        <w:tabs>
+          <w:tab w:val="num" w:pos="1584"/>
+        </w:tabs>
+        <w:ind w:left="1584" w:hanging="1584"/>
+      </w:pPr>
+    </w:lvl>
+  </w:abstractNum>
+  <w:num w:numId="1" w16cid:durableId="475494569">
+    <w:abstractNumId w:val="0"/>
+    <w:lvlOverride w:ilvl="0">
+      <w:startOverride w:val="1"/>
+    </w:lvlOverride>
+    <w:lvlOverride w:ilvl="1">
+      <w:startOverride w:val="1"/>
+    </w:lvlOverride>
+    <w:lvlOverride w:ilvl="2">
+      <w:startOverride w:val="1"/>
+    </w:lvlOverride>
+    <w:lvlOverride w:ilvl="3">
+      <w:startOverride w:val="1"/>
+    </w:lvlOverride>
+    <w:lvlOverride w:ilvl="4">
+      <w:startOverride w:val="1"/>
+    </w:lvlOverride>
+    <w:lvlOverride w:ilvl="5">
+      <w:startOverride w:val="1"/>
+    </w:lvlOverride>
+    <w:lvlOverride w:ilvl="6">
+      <w:startOverride w:val="1"/>
+    </w:lvlOverride>
+    <w:lvlOverride w:ilvl="7">
+      <w:startOverride w:val="1"/>
+    </w:lvlOverride>
+    <w:lvlOverride w:ilvl="8">
+      <w:startOverride w:val="1"/>
+    </w:lvlOverride>
+  </w:num>
+</w:numbering>
 </file>
 
 <file path=word/styles.xml><?xml version="1.0" encoding="utf-8"?>
@@ -5455,6 +6083,42 @@
       <w:rFonts w:ascii="Arial" w:hAnsi="Arial"/>
     </w:rPr>
   </w:style>
+  <w:style w:type="paragraph" w:customStyle="1" w:styleId="PSContractLevel3">
+    <w:name w:val="PS Contract Level 3"/>
+    <w:basedOn w:val="Normal"/>
+    <w:rsid w:val="00846A1B"/>
+    <w:pPr>
+      <w:numPr>
+        <w:numId w:val="1"/>
+      </w:numPr>
+      <w:spacing w:after="240" w:line="360" w:lineRule="auto"/>
+      <w:jc w:val="both"/>
+    </w:pPr>
+    <w:rPr>
+      <w:rFonts w:eastAsia="Times New Roman" w:cs="Times New Roman"/>
+      <w:sz w:val="24"/>
+      <w:szCs w:val="24"/>
+      <w:lang w:val="en-AU"/>
+    </w:rPr>
+  </w:style>
+  <w:style w:type="paragraph" w:customStyle="1" w:styleId="PSContractLevel2">
+    <w:name w:val="PS Contract Level 2"/>
+    <w:basedOn w:val="Normal"/>
+    <w:rsid w:val="00846A1B"/>
+    <w:pPr>
+      <w:numPr>
+        <w:ilvl w:val="2"/>
+        <w:numId w:val="1"/>
+      </w:numPr>
+      <w:spacing w:after="0" w:line="240" w:lineRule="auto"/>
+    </w:pPr>
+    <w:rPr>
+      <w:rFonts w:eastAsia="Times New Roman" w:cs="Times New Roman"/>
+      <w:sz w:val="24"/>
+      <w:szCs w:val="24"/>
+      <w:lang w:val="en-AU"/>
+    </w:rPr>
+  </w:style>
 </w:styles>
 </file>
 

--- a/templates/Information Sheet Final 1.docx
+++ b/templates/Information Sheet Final 1.docx
@@ -1864,17 +1864,7 @@
                 <w:sz w:val="18"/>
                 <w:szCs w:val="18"/>
               </w:rPr>
-              <w:t xml:space="preserve"> (Dutch, Japanese, Tokelauan, etc) Please state: </w:t>
-            </w:r>
-            <w:r>
-              <w:rPr>
-                <w:rFonts w:cs="Arial"/>
-                <w:b/>
-                <w:bCs/>
-                <w:sz w:val="18"/>
-                <w:szCs w:val="18"/>
-              </w:rPr>
-              <w:t>{{applicant_ethnicity_other_value}}</w:t>
+              <w:t xml:space="preserve"> (Dutch, Japanese, Tokelauan, etc) Please state:  {{applicant_ethnicity_other_value}}</w:t>
             </w:r>
           </w:p>
         </w:tc>
@@ -3551,7 +3541,7 @@
                 <w:sz w:val="18"/>
                 <w:szCs w:val="18"/>
               </w:rPr>
-              <w:t xml:space="preserve">{{respondent_ethnicity_other_value}}</w:t>
+              <w:t xml:space="preserve"> {{respondent_ethnicity_other_value}}</w:t>
             </w:r>
           </w:p>
         </w:tc>
@@ -4717,7 +4707,7 @@
                 <w:sz w:val="20"/>
                 <w:szCs w:val="20"/>
               </w:rPr>
-              <w:t>living}}</w:t>
+              <w:t>iving}}</w:t>
             </w:r>
           </w:p>
         </w:tc>

--- a/templates/Information Sheet Final 1.docx
+++ b/templates/Information Sheet Final 1.docx
@@ -5425,14 +5425,14 @@
         <w:rPr>
           <w:sz w:val="20"/>
         </w:rPr>
-        <w:t>The accompanying applications are filed by Natalie Quirke</w:t>
+        <w:t>The accompanying applications are filed by NEW GEN AUTOMATION</w:t>
       </w:r>
       <w:r>
         <w:rPr>
           <w:sz w:val="20"/>
           <w:lang w:val="en-GB"/>
         </w:rPr>
-        <w:t>, Barrister and Solicitor whose address for service is at PO Box 25-977, St Heliers 1070, phone (09) 575 6757 – Counsel Acting:  Natalie Quirke</w:t>
+        <w:t>, Barrister and Solicitor whose address for service is at Auckland 1010, Auckland 1010, phone (09) 575 6757 – Counsel Acting:  NEW GEN AUTOMATION</w:t>
       </w:r>
     </w:p>
     <w:sectPr>

--- a/templates/Information Sheet Final 1.docx
+++ b/templates/Information Sheet Final 1.docx
@@ -5432,7 +5432,7 @@
           <w:sz w:val="20"/>
           <w:lang w:val="en-GB"/>
         </w:rPr>
-        <w:t>, Barrister and Solicitor whose address for service is at Auckland 1010, Auckland 1010, phone (09) 575 6757 – Counsel Acting:  NEW GEN AUTOMATION</w:t>
+        <w:t>, Barrister and Solicitor whose address for service is at Auckland 1010, Auckland 1010, phone (09) 235 5523 – Counsel Acting:  NEW GEN AUTOMATION</w:t>
       </w:r>
     </w:p>
     <w:sectPr>

--- a/templates/Information Sheet Final 1.docx
+++ b/templates/Information Sheet Final 1.docx
@@ -1,6 +1,6 @@
 
 <file path=word/document.xml><?xml version="1.0" encoding="utf-8"?>
-<w:document xmlns:wpc="http://schemas.microsoft.com/office/word/2010/wordprocessingCanvas" xmlns:cx="http://schemas.microsoft.com/office/drawing/2014/chartex" xmlns:cx1="http://schemas.microsoft.com/office/drawing/2015/9/8/chartex" xmlns:cx2="http://schemas.microsoft.com/office/drawing/2015/10/21/chartex" xmlns:cx3="http://schemas.microsoft.com/office/drawing/2016/5/9/chartex" xmlns:cx4="http://schemas.microsoft.com/office/drawing/2016/5/10/chartex" xmlns:cx5="http://schemas.microsoft.com/office/drawing/2016/5/11/chartex" xmlns:cx6="http://schemas.microsoft.com/office/drawing/2016/5/12/chartex" xmlns:cx7="http://schemas.microsoft.com/office/drawing/2016/5/13/chartex" xmlns:cx8="http://schemas.microsoft.com/office/drawing/2016/5/14/chartex" xmlns:mc="http://schemas.openxmlformats.org/markup-compatibility/2006" xmlns:aink="http://schemas.microsoft.com/office/drawing/2016/ink" xmlns:am3d="http://schemas.microsoft.com/office/drawing/2017/model3d" xmlns:o="urn:schemas-microsoft-com:office:office" xmlns:oel="http://schemas.microsoft.com/office/2019/extlst" xmlns:r="http://schemas.openxmlformats.org/officeDocument/2006/relationships" xmlns:m="http://schemas.openxmlformats.org/officeDocument/2006/math" xmlns:v="urn:schemas-microsoft-com:vml" xmlns:wp14="http://schemas.microsoft.com/office/word/2010/wordprocessingDrawing" xmlns:wp="http://schemas.openxmlformats.org/drawingml/2006/wordprocessingDrawing" xmlns:w10="urn:schemas-microsoft-com:office:word" xmlns:w="http://schemas.openxmlformats.org/wordprocessingml/2006/main" xmlns:w14="http://schemas.microsoft.com/office/word/2010/wordml" xmlns:w15="http://schemas.microsoft.com/office/word/2012/wordml" xmlns:w16cex="http://schemas.microsoft.com/office/word/2018/wordml/cex" xmlns:w16cid="http://schemas.microsoft.com/office/word/2016/wordml/cid" xmlns:w16="http://schemas.microsoft.com/office/word/2018/wordml" xmlns:w16du="http://schemas.microsoft.com/office/word/2023/wordml/word16du" xmlns:w16sdtdh="http://schemas.microsoft.com/office/word/2020/wordml/sdtdatahash" xmlns:w16sdtfl="http://schemas.microsoft.com/office/word/2024/wordml/sdtformatlock" xmlns:w16se="http://schemas.microsoft.com/office/word/2015/wordml/symex" xmlns:wpg="http://schemas.microsoft.com/office/word/2010/wordprocessingGroup" xmlns:wpi="http://schemas.microsoft.com/office/word/2010/wordprocessingInk" xmlns:wne="http://schemas.microsoft.com/office/word/2006/wordml" xmlns:wps="http://schemas.microsoft.com/office/word/2010/wordprocessingShape" mc:Ignorable="w14 w15 w16se w16cid w16 w16cex w16sdtdh w16sdtfl w16du wp14">
+<w:document xmlns:wpc="http://schemas.microsoft.com/office/word/2010/wordprocessingCanvas" xmlns:cx="http://schemas.microsoft.com/office/drawing/2014/chartex" xmlns:cx1="http://schemas.microsoft.com/office/drawing/2015/9/8/chartex" xmlns:cx2="http://schemas.microsoft.com/office/drawing/2015/10/21/chartex" xmlns:cx3="http://schemas.microsoft.com/office/drawing/2016/5/9/chartex" xmlns:cx4="http://schemas.microsoft.com/office/drawing/2016/5/10/chartex" xmlns:cx5="http://schemas.microsoft.com/office/drawing/2016/5/11/chartex" xmlns:cx6="http://schemas.microsoft.com/office/drawing/2016/5/12/chartex" xmlns:cx7="http://schemas.microsoft.com/office/drawing/2016/5/13/chartex" xmlns:cx8="http://schemas.microsoft.com/office/drawing/2016/5/14/chartex" xmlns:mc="http://schemas.openxmlformats.org/markup-compatibility/2006" xmlns:m="http://schemas.openxmlformats.org/officeDocument/2006/math" xmlns:aink="http://schemas.microsoft.com/office/drawing/2016/ink" xmlns:am3d="http://schemas.microsoft.com/office/drawing/2017/model3d" xmlns:oel="http://schemas.microsoft.com/office/2019/extlst" xmlns:r="http://schemas.openxmlformats.org/officeDocument/2006/relationships" xmlns:wp14="http://schemas.microsoft.com/office/word/2010/wordprocessingDrawing" xmlns:wp="http://schemas.openxmlformats.org/drawingml/2006/wordprocessingDrawing" xmlns:wpg="http://schemas.microsoft.com/office/word/2010/wordprocessingGroup" xmlns:wpi="http://schemas.microsoft.com/office/word/2010/wordprocessingInk" xmlns:wps="http://schemas.microsoft.com/office/word/2010/wordprocessingShape" xmlns:o="urn:schemas-microsoft-com:office:office" xmlns:v="urn:schemas-microsoft-com:vml" xmlns:w10="urn:schemas-microsoft-com:office:word" xmlns:w="http://schemas.openxmlformats.org/wordprocessingml/2006/main" xmlns:w14="http://schemas.microsoft.com/office/word/2010/wordml" xmlns:w15="http://schemas.microsoft.com/office/word/2012/wordml" xmlns:w16cex="http://schemas.microsoft.com/office/word/2018/wordml/cex" xmlns:w16cid="http://schemas.microsoft.com/office/word/2016/wordml/cid" xmlns:w16="http://schemas.microsoft.com/office/word/2018/wordml" xmlns:w16sdtdh="http://schemas.microsoft.com/office/word/2020/wordml/sdtdatahash" xmlns:w16sdtfl="http://schemas.microsoft.com/office/word/2024/wordml/sdtformatlock" xmlns:w16se="http://schemas.microsoft.com/office/word/2015/wordml/symex" xmlns:w16du="http://schemas.microsoft.com/office/word/2023/wordml/word16du" xmlns:wne="http://schemas.microsoft.com/office/word/2006/wordml" mc:Ignorable="w14 w15 w16se w16cid w16 w16cex w16sdtdh w16sdtfl w16du wp14">
   <w:body>
     <w:tbl>
       <w:tblPr>
@@ -23,26 +23,28 @@
         <w:gridCol w:w="459"/>
         <w:gridCol w:w="108"/>
         <w:gridCol w:w="425"/>
-        <w:gridCol w:w="818"/>
-        <w:gridCol w:w="64"/>
-        <w:gridCol w:w="536"/>
-        <w:gridCol w:w="315"/>
-        <w:gridCol w:w="215"/>
-        <w:gridCol w:w="130"/>
-        <w:gridCol w:w="130"/>
-        <w:gridCol w:w="105"/>
-        <w:gridCol w:w="845"/>
-        <w:gridCol w:w="61"/>
-        <w:gridCol w:w="474"/>
+        <w:gridCol w:w="457"/>
+        <w:gridCol w:w="425"/>
+        <w:gridCol w:w="851"/>
+        <w:gridCol w:w="141"/>
+        <w:gridCol w:w="334"/>
+        <w:gridCol w:w="233"/>
+        <w:gridCol w:w="142"/>
+        <w:gridCol w:w="636"/>
+        <w:gridCol w:w="356"/>
+        <w:gridCol w:w="118"/>
         <w:gridCol w:w="24"/>
         <w:gridCol w:w="252"/>
-        <w:gridCol w:w="384"/>
-        <w:gridCol w:w="183"/>
-        <w:gridCol w:w="242"/>
-        <w:gridCol w:w="42"/>
-        <w:gridCol w:w="173"/>
+        <w:gridCol w:w="457"/>
+        <w:gridCol w:w="110"/>
+        <w:gridCol w:w="32"/>
+        <w:gridCol w:w="252"/>
+        <w:gridCol w:w="31"/>
+        <w:gridCol w:w="142"/>
         <w:gridCol w:w="235"/>
-        <w:gridCol w:w="442"/>
+        <w:gridCol w:w="190"/>
+        <w:gridCol w:w="142"/>
+        <w:gridCol w:w="110"/>
         <w:gridCol w:w="599"/>
         <w:gridCol w:w="66"/>
         <w:gridCol w:w="1354"/>
@@ -55,7 +57,7 @@
         <w:tc>
           <w:tcPr>
             <w:tcW w:w="10913" w:type="dxa"/>
-            <w:gridSpan w:val="28"/>
+            <w:gridSpan w:val="30"/>
             <w:shd w:val="pct30" w:color="auto" w:fill="FFFFFF"/>
             <w:vAlign w:val="center"/>
           </w:tcPr>
@@ -136,7 +138,7 @@
         <w:tc>
           <w:tcPr>
             <w:tcW w:w="4685" w:type="dxa"/>
-            <w:gridSpan w:val="14"/>
+            <w:gridSpan w:val="13"/>
             <w:vAlign w:val="center"/>
           </w:tcPr>
           <w:p>
@@ -234,7 +236,7 @@
         <w:tc>
           <w:tcPr>
             <w:tcW w:w="3153" w:type="dxa"/>
-            <w:gridSpan w:val="8"/>
+            <w:gridSpan w:val="11"/>
             <w:vAlign w:val="center"/>
           </w:tcPr>
           <w:p>
@@ -256,7 +258,7 @@
         <w:tc>
           <w:tcPr>
             <w:tcW w:w="10913" w:type="dxa"/>
-            <w:gridSpan w:val="28"/>
+            <w:gridSpan w:val="30"/>
             <w:vAlign w:val="center"/>
           </w:tcPr>
           <w:p>
@@ -292,7 +294,7 @@
         <w:tc>
           <w:tcPr>
             <w:tcW w:w="5432" w:type="dxa"/>
-            <w:gridSpan w:val="12"/>
+            <w:gridSpan w:val="10"/>
             <w:tcBorders>
               <w:bottom w:val="single" w:sz="4" w:space="0" w:color="auto"/>
             </w:tcBorders>
@@ -321,7 +323,28 @@
                 <w:sz w:val="20"/>
                 <w:szCs w:val="20"/>
               </w:rPr>
-              <w:t>{{application_type_1}}</w:t>
+              <w:t xml:space="preserve">Without Notice Application for </w:t>
+            </w:r>
+            <w:r>
+              <w:rPr>
+                <w:sz w:val="20"/>
+                <w:szCs w:val="20"/>
+              </w:rPr>
+              <w:t>Protection</w:t>
+            </w:r>
+            <w:r>
+              <w:rPr>
+                <w:sz w:val="20"/>
+                <w:szCs w:val="20"/>
+              </w:rPr>
+              <w:t xml:space="preserve"> Order</w:t>
+            </w:r>
+            <w:r>
+              <w:rPr>
+                <w:sz w:val="20"/>
+                <w:szCs w:val="20"/>
+              </w:rPr>
+              <w:t xml:space="preserve"> </w:t>
             </w:r>
             <w:r>
               <w:rPr>
@@ -349,7 +372,7 @@
         <w:tc>
           <w:tcPr>
             <w:tcW w:w="5481" w:type="dxa"/>
-            <w:gridSpan w:val="16"/>
+            <w:gridSpan w:val="20"/>
             <w:tcBorders>
               <w:bottom w:val="single" w:sz="4" w:space="0" w:color="auto"/>
             </w:tcBorders>
@@ -363,23 +386,6 @@
                 <w:szCs w:val="20"/>
               </w:rPr>
             </w:pPr>
-            <w:r>
-              <w:rPr>
-                <w:sz w:val="20"/>
-                <w:szCs w:val="20"/>
-              </w:rPr>
-              <w:t xml:space="preserve">2. </w:t>
-            </w:r>
-            <w:r>
-              <w:t xml:space="preserve"> </w:t>
-            </w:r>
-            <w:r>
-              <w:rPr>
-                <w:sz w:val="20"/>
-                <w:szCs w:val="20"/>
-              </w:rPr>
-              <w:t>{{application_type_2}}</w:t>
-            </w:r>
           </w:p>
         </w:tc>
       </w:tr>
@@ -421,7 +427,7 @@
         <w:tc>
           <w:tcPr>
             <w:tcW w:w="8222" w:type="dxa"/>
-            <w:gridSpan w:val="25"/>
+            <w:gridSpan w:val="27"/>
             <w:tcBorders>
               <w:top w:val="double" w:sz="4" w:space="0" w:color="auto"/>
               <w:left w:val="single" w:sz="4" w:space="0" w:color="auto"/>
@@ -513,7 +519,7 @@
         <w:tc>
           <w:tcPr>
             <w:tcW w:w="5353" w:type="dxa"/>
-            <w:gridSpan w:val="19"/>
+            <w:gridSpan w:val="18"/>
             <w:tcBorders>
               <w:top w:val="nil"/>
             </w:tcBorders>
@@ -555,7 +561,7 @@
         <w:tc>
           <w:tcPr>
             <w:tcW w:w="1515" w:type="dxa"/>
-            <w:gridSpan w:val="5"/>
+            <w:gridSpan w:val="8"/>
             <w:tcBorders>
               <w:top w:val="nil"/>
             </w:tcBorders>
@@ -629,7 +635,7 @@
         <w:tc>
           <w:tcPr>
             <w:tcW w:w="3752" w:type="dxa"/>
-            <w:gridSpan w:val="12"/>
+            <w:gridSpan w:val="10"/>
             <w:vAlign w:val="center"/>
           </w:tcPr>
           <w:p>
@@ -665,8 +671,8 @@
         </w:tc>
         <w:tc>
           <w:tcPr>
-            <w:tcW w:w="1134" w:type="dxa"/>
-            <w:gridSpan w:val="4"/>
+            <w:tcW w:w="1632" w:type="dxa"/>
+            <w:gridSpan w:val="9"/>
             <w:shd w:val="clear" w:color="auto" w:fill="C0C0C0"/>
             <w:vAlign w:val="center"/>
           </w:tcPr>
@@ -705,8 +711,8 @@
         </w:tc>
         <w:tc>
           <w:tcPr>
-            <w:tcW w:w="3336" w:type="dxa"/>
-            <w:gridSpan w:val="9"/>
+            <w:tcW w:w="2838" w:type="dxa"/>
+            <w:gridSpan w:val="8"/>
             <w:vAlign w:val="center"/>
           </w:tcPr>
           <w:p>
@@ -739,27 +745,6 @@
                 <w:szCs w:val="20"/>
               </w:rPr>
               <w:t>}}</w:t>
-            </w:r>
-            <w:r>
-              <w:rPr>
-                <w:sz w:val="20"/>
-                <w:szCs w:val="20"/>
-              </w:rPr>
-              <w:fldChar w:fldCharType="begin"/>
-            </w:r>
-            <w:r>
-              <w:rPr>
-                <w:sz w:val="20"/>
-                <w:szCs w:val="20"/>
-              </w:rPr>
-              <w:instrText xml:space="preserve">  </w:instrText>
-            </w:r>
-            <w:r>
-              <w:rPr>
-                <w:sz w:val="20"/>
-                <w:szCs w:val="20"/>
-              </w:rPr>
-              <w:fldChar w:fldCharType="end"/>
             </w:r>
           </w:p>
         </w:tc>
@@ -795,7 +780,7 @@
         </w:tc>
         <w:tc>
           <w:tcPr>
-            <w:tcW w:w="1351" w:type="dxa"/>
+            <w:tcW w:w="990" w:type="dxa"/>
             <w:gridSpan w:val="3"/>
             <w:shd w:val="pct20" w:color="auto" w:fill="FFFFFF"/>
             <w:vAlign w:val="center"/>
@@ -819,23 +804,24 @@
         </w:tc>
         <w:tc>
           <w:tcPr>
-            <w:tcW w:w="1495" w:type="dxa"/>
-            <w:gridSpan w:val="7"/>
-            <w:vAlign w:val="center"/>
-          </w:tcPr>
-          <w:p>
-            <w:pPr>
-              <w:spacing w:after="0"/>
-              <w:rPr>
-                <w:sz w:val="20"/>
-                <w:szCs w:val="20"/>
-              </w:rPr>
-            </w:pPr>
-          </w:p>
-        </w:tc>
-        <w:tc>
-          <w:tcPr>
-            <w:tcW w:w="845" w:type="dxa"/>
+            <w:tcW w:w="2126" w:type="dxa"/>
+            <w:gridSpan w:val="6"/>
+            <w:vAlign w:val="center"/>
+          </w:tcPr>
+          <w:p>
+            <w:pPr>
+              <w:spacing w:after="0"/>
+              <w:rPr>
+                <w:sz w:val="20"/>
+                <w:szCs w:val="20"/>
+              </w:rPr>
+            </w:pPr>
+          </w:p>
+        </w:tc>
+        <w:tc>
+          <w:tcPr>
+            <w:tcW w:w="992" w:type="dxa"/>
+            <w:gridSpan w:val="2"/>
             <w:shd w:val="pct20" w:color="auto" w:fill="FFFFFF"/>
             <w:vAlign w:val="center"/>
           </w:tcPr>
@@ -858,8 +844,8 @@
         </w:tc>
         <w:tc>
           <w:tcPr>
-            <w:tcW w:w="1620" w:type="dxa"/>
-            <w:gridSpan w:val="7"/>
+            <w:tcW w:w="993" w:type="dxa"/>
+            <w:gridSpan w:val="6"/>
             <w:vAlign w:val="center"/>
           </w:tcPr>
           <w:p>
@@ -895,32 +881,32 @@
         </w:tc>
         <w:tc>
           <w:tcPr>
-            <w:tcW w:w="892" w:type="dxa"/>
+            <w:tcW w:w="992" w:type="dxa"/>
+            <w:gridSpan w:val="6"/>
+            <w:shd w:val="pct20" w:color="auto" w:fill="FFFFFF"/>
+            <w:vAlign w:val="center"/>
+          </w:tcPr>
+          <w:p>
+            <w:pPr>
+              <w:spacing w:after="0"/>
+              <w:rPr>
+                <w:sz w:val="20"/>
+                <w:szCs w:val="20"/>
+              </w:rPr>
+            </w:pPr>
+            <w:r>
+              <w:rPr>
+                <w:sz w:val="20"/>
+                <w:szCs w:val="20"/>
+              </w:rPr>
+              <w:t>Mobile:</w:t>
+            </w:r>
+          </w:p>
+        </w:tc>
+        <w:tc>
+          <w:tcPr>
+            <w:tcW w:w="2129" w:type="dxa"/>
             <w:gridSpan w:val="4"/>
-            <w:shd w:val="pct20" w:color="auto" w:fill="FFFFFF"/>
-            <w:vAlign w:val="center"/>
-          </w:tcPr>
-          <w:p>
-            <w:pPr>
-              <w:spacing w:after="0"/>
-              <w:rPr>
-                <w:sz w:val="20"/>
-                <w:szCs w:val="20"/>
-              </w:rPr>
-            </w:pPr>
-            <w:r>
-              <w:rPr>
-                <w:sz w:val="20"/>
-                <w:szCs w:val="20"/>
-              </w:rPr>
-              <w:t>Mobile:</w:t>
-            </w:r>
-          </w:p>
-        </w:tc>
-        <w:tc>
-          <w:tcPr>
-            <w:tcW w:w="2019" w:type="dxa"/>
-            <w:gridSpan w:val="3"/>
             <w:vAlign w:val="center"/>
           </w:tcPr>
           <w:p>
@@ -953,27 +939,6 @@
                 <w:szCs w:val="20"/>
               </w:rPr>
               <w:t>}}</w:t>
-            </w:r>
-            <w:r>
-              <w:rPr>
-                <w:sz w:val="20"/>
-                <w:szCs w:val="20"/>
-              </w:rPr>
-              <w:fldChar w:fldCharType="begin"/>
-            </w:r>
-            <w:r>
-              <w:rPr>
-                <w:sz w:val="20"/>
-                <w:szCs w:val="20"/>
-              </w:rPr>
-              <w:instrText xml:space="preserve">  </w:instrText>
-            </w:r>
-            <w:r>
-              <w:rPr>
-                <w:sz w:val="20"/>
-                <w:szCs w:val="20"/>
-              </w:rPr>
-              <w:fldChar w:fldCharType="end"/>
             </w:r>
           </w:p>
         </w:tc>
@@ -1009,7 +974,7 @@
         </w:tc>
         <w:tc>
           <w:tcPr>
-            <w:tcW w:w="1351" w:type="dxa"/>
+            <w:tcW w:w="990" w:type="dxa"/>
             <w:gridSpan w:val="3"/>
             <w:vAlign w:val="center"/>
           </w:tcPr>
@@ -1034,7 +999,7 @@
                 <w:sz w:val="20"/>
                 <w:szCs w:val="20"/>
               </w:rPr>
-              <w:t>a_dob</w:t>
+              <w:t>applicant_dob</w:t>
             </w:r>
             <w:proofErr w:type="spellEnd"/>
             <w:r>
@@ -1048,7 +1013,91 @@
         </w:tc>
         <w:tc>
           <w:tcPr>
-            <w:tcW w:w="600" w:type="dxa"/>
+            <w:tcW w:w="1417" w:type="dxa"/>
+            <w:gridSpan w:val="3"/>
+            <w:shd w:val="pct20" w:color="auto" w:fill="FFFFFF"/>
+            <w:vAlign w:val="center"/>
+          </w:tcPr>
+          <w:p>
+            <w:pPr>
+              <w:spacing w:after="0"/>
+              <w:rPr>
+                <w:sz w:val="20"/>
+                <w:szCs w:val="20"/>
+              </w:rPr>
+            </w:pPr>
+            <w:r>
+              <w:rPr>
+                <w:sz w:val="20"/>
+                <w:szCs w:val="20"/>
+              </w:rPr>
+              <w:t>Age</w:t>
+            </w:r>
+          </w:p>
+        </w:tc>
+        <w:tc>
+          <w:tcPr>
+            <w:tcW w:w="709" w:type="dxa"/>
+            <w:gridSpan w:val="3"/>
+            <w:vAlign w:val="center"/>
+          </w:tcPr>
+          <w:p>
+            <w:pPr>
+              <w:pStyle w:val="Header"/>
+              <w:rPr>
+                <w:sz w:val="20"/>
+                <w:szCs w:val="20"/>
+              </w:rPr>
+            </w:pPr>
+            <w:r>
+              <w:rPr>
+                <w:sz w:val="20"/>
+                <w:szCs w:val="20"/>
+              </w:rPr>
+              <w:t>{{</w:t>
+            </w:r>
+            <w:proofErr w:type="spellStart"/>
+            <w:r>
+              <w:rPr>
+                <w:sz w:val="20"/>
+                <w:szCs w:val="20"/>
+              </w:rPr>
+              <w:t>applicant_age</w:t>
+            </w:r>
+            <w:proofErr w:type="spellEnd"/>
+            <w:r>
+              <w:rPr>
+                <w:sz w:val="20"/>
+                <w:szCs w:val="20"/>
+              </w:rPr>
+              <w:t>}}</w:t>
+            </w:r>
+            <w:r>
+              <w:rPr>
+                <w:sz w:val="20"/>
+                <w:szCs w:val="20"/>
+              </w:rPr>
+              <w:fldChar w:fldCharType="begin"/>
+            </w:r>
+            <w:r>
+              <w:rPr>
+                <w:sz w:val="20"/>
+                <w:szCs w:val="20"/>
+              </w:rPr>
+              <w:instrText xml:space="preserve">  </w:instrText>
+            </w:r>
+            <w:r>
+              <w:rPr>
+                <w:sz w:val="20"/>
+                <w:szCs w:val="20"/>
+              </w:rPr>
+              <w:fldChar w:fldCharType="end"/>
+            </w:r>
+          </w:p>
+        </w:tc>
+        <w:tc>
+          <w:tcPr>
+            <w:tcW w:w="992" w:type="dxa"/>
             <w:gridSpan w:val="2"/>
             <w:shd w:val="pct20" w:color="auto" w:fill="FFFFFF"/>
             <w:vAlign w:val="center"/>
@@ -1066,13 +1115,13 @@
                 <w:sz w:val="20"/>
                 <w:szCs w:val="20"/>
               </w:rPr>
-              <w:t>Age</w:t>
-            </w:r>
-          </w:p>
-        </w:tc>
-        <w:tc>
-          <w:tcPr>
-            <w:tcW w:w="660" w:type="dxa"/>
+              <w:t>Gender</w:t>
+            </w:r>
+          </w:p>
+        </w:tc>
+        <w:tc>
+          <w:tcPr>
+            <w:tcW w:w="394" w:type="dxa"/>
             <w:gridSpan w:val="3"/>
             <w:vAlign w:val="center"/>
           </w:tcPr>
@@ -1089,6 +1138,13 @@
                 <w:sz w:val="20"/>
                 <w:szCs w:val="20"/>
               </w:rPr>
+              <w:t>F</w:t>
+            </w:r>
+            <w:r>
+              <w:rPr>
+                <w:sz w:val="20"/>
+                <w:szCs w:val="20"/>
+              </w:rPr>
               <w:fldChar w:fldCharType="begin"/>
             </w:r>
             <w:r>
@@ -1105,19 +1161,12 @@
               </w:rPr>
               <w:fldChar w:fldCharType="end"/>
             </w:r>
-            <w:r>
-              <w:rPr>
-                <w:sz w:val="20"/>
-                <w:szCs w:val="20"/>
-              </w:rPr>
-              <w:t>{{x}}</w:t>
-            </w:r>
-          </w:p>
-        </w:tc>
-        <w:tc>
-          <w:tcPr>
-            <w:tcW w:w="1080" w:type="dxa"/>
-            <w:gridSpan w:val="3"/>
+          </w:p>
+        </w:tc>
+        <w:tc>
+          <w:tcPr>
+            <w:tcW w:w="1259" w:type="dxa"/>
+            <w:gridSpan w:val="7"/>
             <w:shd w:val="pct20" w:color="auto" w:fill="FFFFFF"/>
             <w:vAlign w:val="center"/>
           </w:tcPr>
@@ -1134,82 +1183,14 @@
                 <w:sz w:val="20"/>
                 <w:szCs w:val="20"/>
               </w:rPr>
-              <w:t>Gender</w:t>
-            </w:r>
-          </w:p>
-        </w:tc>
-        <w:tc>
-          <w:tcPr>
-            <w:tcW w:w="811" w:type="dxa"/>
-            <w:gridSpan w:val="4"/>
-            <w:vAlign w:val="center"/>
-          </w:tcPr>
-          <w:p>
-            <w:pPr>
-              <w:pStyle w:val="Header"/>
-              <w:rPr>
-                <w:sz w:val="20"/>
-                <w:szCs w:val="20"/>
-              </w:rPr>
-            </w:pPr>
-            <w:r>
-              <w:rPr>
-                <w:sz w:val="20"/>
-                <w:szCs w:val="20"/>
-              </w:rPr>
-              <w:t>{{ag}}</w:t>
-            </w:r>
-            <w:r>
-              <w:rPr>
-                <w:sz w:val="20"/>
-                <w:szCs w:val="20"/>
-              </w:rPr>
-              <w:fldChar w:fldCharType="begin"/>
-            </w:r>
-            <w:r>
-              <w:rPr>
-                <w:sz w:val="20"/>
-                <w:szCs w:val="20"/>
-              </w:rPr>
-              <w:instrText xml:space="preserve">  </w:instrText>
-            </w:r>
-            <w:r>
-              <w:rPr>
-                <w:sz w:val="20"/>
-                <w:szCs w:val="20"/>
-              </w:rPr>
-              <w:fldChar w:fldCharType="end"/>
-            </w:r>
-          </w:p>
-        </w:tc>
-        <w:tc>
-          <w:tcPr>
-            <w:tcW w:w="1259" w:type="dxa"/>
+              <w:t>Occupation</w:t>
+            </w:r>
+          </w:p>
+        </w:tc>
+        <w:tc>
+          <w:tcPr>
+            <w:tcW w:w="2461" w:type="dxa"/>
             <w:gridSpan w:val="6"/>
-            <w:shd w:val="pct20" w:color="auto" w:fill="FFFFFF"/>
-            <w:vAlign w:val="center"/>
-          </w:tcPr>
-          <w:p>
-            <w:pPr>
-              <w:spacing w:after="0"/>
-              <w:rPr>
-                <w:sz w:val="20"/>
-                <w:szCs w:val="20"/>
-              </w:rPr>
-            </w:pPr>
-            <w:r>
-              <w:rPr>
-                <w:sz w:val="20"/>
-                <w:szCs w:val="20"/>
-              </w:rPr>
-              <w:t>Occupation</w:t>
-            </w:r>
-          </w:p>
-        </w:tc>
-        <w:tc>
-          <w:tcPr>
-            <w:tcW w:w="2461" w:type="dxa"/>
-            <w:gridSpan w:val="4"/>
             <w:vAlign w:val="center"/>
           </w:tcPr>
           <w:p>
@@ -1298,15 +1279,13 @@
         <w:tc>
           <w:tcPr>
             <w:tcW w:w="8222" w:type="dxa"/>
-            <w:gridSpan w:val="25"/>
-          </w:tcPr>
-          <w:p>
-            <w:pPr>
-              <w:spacing w:after="0"/>
-              <w:rPr>
-                <w:rFonts w:cs="Arial"/>
-                <w:b/>
-                <w:bCs/>
+            <w:gridSpan w:val="27"/>
+          </w:tcPr>
+          <w:p>
+            <w:pPr>
+              <w:spacing w:after="0"/>
+              <w:rPr>
+                <w:rFonts w:cs="Arial"/>
                 <w:sz w:val="18"/>
                 <w:szCs w:val="18"/>
               </w:rPr>
@@ -1820,7 +1799,7 @@
                   <w:calcOnExit w:val="0"/>
                   <w:checkBox>
                     <w:sizeAuto/>
-                    <w:default w:val="1"/>
+                    <w:default w:val="0"/>
                   </w:checkBox>
                 </w:ffData>
               </w:fldChar>
@@ -1864,7 +1843,7 @@
                 <w:sz w:val="18"/>
                 <w:szCs w:val="18"/>
               </w:rPr>
-              <w:t xml:space="preserve"> (Dutch, Japanese, Tokelauan, etc) Please state:  {{applicant_ethnicity_other_value}}</w:t>
+              <w:t xml:space="preserve"> (Dutch, Japanese, Tokelauan, etc) Please state: </w:t>
             </w:r>
           </w:p>
         </w:tc>
@@ -1903,37 +1882,37 @@
         </w:tc>
         <w:tc>
           <w:tcPr>
-            <w:tcW w:w="2481" w:type="dxa"/>
-            <w:gridSpan w:val="7"/>
-            <w:tcBorders>
-              <w:bottom w:val="single" w:sz="4" w:space="0" w:color="auto"/>
-            </w:tcBorders>
-            <w:vAlign w:val="center"/>
-          </w:tcPr>
-          <w:p>
-            <w:pPr>
-              <w:spacing w:after="0"/>
-              <w:rPr>
-                <w:sz w:val="20"/>
-                <w:szCs w:val="20"/>
-              </w:rPr>
-            </w:pPr>
-            <w:r>
-              <w:rPr>
-                <w:sz w:val="20"/>
-                <w:szCs w:val="20"/>
-              </w:rPr>
-              <w:t xml:space="preserve">New Zealand </w:t>
-            </w:r>
-          </w:p>
-        </w:tc>
-        <w:tc>
-          <w:tcPr>
-            <w:tcW w:w="2021" w:type="dxa"/>
+            <w:tcW w:w="2974" w:type="dxa"/>
             <w:gridSpan w:val="8"/>
             <w:tcBorders>
               <w:bottom w:val="single" w:sz="4" w:space="0" w:color="auto"/>
             </w:tcBorders>
+            <w:vAlign w:val="center"/>
+          </w:tcPr>
+          <w:p>
+            <w:pPr>
+              <w:spacing w:after="0"/>
+              <w:rPr>
+                <w:sz w:val="20"/>
+                <w:szCs w:val="20"/>
+              </w:rPr>
+            </w:pPr>
+            <w:r>
+              <w:rPr>
+                <w:sz w:val="20"/>
+                <w:szCs w:val="20"/>
+              </w:rPr>
+              <w:t xml:space="preserve">New Zealand </w:t>
+            </w:r>
+          </w:p>
+        </w:tc>
+        <w:tc>
+          <w:tcPr>
+            <w:tcW w:w="1528" w:type="dxa"/>
+            <w:gridSpan w:val="6"/>
+            <w:tcBorders>
+              <w:bottom w:val="single" w:sz="4" w:space="0" w:color="auto"/>
+            </w:tcBorders>
             <w:shd w:val="clear" w:color="auto" w:fill="D9D9D9" w:themeFill="background1" w:themeFillShade="D9"/>
             <w:vAlign w:val="center"/>
           </w:tcPr>
@@ -1979,7 +1958,7 @@
         <w:tc>
           <w:tcPr>
             <w:tcW w:w="1701" w:type="dxa"/>
-            <w:gridSpan w:val="7"/>
+            <w:gridSpan w:val="10"/>
             <w:tcBorders>
               <w:bottom w:val="single" w:sz="4" w:space="0" w:color="auto"/>
             </w:tcBorders>
@@ -2038,7 +2017,7 @@
         <w:tc>
           <w:tcPr>
             <w:tcW w:w="10913" w:type="dxa"/>
-            <w:gridSpan w:val="28"/>
+            <w:gridSpan w:val="30"/>
             <w:tcBorders>
               <w:bottom w:val="nil"/>
             </w:tcBorders>
@@ -2100,7 +2079,7 @@
         <w:tc>
           <w:tcPr>
             <w:tcW w:w="8222" w:type="dxa"/>
-            <w:gridSpan w:val="25"/>
+            <w:gridSpan w:val="27"/>
             <w:tcBorders>
               <w:top w:val="double" w:sz="4" w:space="0" w:color="auto"/>
               <w:left w:val="single" w:sz="4" w:space="0" w:color="auto"/>
@@ -2165,7 +2144,7 @@
         <w:tc>
           <w:tcPr>
             <w:tcW w:w="8222" w:type="dxa"/>
-            <w:gridSpan w:val="25"/>
+            <w:gridSpan w:val="27"/>
             <w:tcBorders>
               <w:top w:val="nil"/>
             </w:tcBorders>
@@ -2236,7 +2215,7 @@
         <w:tc>
           <w:tcPr>
             <w:tcW w:w="5353" w:type="dxa"/>
-            <w:gridSpan w:val="19"/>
+            <w:gridSpan w:val="18"/>
             <w:vAlign w:val="center"/>
           </w:tcPr>
           <w:p>
@@ -2275,7 +2254,7 @@
         <w:tc>
           <w:tcPr>
             <w:tcW w:w="1515" w:type="dxa"/>
-            <w:gridSpan w:val="5"/>
+            <w:gridSpan w:val="8"/>
             <w:shd w:val="pct20" w:color="auto" w:fill="FFFFFF"/>
             <w:vAlign w:val="center"/>
           </w:tcPr>
@@ -2343,7 +2322,7 @@
         <w:tc>
           <w:tcPr>
             <w:tcW w:w="3752" w:type="dxa"/>
-            <w:gridSpan w:val="12"/>
+            <w:gridSpan w:val="10"/>
             <w:vAlign w:val="center"/>
           </w:tcPr>
           <w:p>
@@ -2358,8 +2337,8 @@
         </w:tc>
         <w:tc>
           <w:tcPr>
-            <w:tcW w:w="1134" w:type="dxa"/>
-            <w:gridSpan w:val="4"/>
+            <w:tcW w:w="1632" w:type="dxa"/>
+            <w:gridSpan w:val="9"/>
             <w:shd w:val="clear" w:color="auto" w:fill="C0C0C0"/>
             <w:vAlign w:val="center"/>
           </w:tcPr>
@@ -2382,8 +2361,8 @@
         </w:tc>
         <w:tc>
           <w:tcPr>
-            <w:tcW w:w="3336" w:type="dxa"/>
-            <w:gridSpan w:val="9"/>
+            <w:tcW w:w="2838" w:type="dxa"/>
+            <w:gridSpan w:val="8"/>
             <w:vAlign w:val="center"/>
           </w:tcPr>
           <w:p>
@@ -2451,7 +2430,7 @@
         </w:tc>
         <w:tc>
           <w:tcPr>
-            <w:tcW w:w="1351" w:type="dxa"/>
+            <w:tcW w:w="990" w:type="dxa"/>
             <w:gridSpan w:val="3"/>
             <w:shd w:val="pct20" w:color="auto" w:fill="FFFFFF"/>
             <w:vAlign w:val="center"/>
@@ -2475,44 +2454,85 @@
         </w:tc>
         <w:tc>
           <w:tcPr>
-            <w:tcW w:w="1495" w:type="dxa"/>
+            <w:tcW w:w="2126" w:type="dxa"/>
+            <w:gridSpan w:val="6"/>
+            <w:vAlign w:val="center"/>
+          </w:tcPr>
+          <w:p>
+            <w:pPr>
+              <w:spacing w:after="0"/>
+              <w:rPr>
+                <w:sz w:val="20"/>
+                <w:szCs w:val="20"/>
+              </w:rPr>
+            </w:pPr>
+            <w:r>
+              <w:rPr>
+                <w:sz w:val="20"/>
+                <w:szCs w:val="20"/>
+              </w:rPr>
+              <w:fldChar w:fldCharType="begin"/>
+            </w:r>
+            <w:r>
+              <w:rPr>
+                <w:sz w:val="20"/>
+                <w:szCs w:val="20"/>
+              </w:rPr>
+              <w:instrText xml:space="preserve">  </w:instrText>
+            </w:r>
+            <w:r>
+              <w:rPr>
+                <w:sz w:val="20"/>
+                <w:szCs w:val="20"/>
+              </w:rPr>
+              <w:fldChar w:fldCharType="end"/>
+            </w:r>
+          </w:p>
+        </w:tc>
+        <w:tc>
+          <w:tcPr>
+            <w:tcW w:w="992" w:type="dxa"/>
+            <w:gridSpan w:val="2"/>
+            <w:shd w:val="pct20" w:color="auto" w:fill="FFFFFF"/>
+            <w:vAlign w:val="center"/>
+          </w:tcPr>
+          <w:p>
+            <w:pPr>
+              <w:spacing w:after="0"/>
+              <w:rPr>
+                <w:sz w:val="20"/>
+                <w:szCs w:val="20"/>
+              </w:rPr>
+            </w:pPr>
+            <w:r>
+              <w:rPr>
+                <w:sz w:val="20"/>
+                <w:szCs w:val="20"/>
+              </w:rPr>
+              <w:t>Work:</w:t>
+            </w:r>
+          </w:p>
+        </w:tc>
+        <w:tc>
+          <w:tcPr>
+            <w:tcW w:w="851" w:type="dxa"/>
+            <w:gridSpan w:val="4"/>
+            <w:vAlign w:val="center"/>
+          </w:tcPr>
+          <w:p>
+            <w:pPr>
+              <w:pStyle w:val="Header"/>
+              <w:rPr>
+                <w:sz w:val="20"/>
+                <w:szCs w:val="20"/>
+              </w:rPr>
+            </w:pPr>
+          </w:p>
+        </w:tc>
+        <w:tc>
+          <w:tcPr>
+            <w:tcW w:w="992" w:type="dxa"/>
             <w:gridSpan w:val="7"/>
-            <w:vAlign w:val="center"/>
-          </w:tcPr>
-          <w:p>
-            <w:pPr>
-              <w:spacing w:after="0"/>
-              <w:rPr>
-                <w:sz w:val="20"/>
-                <w:szCs w:val="20"/>
-              </w:rPr>
-            </w:pPr>
-            <w:r>
-              <w:rPr>
-                <w:sz w:val="20"/>
-                <w:szCs w:val="20"/>
-              </w:rPr>
-              <w:fldChar w:fldCharType="begin"/>
-            </w:r>
-            <w:r>
-              <w:rPr>
-                <w:sz w:val="20"/>
-                <w:szCs w:val="20"/>
-              </w:rPr>
-              <w:instrText xml:space="preserve">  </w:instrText>
-            </w:r>
-            <w:r>
-              <w:rPr>
-                <w:sz w:val="20"/>
-                <w:szCs w:val="20"/>
-              </w:rPr>
-              <w:fldChar w:fldCharType="end"/>
-            </w:r>
-          </w:p>
-        </w:tc>
-        <w:tc>
-          <w:tcPr>
-            <w:tcW w:w="845" w:type="dxa"/>
             <w:shd w:val="pct20" w:color="auto" w:fill="FFFFFF"/>
             <w:vAlign w:val="center"/>
           </w:tcPr>
@@ -2529,14 +2549,14 @@
                 <w:sz w:val="20"/>
                 <w:szCs w:val="20"/>
               </w:rPr>
-              <w:t>Work:</w:t>
-            </w:r>
-          </w:p>
-        </w:tc>
-        <w:tc>
-          <w:tcPr>
-            <w:tcW w:w="1620" w:type="dxa"/>
-            <w:gridSpan w:val="7"/>
+              <w:t>Mobile:</w:t>
+            </w:r>
+          </w:p>
+        </w:tc>
+        <w:tc>
+          <w:tcPr>
+            <w:tcW w:w="2271" w:type="dxa"/>
+            <w:gridSpan w:val="5"/>
             <w:vAlign w:val="center"/>
           </w:tcPr>
           <w:p>
@@ -2547,46 +2567,6 @@
                 <w:szCs w:val="20"/>
               </w:rPr>
             </w:pPr>
-          </w:p>
-        </w:tc>
-        <w:tc>
-          <w:tcPr>
-            <w:tcW w:w="892" w:type="dxa"/>
-            <w:gridSpan w:val="4"/>
-            <w:shd w:val="pct20" w:color="auto" w:fill="FFFFFF"/>
-            <w:vAlign w:val="center"/>
-          </w:tcPr>
-          <w:p>
-            <w:pPr>
-              <w:spacing w:after="0"/>
-              <w:rPr>
-                <w:sz w:val="20"/>
-                <w:szCs w:val="20"/>
-              </w:rPr>
-            </w:pPr>
-            <w:r>
-              <w:rPr>
-                <w:sz w:val="20"/>
-                <w:szCs w:val="20"/>
-              </w:rPr>
-              <w:t>Mobile:</w:t>
-            </w:r>
-          </w:p>
-        </w:tc>
-        <w:tc>
-          <w:tcPr>
-            <w:tcW w:w="2019" w:type="dxa"/>
-            <w:gridSpan w:val="3"/>
-            <w:vAlign w:val="center"/>
-          </w:tcPr>
-          <w:p>
-            <w:pPr>
-              <w:pStyle w:val="Header"/>
-              <w:rPr>
-                <w:sz w:val="20"/>
-                <w:szCs w:val="20"/>
-              </w:rPr>
-            </w:pPr>
             <w:r>
               <w:rPr>
                 <w:sz w:val="20"/>
@@ -2600,7 +2580,7 @@
                 <w:sz w:val="20"/>
                 <w:szCs w:val="20"/>
               </w:rPr>
-              <w:t>respont_phone</w:t>
+              <w:t>respondent_phone</w:t>
             </w:r>
             <w:proofErr w:type="spellEnd"/>
             <w:r>
@@ -2644,7 +2624,7 @@
         </w:tc>
         <w:tc>
           <w:tcPr>
-            <w:tcW w:w="1351" w:type="dxa"/>
+            <w:tcW w:w="990" w:type="dxa"/>
             <w:gridSpan w:val="3"/>
             <w:vAlign w:val="center"/>
           </w:tcPr>
@@ -2669,14 +2649,7 @@
                 <w:sz w:val="20"/>
                 <w:szCs w:val="20"/>
               </w:rPr>
-              <w:t>r</w:t>
-            </w:r>
-            <w:r>
-              <w:rPr>
-                <w:sz w:val="20"/>
-                <w:szCs w:val="20"/>
-              </w:rPr>
-              <w:t>_dob</w:t>
+              <w:t>respondent_dob</w:t>
             </w:r>
             <w:proofErr w:type="spellEnd"/>
             <w:r>
@@ -2690,7 +2663,91 @@
         </w:tc>
         <w:tc>
           <w:tcPr>
-            <w:tcW w:w="600" w:type="dxa"/>
+            <w:tcW w:w="1417" w:type="dxa"/>
+            <w:gridSpan w:val="3"/>
+            <w:shd w:val="pct20" w:color="auto" w:fill="FFFFFF"/>
+            <w:vAlign w:val="center"/>
+          </w:tcPr>
+          <w:p>
+            <w:pPr>
+              <w:spacing w:after="0"/>
+              <w:rPr>
+                <w:sz w:val="20"/>
+                <w:szCs w:val="20"/>
+              </w:rPr>
+            </w:pPr>
+            <w:r>
+              <w:rPr>
+                <w:sz w:val="20"/>
+                <w:szCs w:val="20"/>
+              </w:rPr>
+              <w:t>Age</w:t>
+            </w:r>
+          </w:p>
+        </w:tc>
+        <w:tc>
+          <w:tcPr>
+            <w:tcW w:w="709" w:type="dxa"/>
+            <w:gridSpan w:val="3"/>
+            <w:vAlign w:val="center"/>
+          </w:tcPr>
+          <w:p>
+            <w:pPr>
+              <w:pStyle w:val="Header"/>
+              <w:rPr>
+                <w:sz w:val="20"/>
+                <w:szCs w:val="20"/>
+              </w:rPr>
+            </w:pPr>
+            <w:r>
+              <w:rPr>
+                <w:sz w:val="20"/>
+                <w:szCs w:val="20"/>
+              </w:rPr>
+              <w:t>{{</w:t>
+            </w:r>
+            <w:proofErr w:type="spellStart"/>
+            <w:r>
+              <w:rPr>
+                <w:sz w:val="20"/>
+                <w:szCs w:val="20"/>
+              </w:rPr>
+              <w:t>respondent_age</w:t>
+            </w:r>
+            <w:proofErr w:type="spellEnd"/>
+            <w:r>
+              <w:rPr>
+                <w:sz w:val="20"/>
+                <w:szCs w:val="20"/>
+              </w:rPr>
+              <w:t>}}</w:t>
+            </w:r>
+            <w:r>
+              <w:rPr>
+                <w:sz w:val="20"/>
+                <w:szCs w:val="20"/>
+              </w:rPr>
+              <w:fldChar w:fldCharType="begin"/>
+            </w:r>
+            <w:r>
+              <w:rPr>
+                <w:sz w:val="20"/>
+                <w:szCs w:val="20"/>
+              </w:rPr>
+              <w:instrText xml:space="preserve">  </w:instrText>
+            </w:r>
+            <w:r>
+              <w:rPr>
+                <w:sz w:val="20"/>
+                <w:szCs w:val="20"/>
+              </w:rPr>
+              <w:fldChar w:fldCharType="end"/>
+            </w:r>
+          </w:p>
+        </w:tc>
+        <w:tc>
+          <w:tcPr>
+            <w:tcW w:w="992" w:type="dxa"/>
             <w:gridSpan w:val="2"/>
             <w:shd w:val="pct20" w:color="auto" w:fill="FFFFFF"/>
             <w:vAlign w:val="center"/>
@@ -2708,13 +2765,13 @@
                 <w:sz w:val="20"/>
                 <w:szCs w:val="20"/>
               </w:rPr>
-              <w:t>Age</w:t>
-            </w:r>
-          </w:p>
-        </w:tc>
-        <w:tc>
-          <w:tcPr>
-            <w:tcW w:w="660" w:type="dxa"/>
+              <w:t>Gender</w:t>
+            </w:r>
+          </w:p>
+        </w:tc>
+        <w:tc>
+          <w:tcPr>
+            <w:tcW w:w="394" w:type="dxa"/>
             <w:gridSpan w:val="3"/>
             <w:vAlign w:val="center"/>
           </w:tcPr>
@@ -2731,6 +2788,13 @@
                 <w:sz w:val="20"/>
                 <w:szCs w:val="20"/>
               </w:rPr>
+              <w:t>M</w:t>
+            </w:r>
+            <w:r>
+              <w:rPr>
+                <w:sz w:val="20"/>
+                <w:szCs w:val="20"/>
+              </w:rPr>
               <w:fldChar w:fldCharType="begin"/>
             </w:r>
             <w:r>
@@ -2747,19 +2811,12 @@
               </w:rPr>
               <w:fldChar w:fldCharType="end"/>
             </w:r>
-            <w:r>
-              <w:rPr>
-                <w:sz w:val="20"/>
-                <w:szCs w:val="20"/>
-              </w:rPr>
-              <w:t>{{z}}</w:t>
-            </w:r>
-          </w:p>
-        </w:tc>
-        <w:tc>
-          <w:tcPr>
-            <w:tcW w:w="1080" w:type="dxa"/>
-            <w:gridSpan w:val="3"/>
+          </w:p>
+        </w:tc>
+        <w:tc>
+          <w:tcPr>
+            <w:tcW w:w="1259" w:type="dxa"/>
+            <w:gridSpan w:val="7"/>
             <w:shd w:val="pct20" w:color="auto" w:fill="FFFFFF"/>
             <w:vAlign w:val="center"/>
           </w:tcPr>
@@ -2776,14 +2833,14 @@
                 <w:sz w:val="20"/>
                 <w:szCs w:val="20"/>
               </w:rPr>
-              <w:t>Gender</w:t>
-            </w:r>
-          </w:p>
-        </w:tc>
-        <w:tc>
-          <w:tcPr>
-            <w:tcW w:w="811" w:type="dxa"/>
-            <w:gridSpan w:val="4"/>
+              <w:t>Occupation</w:t>
+            </w:r>
+          </w:p>
+        </w:tc>
+        <w:tc>
+          <w:tcPr>
+            <w:tcW w:w="2461" w:type="dxa"/>
+            <w:gridSpan w:val="6"/>
             <w:vAlign w:val="center"/>
           </w:tcPr>
           <w:p>
@@ -2799,6 +2856,34 @@
                 <w:sz w:val="20"/>
                 <w:szCs w:val="20"/>
               </w:rPr>
+              <w:fldChar w:fldCharType="begin"/>
+            </w:r>
+            <w:r>
+              <w:rPr>
+                <w:sz w:val="20"/>
+                <w:szCs w:val="20"/>
+              </w:rPr>
+              <w:instrText xml:space="preserve">  </w:instrText>
+            </w:r>
+            <w:r>
+              <w:rPr>
+                <w:sz w:val="20"/>
+                <w:szCs w:val="20"/>
+              </w:rPr>
+              <w:fldChar w:fldCharType="end"/>
+            </w:r>
+            <w:r>
+              <w:rPr>
+                <w:sz w:val="20"/>
+                <w:szCs w:val="20"/>
+              </w:rPr>
+              <w:t xml:space="preserve"> </w:t>
+            </w:r>
+            <w:r>
+              <w:rPr>
+                <w:sz w:val="20"/>
+                <w:szCs w:val="20"/>
+              </w:rPr>
               <w:t>{{</w:t>
             </w:r>
             <w:proofErr w:type="spellStart"/>
@@ -2807,7 +2892,14 @@
                 <w:sz w:val="20"/>
                 <w:szCs w:val="20"/>
               </w:rPr>
-              <w:t>rg</w:t>
+              <w:t>respondent_occupatio</w:t>
+            </w:r>
+            <w:r>
+              <w:rPr>
+                <w:sz w:val="20"/>
+                <w:szCs w:val="20"/>
+              </w:rPr>
+              <w:t>n</w:t>
             </w:r>
             <w:proofErr w:type="spellEnd"/>
             <w:r>
@@ -2816,118 +2908,6 @@
                 <w:szCs w:val="20"/>
               </w:rPr>
               <w:t>}}</w:t>
-            </w:r>
-            <w:r>
-              <w:rPr>
-                <w:sz w:val="20"/>
-                <w:szCs w:val="20"/>
-              </w:rPr>
-              <w:fldChar w:fldCharType="begin"/>
-            </w:r>
-            <w:r>
-              <w:rPr>
-                <w:sz w:val="20"/>
-                <w:szCs w:val="20"/>
-              </w:rPr>
-              <w:instrText xml:space="preserve">  </w:instrText>
-            </w:r>
-            <w:r>
-              <w:rPr>
-                <w:sz w:val="20"/>
-                <w:szCs w:val="20"/>
-              </w:rPr>
-              <w:fldChar w:fldCharType="end"/>
-            </w:r>
-          </w:p>
-        </w:tc>
-        <w:tc>
-          <w:tcPr>
-            <w:tcW w:w="1259" w:type="dxa"/>
-            <w:gridSpan w:val="6"/>
-            <w:shd w:val="pct20" w:color="auto" w:fill="FFFFFF"/>
-            <w:vAlign w:val="center"/>
-          </w:tcPr>
-          <w:p>
-            <w:pPr>
-              <w:spacing w:after="0"/>
-              <w:rPr>
-                <w:sz w:val="20"/>
-                <w:szCs w:val="20"/>
-              </w:rPr>
-            </w:pPr>
-            <w:r>
-              <w:rPr>
-                <w:sz w:val="20"/>
-                <w:szCs w:val="20"/>
-              </w:rPr>
-              <w:t>Occupation</w:t>
-            </w:r>
-          </w:p>
-        </w:tc>
-        <w:tc>
-          <w:tcPr>
-            <w:tcW w:w="2461" w:type="dxa"/>
-            <w:gridSpan w:val="4"/>
-            <w:vAlign w:val="center"/>
-          </w:tcPr>
-          <w:p>
-            <w:pPr>
-              <w:pStyle w:val="Header"/>
-              <w:rPr>
-                <w:sz w:val="20"/>
-                <w:szCs w:val="20"/>
-              </w:rPr>
-            </w:pPr>
-            <w:r>
-              <w:rPr>
-                <w:sz w:val="20"/>
-                <w:szCs w:val="20"/>
-              </w:rPr>
-              <w:t>{{</w:t>
-            </w:r>
-            <w:proofErr w:type="spellStart"/>
-            <w:r>
-              <w:rPr>
-                <w:sz w:val="20"/>
-                <w:szCs w:val="20"/>
-              </w:rPr>
-              <w:t>respont</w:t>
-            </w:r>
-            <w:r>
-              <w:rPr>
-                <w:sz w:val="20"/>
-                <w:szCs w:val="20"/>
-              </w:rPr>
-              <w:t>_occupation</w:t>
-            </w:r>
-            <w:proofErr w:type="spellEnd"/>
-            <w:r>
-              <w:rPr>
-                <w:sz w:val="20"/>
-                <w:szCs w:val="20"/>
-              </w:rPr>
-              <w:t>}}</w:t>
-            </w:r>
-            <w:r>
-              <w:rPr>
-                <w:sz w:val="20"/>
-                <w:szCs w:val="20"/>
-              </w:rPr>
-              <w:fldChar w:fldCharType="begin"/>
-            </w:r>
-            <w:r>
-              <w:rPr>
-                <w:sz w:val="20"/>
-                <w:szCs w:val="20"/>
-              </w:rPr>
-              <w:instrText xml:space="preserve">  </w:instrText>
-            </w:r>
-            <w:r>
-              <w:rPr>
-                <w:sz w:val="20"/>
-                <w:szCs w:val="20"/>
-              </w:rPr>
-              <w:fldChar w:fldCharType="end"/>
             </w:r>
           </w:p>
         </w:tc>
@@ -2966,7 +2946,7 @@
         <w:tc>
           <w:tcPr>
             <w:tcW w:w="8222" w:type="dxa"/>
-            <w:gridSpan w:val="25"/>
+            <w:gridSpan w:val="27"/>
             <w:tcBorders>
               <w:bottom w:val="nil"/>
             </w:tcBorders>
@@ -3484,12 +3464,12 @@
               </w:rPr>
               <w:fldChar w:fldCharType="begin">
                 <w:ffData>
-                  <w:name w:val=""/>
+                  <w:name w:val="Check1"/>
                   <w:enabled/>
                   <w:calcOnExit w:val="0"/>
                   <w:checkBox>
                     <w:sizeAuto/>
-                    <w:default w:val="1"/>
+                    <w:default w:val="0"/>
                   </w:checkBox>
                 </w:ffData>
               </w:fldChar>
@@ -3532,16 +3512,6 @@
                 <w:szCs w:val="18"/>
               </w:rPr>
               <w:t xml:space="preserve"> (Dutch, Japanese, Tokelauan, etc) Please state: </w:t>
-            </w:r>
-            <w:r>
-              <w:rPr>
-                <w:rFonts w:cs="Arial"/>
-                <w:b/>
-                <w:bCs/>
-                <w:sz w:val="18"/>
-                <w:szCs w:val="18"/>
-              </w:rPr>
-              <w:t xml:space="preserve"> {{respondent_ethnicity_other_value}}</w:t>
             </w:r>
           </w:p>
         </w:tc>
@@ -3580,36 +3550,36 @@
         </w:tc>
         <w:tc>
           <w:tcPr>
-            <w:tcW w:w="2481" w:type="dxa"/>
-            <w:gridSpan w:val="7"/>
-            <w:tcBorders>
-              <w:bottom w:val="double" w:sz="4" w:space="0" w:color="auto"/>
-            </w:tcBorders>
-          </w:tcPr>
-          <w:p>
-            <w:pPr>
-              <w:spacing w:after="0"/>
-              <w:rPr>
-                <w:sz w:val="20"/>
-                <w:szCs w:val="20"/>
-              </w:rPr>
-            </w:pPr>
-            <w:r>
-              <w:rPr>
-                <w:sz w:val="20"/>
-                <w:szCs w:val="20"/>
-              </w:rPr>
-              <w:t xml:space="preserve">New Zealand </w:t>
-            </w:r>
-          </w:p>
-        </w:tc>
-        <w:tc>
-          <w:tcPr>
-            <w:tcW w:w="2021" w:type="dxa"/>
+            <w:tcW w:w="2974" w:type="dxa"/>
             <w:gridSpan w:val="8"/>
             <w:tcBorders>
               <w:bottom w:val="double" w:sz="4" w:space="0" w:color="auto"/>
             </w:tcBorders>
+          </w:tcPr>
+          <w:p>
+            <w:pPr>
+              <w:spacing w:after="0"/>
+              <w:rPr>
+                <w:sz w:val="20"/>
+                <w:szCs w:val="20"/>
+              </w:rPr>
+            </w:pPr>
+            <w:r>
+              <w:rPr>
+                <w:sz w:val="20"/>
+                <w:szCs w:val="20"/>
+              </w:rPr>
+              <w:t xml:space="preserve">New Zealand </w:t>
+            </w:r>
+          </w:p>
+        </w:tc>
+        <w:tc>
+          <w:tcPr>
+            <w:tcW w:w="1528" w:type="dxa"/>
+            <w:gridSpan w:val="6"/>
+            <w:tcBorders>
+              <w:bottom w:val="double" w:sz="4" w:space="0" w:color="auto"/>
+            </w:tcBorders>
             <w:shd w:val="clear" w:color="auto" w:fill="D9D9D9" w:themeFill="background1" w:themeFillShade="D9"/>
             <w:vAlign w:val="center"/>
           </w:tcPr>
@@ -3655,7 +3625,7 @@
         <w:tc>
           <w:tcPr>
             <w:tcW w:w="1701" w:type="dxa"/>
-            <w:gridSpan w:val="7"/>
+            <w:gridSpan w:val="10"/>
             <w:tcBorders>
               <w:bottom w:val="double" w:sz="4" w:space="0" w:color="auto"/>
             </w:tcBorders>
@@ -3742,8 +3712,8 @@
         </w:tc>
         <w:tc>
           <w:tcPr>
-            <w:tcW w:w="2481" w:type="dxa"/>
-            <w:gridSpan w:val="7"/>
+            <w:tcW w:w="2974" w:type="dxa"/>
+            <w:gridSpan w:val="8"/>
             <w:tcBorders>
               <w:top w:val="nil"/>
               <w:bottom w:val="nil"/>
@@ -3785,8 +3755,8 @@
         </w:tc>
         <w:tc>
           <w:tcPr>
-            <w:tcW w:w="3722" w:type="dxa"/>
-            <w:gridSpan w:val="15"/>
+            <w:tcW w:w="3229" w:type="dxa"/>
+            <w:gridSpan w:val="16"/>
             <w:tcBorders>
               <w:top w:val="nil"/>
               <w:bottom w:val="nil"/>
@@ -3829,29 +3799,6 @@
                 <w:szCs w:val="20"/>
               </w:rPr>
             </w:pPr>
-            <w:r>
-              <w:rPr>
-                <w:sz w:val="20"/>
-                <w:szCs w:val="20"/>
-              </w:rPr>
-              <w:t>{{</w:t>
-            </w:r>
-            <w:proofErr w:type="spellStart"/>
-            <w:r>
-              <w:rPr>
-                <w:sz w:val="20"/>
-                <w:szCs w:val="20"/>
-              </w:rPr>
-              <w:t>marriage_place</w:t>
-            </w:r>
-            <w:proofErr w:type="spellEnd"/>
-            <w:r>
-              <w:rPr>
-                <w:sz w:val="20"/>
-                <w:szCs w:val="20"/>
-              </w:rPr>
-              <w:t>}}</w:t>
-            </w:r>
           </w:p>
         </w:tc>
       </w:tr>
@@ -3863,7 +3810,7 @@
         </w:trPr>
         <w:tc>
           <w:tcPr>
-            <w:tcW w:w="4042" w:type="dxa"/>
+            <w:tcW w:w="3681" w:type="dxa"/>
             <w:gridSpan w:val="6"/>
             <w:tcBorders>
               <w:bottom w:val="double" w:sz="4" w:space="0" w:color="auto"/>
@@ -3911,8 +3858,8 @@
         </w:tc>
         <w:tc>
           <w:tcPr>
-            <w:tcW w:w="1130" w:type="dxa"/>
-            <w:gridSpan w:val="4"/>
+            <w:tcW w:w="1984" w:type="dxa"/>
+            <w:gridSpan w:val="5"/>
             <w:tcBorders>
               <w:bottom w:val="double" w:sz="4" w:space="0" w:color="auto"/>
             </w:tcBorders>
@@ -3931,14 +3878,30 @@
                 <w:sz w:val="20"/>
                 <w:szCs w:val="20"/>
               </w:rPr>
-              <w:t>{{start}}</w:t>
-            </w:r>
-          </w:p>
-        </w:tc>
-        <w:tc>
-          <w:tcPr>
-            <w:tcW w:w="3722" w:type="dxa"/>
-            <w:gridSpan w:val="15"/>
+              <w:t>{{</w:t>
+            </w:r>
+            <w:proofErr w:type="spellStart"/>
+            <w:r>
+              <w:rPr>
+                <w:sz w:val="20"/>
+                <w:szCs w:val="20"/>
+              </w:rPr>
+              <w:t>relationship_start_date</w:t>
+            </w:r>
+            <w:proofErr w:type="spellEnd"/>
+            <w:r>
+              <w:rPr>
+                <w:sz w:val="20"/>
+                <w:szCs w:val="20"/>
+              </w:rPr>
+              <w:t>}}</w:t>
+            </w:r>
+          </w:p>
+        </w:tc>
+        <w:tc>
+          <w:tcPr>
+            <w:tcW w:w="3229" w:type="dxa"/>
+            <w:gridSpan w:val="16"/>
             <w:tcBorders>
               <w:bottom w:val="double" w:sz="4" w:space="0" w:color="auto"/>
             </w:tcBorders>
@@ -3998,7 +3961,23 @@
                 <w:sz w:val="20"/>
                 <w:szCs w:val="20"/>
               </w:rPr>
-              <w:t>{{relationship_end_date}}</w:t>
+              <w:t>{{</w:t>
+            </w:r>
+            <w:proofErr w:type="spellStart"/>
+            <w:r>
+              <w:rPr>
+                <w:sz w:val="20"/>
+                <w:szCs w:val="20"/>
+              </w:rPr>
+              <w:t>relationship_end_date</w:t>
+            </w:r>
+            <w:proofErr w:type="spellEnd"/>
+            <w:r>
+              <w:rPr>
+                <w:sz w:val="20"/>
+                <w:szCs w:val="20"/>
+              </w:rPr>
+              <w:t>}}</w:t>
             </w:r>
           </w:p>
         </w:tc>
@@ -4011,7 +3990,7 @@
         <w:tc>
           <w:tcPr>
             <w:tcW w:w="10913" w:type="dxa"/>
-            <w:gridSpan w:val="28"/>
+            <w:gridSpan w:val="30"/>
             <w:tcBorders>
               <w:top w:val="nil"/>
               <w:bottom w:val="nil"/>
@@ -4138,7 +4117,6 @@
         <w:tc>
           <w:tcPr>
             <w:tcW w:w="851" w:type="dxa"/>
-            <w:gridSpan w:val="2"/>
             <w:shd w:val="pct20" w:color="auto" w:fill="FFFFFF"/>
             <w:vAlign w:val="center"/>
           </w:tcPr>
@@ -4198,7 +4176,7 @@
         <w:tc>
           <w:tcPr>
             <w:tcW w:w="1276" w:type="dxa"/>
-            <w:gridSpan w:val="6"/>
+            <w:gridSpan w:val="7"/>
             <w:shd w:val="pct20" w:color="auto" w:fill="FFFFFF"/>
             <w:vAlign w:val="center"/>
           </w:tcPr>
@@ -4223,7 +4201,7 @@
         <w:tc>
           <w:tcPr>
             <w:tcW w:w="1276" w:type="dxa"/>
-            <w:gridSpan w:val="3"/>
+            <w:gridSpan w:val="5"/>
             <w:shd w:val="pct20" w:color="auto" w:fill="FFFFFF"/>
             <w:vAlign w:val="center"/>
           </w:tcPr>
@@ -4319,21 +4297,7 @@
                 <w:sz w:val="20"/>
                 <w:szCs w:val="20"/>
               </w:rPr>
-              <w:t>{{</w:t>
-            </w:r>
-            <w:r>
-              <w:rPr>
-                <w:sz w:val="20"/>
-                <w:szCs w:val="20"/>
-              </w:rPr>
-              <w:t>c1a</w:t>
-            </w:r>
-            <w:r>
-              <w:rPr>
-                <w:sz w:val="20"/>
-                <w:szCs w:val="20"/>
-              </w:rPr>
-              <w:t>}}</w:t>
+              <w:t>{{child_1_age}}</w:t>
             </w:r>
           </w:p>
         </w:tc>
@@ -4356,14 +4320,13 @@
                 <w:sz w:val="20"/>
                 <w:szCs w:val="20"/>
               </w:rPr>
-              <w:t>{{c1dob}}</w:t>
+              <w:t>{{child_1_dob}}</w:t>
             </w:r>
           </w:p>
         </w:tc>
         <w:tc>
           <w:tcPr>
             <w:tcW w:w="851" w:type="dxa"/>
-            <w:gridSpan w:val="2"/>
             <w:vAlign w:val="center"/>
           </w:tcPr>
           <w:p>
@@ -4379,21 +4342,7 @@
                 <w:sz w:val="20"/>
                 <w:szCs w:val="20"/>
               </w:rPr>
-              <w:t>{{c1</w:t>
-            </w:r>
-            <w:r>
-              <w:rPr>
-                <w:sz w:val="20"/>
-                <w:szCs w:val="20"/>
-              </w:rPr>
-              <w:t>g</w:t>
-            </w:r>
-            <w:r>
-              <w:rPr>
-                <w:sz w:val="20"/>
-                <w:szCs w:val="20"/>
-              </w:rPr>
-              <w:t>}}</w:t>
+              <w:t>{{child_1_gender}}</w:t>
             </w:r>
           </w:p>
         </w:tc>
@@ -4416,81 +4365,53 @@
                 <w:sz w:val="20"/>
                 <w:szCs w:val="20"/>
               </w:rPr>
-              <w:t>{{c1living}}</w:t>
+              <w:t>{{child_1_living_with}}</w:t>
             </w:r>
           </w:p>
         </w:tc>
         <w:tc>
           <w:tcPr>
             <w:tcW w:w="1276" w:type="dxa"/>
-            <w:gridSpan w:val="6"/>
-            <w:vAlign w:val="center"/>
-          </w:tcPr>
-          <w:p>
-            <w:pPr>
-              <w:spacing w:after="0"/>
-              <w:rPr>
-                <w:sz w:val="20"/>
-                <w:szCs w:val="20"/>
-              </w:rPr>
-            </w:pPr>
-            <w:r>
-              <w:rPr>
-                <w:sz w:val="20"/>
-                <w:szCs w:val="20"/>
-              </w:rPr>
-              <w:t>{{</w:t>
-            </w:r>
-            <w:r>
-              <w:rPr>
-                <w:sz w:val="20"/>
-                <w:szCs w:val="20"/>
-              </w:rPr>
-              <w:t>c</w:t>
-            </w:r>
-            <w:r>
-              <w:rPr>
-                <w:sz w:val="20"/>
-                <w:szCs w:val="20"/>
-              </w:rPr>
-              <w:t>1rt</w:t>
-            </w:r>
-            <w:r>
-              <w:rPr>
-                <w:sz w:val="20"/>
-                <w:szCs w:val="20"/>
-              </w:rPr>
-              <w:t>a</w:t>
-            </w:r>
-            <w:r>
-              <w:rPr>
-                <w:sz w:val="20"/>
-                <w:szCs w:val="20"/>
-              </w:rPr>
-              <w:t>}}</w:t>
+            <w:gridSpan w:val="7"/>
+            <w:vAlign w:val="center"/>
+          </w:tcPr>
+          <w:p>
+            <w:pPr>
+              <w:spacing w:after="0"/>
+              <w:rPr>
+                <w:sz w:val="20"/>
+                <w:szCs w:val="20"/>
+              </w:rPr>
+            </w:pPr>
+            <w:r>
+              <w:rPr>
+                <w:sz w:val="20"/>
+                <w:szCs w:val="20"/>
+              </w:rPr>
+              <w:t>{{child_1_relationship_to_applicant}}</w:t>
             </w:r>
           </w:p>
         </w:tc>
         <w:tc>
           <w:tcPr>
             <w:tcW w:w="1276" w:type="dxa"/>
-            <w:gridSpan w:val="3"/>
-            <w:vAlign w:val="center"/>
-          </w:tcPr>
-          <w:p>
-            <w:pPr>
-              <w:spacing w:after="0"/>
-              <w:rPr>
-                <w:sz w:val="20"/>
-                <w:szCs w:val="20"/>
-              </w:rPr>
-            </w:pPr>
-            <w:r>
-              <w:rPr>
-                <w:sz w:val="20"/>
-                <w:szCs w:val="20"/>
-              </w:rPr>
-              <w:t>{{c1rtr}}</w:t>
+            <w:gridSpan w:val="5"/>
+            <w:vAlign w:val="center"/>
+          </w:tcPr>
+          <w:p>
+            <w:pPr>
+              <w:spacing w:after="0"/>
+              <w:rPr>
+                <w:sz w:val="20"/>
+                <w:szCs w:val="20"/>
+              </w:rPr>
+            </w:pPr>
+            <w:r>
+              <w:rPr>
+                <w:sz w:val="20"/>
+                <w:szCs w:val="20"/>
+              </w:rPr>
+              <w:t>{{child_1_relationship_to_respondent}}</w:t>
             </w:r>
           </w:p>
         </w:tc>
@@ -4513,7 +4434,7 @@
                 <w:sz w:val="20"/>
                 <w:szCs w:val="20"/>
               </w:rPr>
-              <w:t>{{c1e}}</w:t>
+              <w:t>{{child_1_ethnicity}}</w:t>
             </w:r>
           </w:p>
         </w:tc>
@@ -4543,23 +4464,7 @@
                 <w:sz w:val="20"/>
                 <w:szCs w:val="20"/>
               </w:rPr>
-              <w:t>{{child_</w:t>
-            </w:r>
-            <w:r>
-              <w:rPr>
-                <w:b/>
-                <w:sz w:val="20"/>
-                <w:szCs w:val="20"/>
-              </w:rPr>
-              <w:t>2</w:t>
-            </w:r>
-            <w:r>
-              <w:rPr>
-                <w:b/>
-                <w:sz w:val="20"/>
-                <w:szCs w:val="20"/>
-              </w:rPr>
-              <w:t>_name}}</w:t>
+              <w:t>{{child_2_name}}</w:t>
             </w:r>
           </w:p>
         </w:tc>
@@ -4582,21 +4487,7 @@
                 <w:sz w:val="20"/>
                 <w:szCs w:val="20"/>
               </w:rPr>
-              <w:t>{{</w:t>
-            </w:r>
-            <w:r>
-              <w:rPr>
-                <w:sz w:val="20"/>
-                <w:szCs w:val="20"/>
-              </w:rPr>
-              <w:t>c2a</w:t>
-            </w:r>
-            <w:r>
-              <w:rPr>
-                <w:sz w:val="20"/>
-                <w:szCs w:val="20"/>
-              </w:rPr>
-              <w:t>}}</w:t>
+              <w:t>{{child_2_age}}</w:t>
             </w:r>
           </w:p>
         </w:tc>
@@ -4619,28 +4510,13 @@
                 <w:sz w:val="20"/>
                 <w:szCs w:val="20"/>
               </w:rPr>
-              <w:t>{{c</w:t>
-            </w:r>
-            <w:r>
-              <w:rPr>
-                <w:sz w:val="20"/>
-                <w:szCs w:val="20"/>
-              </w:rPr>
-              <w:t>2</w:t>
-            </w:r>
-            <w:r>
-              <w:rPr>
-                <w:sz w:val="20"/>
-                <w:szCs w:val="20"/>
-              </w:rPr>
-              <w:t>dob}}</w:t>
+              <w:t>{{child_2_dob}}</w:t>
             </w:r>
           </w:p>
         </w:tc>
         <w:tc>
           <w:tcPr>
             <w:tcW w:w="851" w:type="dxa"/>
-            <w:gridSpan w:val="2"/>
             <w:vAlign w:val="center"/>
           </w:tcPr>
           <w:p>
@@ -4656,21 +4532,7 @@
                 <w:sz w:val="20"/>
                 <w:szCs w:val="20"/>
               </w:rPr>
-              <w:t>{{c</w:t>
-            </w:r>
-            <w:r>
-              <w:rPr>
-                <w:sz w:val="20"/>
-                <w:szCs w:val="20"/>
-              </w:rPr>
-              <w:t>2g</w:t>
-            </w:r>
-            <w:r>
-              <w:rPr>
-                <w:sz w:val="20"/>
-                <w:szCs w:val="20"/>
-              </w:rPr>
-              <w:t>}}</w:t>
+              <w:t>{{child_2_gender}}</w:t>
             </w:r>
           </w:p>
         </w:tc>
@@ -4693,109 +4555,53 @@
                 <w:sz w:val="20"/>
                 <w:szCs w:val="20"/>
               </w:rPr>
-              <w:t>{{c</w:t>
-            </w:r>
-            <w:r>
-              <w:rPr>
-                <w:sz w:val="20"/>
-                <w:szCs w:val="20"/>
-              </w:rPr>
-              <w:t>2</w:t>
-            </w:r>
-            <w:r>
-              <w:rPr>
-                <w:sz w:val="20"/>
-                <w:szCs w:val="20"/>
-              </w:rPr>
-              <w:t>iving}}</w:t>
+              <w:t>{{child_2_living_with}}</w:t>
             </w:r>
           </w:p>
         </w:tc>
         <w:tc>
           <w:tcPr>
             <w:tcW w:w="1276" w:type="dxa"/>
-            <w:gridSpan w:val="6"/>
-            <w:vAlign w:val="center"/>
-          </w:tcPr>
-          <w:p>
-            <w:pPr>
-              <w:spacing w:after="0"/>
-              <w:rPr>
-                <w:sz w:val="20"/>
-                <w:szCs w:val="20"/>
-              </w:rPr>
-            </w:pPr>
-            <w:r>
-              <w:rPr>
-                <w:sz w:val="20"/>
-                <w:szCs w:val="20"/>
-              </w:rPr>
-              <w:t>{{</w:t>
-            </w:r>
-            <w:r>
-              <w:rPr>
-                <w:sz w:val="20"/>
-                <w:szCs w:val="20"/>
-              </w:rPr>
-              <w:t>c2</w:t>
-            </w:r>
-            <w:r>
-              <w:rPr>
-                <w:sz w:val="20"/>
-                <w:szCs w:val="20"/>
-              </w:rPr>
-              <w:t>rt</w:t>
-            </w:r>
-            <w:r>
-              <w:rPr>
-                <w:sz w:val="20"/>
-                <w:szCs w:val="20"/>
-              </w:rPr>
-              <w:t>a</w:t>
-            </w:r>
-            <w:r>
-              <w:rPr>
-                <w:sz w:val="20"/>
-                <w:szCs w:val="20"/>
-              </w:rPr>
-              <w:t>}}</w:t>
+            <w:gridSpan w:val="7"/>
+            <w:vAlign w:val="center"/>
+          </w:tcPr>
+          <w:p>
+            <w:pPr>
+              <w:spacing w:after="0"/>
+              <w:rPr>
+                <w:sz w:val="20"/>
+                <w:szCs w:val="20"/>
+              </w:rPr>
+            </w:pPr>
+            <w:r>
+              <w:rPr>
+                <w:sz w:val="20"/>
+                <w:szCs w:val="20"/>
+              </w:rPr>
+              <w:t>{{child_2_relationship_to_applicant}}</w:t>
             </w:r>
           </w:p>
         </w:tc>
         <w:tc>
           <w:tcPr>
             <w:tcW w:w="1276" w:type="dxa"/>
-            <w:gridSpan w:val="3"/>
-            <w:vAlign w:val="center"/>
-          </w:tcPr>
-          <w:p>
-            <w:pPr>
-              <w:spacing w:after="0"/>
-              <w:rPr>
-                <w:sz w:val="20"/>
-                <w:szCs w:val="20"/>
-              </w:rPr>
-            </w:pPr>
-            <w:r>
-              <w:rPr>
-                <w:sz w:val="20"/>
-                <w:szCs w:val="20"/>
-              </w:rPr>
-              <w:t>{{c</w:t>
-            </w:r>
-            <w:r>
-              <w:rPr>
-                <w:sz w:val="20"/>
-                <w:szCs w:val="20"/>
-              </w:rPr>
-              <w:t>2</w:t>
-            </w:r>
-            <w:r>
-              <w:rPr>
-                <w:sz w:val="20"/>
-                <w:szCs w:val="20"/>
-              </w:rPr>
-              <w:t>rtr}}</w:t>
+            <w:gridSpan w:val="5"/>
+            <w:vAlign w:val="center"/>
+          </w:tcPr>
+          <w:p>
+            <w:pPr>
+              <w:spacing w:after="0"/>
+              <w:rPr>
+                <w:sz w:val="20"/>
+                <w:szCs w:val="20"/>
+              </w:rPr>
+            </w:pPr>
+            <w:r>
+              <w:rPr>
+                <w:sz w:val="20"/>
+                <w:szCs w:val="20"/>
+              </w:rPr>
+              <w:t>{{child_2_relationship_to_respondent}}</w:t>
             </w:r>
           </w:p>
         </w:tc>
@@ -4818,7 +4624,7 @@
                 <w:sz w:val="20"/>
                 <w:szCs w:val="20"/>
               </w:rPr>
-              <w:t>{{c2e}}</w:t>
+              <w:t>{{child_2_ethnicity}}</w:t>
             </w:r>
           </w:p>
         </w:tc>
@@ -4842,30 +4648,6 @@
                 <w:szCs w:val="20"/>
               </w:rPr>
             </w:pPr>
-            <w:r>
-              <w:rPr>
-                <w:b/>
-                <w:sz w:val="20"/>
-                <w:szCs w:val="20"/>
-              </w:rPr>
-              <w:t>{{child_</w:t>
-            </w:r>
-            <w:r>
-              <w:rPr>
-                <w:b/>
-                <w:sz w:val="20"/>
-                <w:szCs w:val="20"/>
-              </w:rPr>
-              <w:t>3</w:t>
-            </w:r>
-            <w:r>
-              <w:rPr>
-                <w:b/>
-                <w:sz w:val="20"/>
-                <w:szCs w:val="20"/>
-              </w:rPr>
-              <w:t>_name}}</w:t>
-            </w:r>
           </w:p>
         </w:tc>
         <w:tc>
@@ -4882,27 +4664,6 @@
                 <w:szCs w:val="20"/>
               </w:rPr>
             </w:pPr>
-            <w:r>
-              <w:rPr>
-                <w:sz w:val="20"/>
-                <w:szCs w:val="20"/>
-              </w:rPr>
-              <w:t>{{</w:t>
-            </w:r>
-            <w:r>
-              <w:rPr>
-                <w:sz w:val="20"/>
-                <w:szCs w:val="20"/>
-              </w:rPr>
-              <w:t>c3a</w:t>
-            </w:r>
-            <w:r>
-              <w:rPr>
-                <w:sz w:val="20"/>
-                <w:szCs w:val="20"/>
-              </w:rPr>
-              <w:t>}}</w:t>
-            </w:r>
           </w:p>
         </w:tc>
         <w:tc>
@@ -4919,33 +4680,11 @@
                 <w:szCs w:val="20"/>
               </w:rPr>
             </w:pPr>
-            <w:r>
-              <w:rPr>
-                <w:sz w:val="20"/>
-                <w:szCs w:val="20"/>
-              </w:rPr>
-              <w:t>{{c</w:t>
-            </w:r>
-            <w:r>
-              <w:rPr>
-                <w:sz w:val="20"/>
-                <w:szCs w:val="20"/>
-              </w:rPr>
-              <w:t>3</w:t>
-            </w:r>
-            <w:r>
-              <w:rPr>
-                <w:sz w:val="20"/>
-                <w:szCs w:val="20"/>
-              </w:rPr>
-              <w:t>dob}}</w:t>
-            </w:r>
           </w:p>
         </w:tc>
         <w:tc>
           <w:tcPr>
             <w:tcW w:w="851" w:type="dxa"/>
-            <w:gridSpan w:val="2"/>
             <w:vAlign w:val="center"/>
           </w:tcPr>
           <w:p>
@@ -4956,27 +4695,6 @@
                 <w:szCs w:val="20"/>
               </w:rPr>
             </w:pPr>
-            <w:r>
-              <w:rPr>
-                <w:sz w:val="20"/>
-                <w:szCs w:val="20"/>
-              </w:rPr>
-              <w:t>{{c</w:t>
-            </w:r>
-            <w:r>
-              <w:rPr>
-                <w:sz w:val="20"/>
-                <w:szCs w:val="20"/>
-              </w:rPr>
-              <w:t>3g</w:t>
-            </w:r>
-            <w:r>
-              <w:rPr>
-                <w:sz w:val="20"/>
-                <w:szCs w:val="20"/>
-              </w:rPr>
-              <w:t>}}</w:t>
-            </w:r>
           </w:p>
         </w:tc>
         <w:tc>
@@ -4993,115 +4711,38 @@
                 <w:szCs w:val="20"/>
               </w:rPr>
             </w:pPr>
-            <w:r>
-              <w:rPr>
-                <w:sz w:val="20"/>
-                <w:szCs w:val="20"/>
-              </w:rPr>
-              <w:t>{{c</w:t>
-            </w:r>
-            <w:r>
-              <w:rPr>
-                <w:sz w:val="20"/>
-                <w:szCs w:val="20"/>
-              </w:rPr>
-              <w:t>3</w:t>
-            </w:r>
-            <w:r>
-              <w:rPr>
-                <w:sz w:val="20"/>
-                <w:szCs w:val="20"/>
-              </w:rPr>
-              <w:t>living}}</w:t>
-            </w:r>
           </w:p>
         </w:tc>
         <w:tc>
           <w:tcPr>
             <w:tcW w:w="1276" w:type="dxa"/>
-            <w:gridSpan w:val="6"/>
-            <w:vAlign w:val="center"/>
-          </w:tcPr>
-          <w:p>
-            <w:pPr>
-              <w:spacing w:after="0"/>
-              <w:rPr>
-                <w:sz w:val="20"/>
-                <w:szCs w:val="20"/>
-              </w:rPr>
-            </w:pPr>
-            <w:r>
-              <w:rPr>
-                <w:sz w:val="20"/>
-                <w:szCs w:val="20"/>
-              </w:rPr>
-              <w:t>{{</w:t>
-            </w:r>
-            <w:r>
-              <w:rPr>
-                <w:sz w:val="20"/>
-                <w:szCs w:val="20"/>
-              </w:rPr>
-              <w:t>c3</w:t>
-            </w:r>
-            <w:r>
-              <w:rPr>
-                <w:sz w:val="20"/>
-                <w:szCs w:val="20"/>
-              </w:rPr>
-              <w:t>rt</w:t>
-            </w:r>
-            <w:r>
-              <w:rPr>
-                <w:sz w:val="20"/>
-                <w:szCs w:val="20"/>
-              </w:rPr>
-              <w:t>a</w:t>
-            </w:r>
-            <w:r>
-              <w:rPr>
-                <w:sz w:val="20"/>
-                <w:szCs w:val="20"/>
-              </w:rPr>
-              <w:t>}}</w:t>
-            </w:r>
+            <w:gridSpan w:val="7"/>
+            <w:vAlign w:val="center"/>
+          </w:tcPr>
+          <w:p>
+            <w:pPr>
+              <w:spacing w:after="0"/>
+              <w:rPr>
+                <w:sz w:val="20"/>
+                <w:szCs w:val="20"/>
+              </w:rPr>
+            </w:pPr>
           </w:p>
         </w:tc>
         <w:tc>
           <w:tcPr>
             <w:tcW w:w="1276" w:type="dxa"/>
-            <w:gridSpan w:val="3"/>
-            <w:vAlign w:val="center"/>
-          </w:tcPr>
-          <w:p>
-            <w:pPr>
-              <w:spacing w:after="0"/>
-              <w:rPr>
-                <w:sz w:val="20"/>
-                <w:szCs w:val="20"/>
-              </w:rPr>
-            </w:pPr>
-            <w:r>
-              <w:rPr>
-                <w:sz w:val="20"/>
-                <w:szCs w:val="20"/>
-              </w:rPr>
-              <w:t>{{c</w:t>
-            </w:r>
-            <w:r>
-              <w:rPr>
-                <w:sz w:val="20"/>
-                <w:szCs w:val="20"/>
-              </w:rPr>
-              <w:t>3</w:t>
-            </w:r>
-            <w:r>
-              <w:rPr>
-                <w:sz w:val="20"/>
-                <w:szCs w:val="20"/>
-              </w:rPr>
-              <w:t>rtr}}</w:t>
-            </w:r>
+            <w:gridSpan w:val="5"/>
+            <w:vAlign w:val="center"/>
+          </w:tcPr>
+          <w:p>
+            <w:pPr>
+              <w:spacing w:after="0"/>
+              <w:rPr>
+                <w:sz w:val="20"/>
+                <w:szCs w:val="20"/>
+              </w:rPr>
+            </w:pPr>
           </w:p>
         </w:tc>
         <w:tc>
@@ -5118,13 +4759,6 @@
                 <w:szCs w:val="20"/>
               </w:rPr>
             </w:pPr>
-            <w:r>
-              <w:rPr>
-                <w:sz w:val="20"/>
-                <w:szCs w:val="20"/>
-              </w:rPr>
-              <w:t>{{c3e}}</w:t>
-            </w:r>
           </w:p>
         </w:tc>
       </w:tr>
@@ -5135,8 +4769,312 @@
         </w:trPr>
         <w:tc>
           <w:tcPr>
+            <w:tcW w:w="2199" w:type="dxa"/>
+            <w:vAlign w:val="center"/>
+          </w:tcPr>
+          <w:p>
+            <w:pPr>
+              <w:pStyle w:val="Header"/>
+              <w:rPr>
+                <w:b/>
+                <w:sz w:val="20"/>
+                <w:szCs w:val="20"/>
+              </w:rPr>
+            </w:pPr>
+            <w:r>
+              <w:rPr>
+                <w:b/>
+                <w:sz w:val="20"/>
+                <w:szCs w:val="20"/>
+              </w:rPr>
+              <w:t>{{child_</w:t>
+            </w:r>
+            <w:r>
+              <w:rPr>
+                <w:b/>
+                <w:sz w:val="20"/>
+                <w:szCs w:val="20"/>
+              </w:rPr>
+              <w:t>3</w:t>
+            </w:r>
+            <w:r>
+              <w:rPr>
+                <w:b/>
+                <w:sz w:val="20"/>
+                <w:szCs w:val="20"/>
+              </w:rPr>
+              <w:t>_name}}</w:t>
+            </w:r>
+          </w:p>
+        </w:tc>
+        <w:tc>
+          <w:tcPr>
+            <w:tcW w:w="600" w:type="dxa"/>
+            <w:gridSpan w:val="3"/>
+            <w:vAlign w:val="center"/>
+          </w:tcPr>
+          <w:p>
+            <w:pPr>
+              <w:pStyle w:val="Header"/>
+              <w:rPr>
+                <w:sz w:val="20"/>
+                <w:szCs w:val="20"/>
+              </w:rPr>
+            </w:pPr>
+            <w:r>
+              <w:rPr>
+                <w:sz w:val="20"/>
+                <w:szCs w:val="20"/>
+              </w:rPr>
+              <w:t>{{child_</w:t>
+            </w:r>
+            <w:r>
+              <w:rPr>
+                <w:sz w:val="20"/>
+                <w:szCs w:val="20"/>
+              </w:rPr>
+              <w:t>3</w:t>
+            </w:r>
+            <w:r>
+              <w:rPr>
+                <w:sz w:val="20"/>
+                <w:szCs w:val="20"/>
+              </w:rPr>
+              <w:t>_age}}</w:t>
+            </w:r>
+          </w:p>
+        </w:tc>
+        <w:tc>
+          <w:tcPr>
+            <w:tcW w:w="1307" w:type="dxa"/>
+            <w:gridSpan w:val="3"/>
+            <w:vAlign w:val="center"/>
+          </w:tcPr>
+          <w:p>
+            <w:pPr>
+              <w:pStyle w:val="Header"/>
+              <w:rPr>
+                <w:sz w:val="20"/>
+                <w:szCs w:val="20"/>
+              </w:rPr>
+            </w:pPr>
+            <w:r>
+              <w:rPr>
+                <w:sz w:val="20"/>
+                <w:szCs w:val="20"/>
+              </w:rPr>
+              <w:t>{{child_</w:t>
+            </w:r>
+            <w:r>
+              <w:rPr>
+                <w:sz w:val="20"/>
+                <w:szCs w:val="20"/>
+              </w:rPr>
+              <w:t>3</w:t>
+            </w:r>
+            <w:r>
+              <w:rPr>
+                <w:sz w:val="20"/>
+                <w:szCs w:val="20"/>
+              </w:rPr>
+              <w:t>_dob}}</w:t>
+            </w:r>
+          </w:p>
+        </w:tc>
+        <w:tc>
+          <w:tcPr>
+            <w:tcW w:w="851" w:type="dxa"/>
+            <w:vAlign w:val="center"/>
+          </w:tcPr>
+          <w:p>
+            <w:pPr>
+              <w:pStyle w:val="Header"/>
+              <w:rPr>
+                <w:sz w:val="20"/>
+                <w:szCs w:val="20"/>
+              </w:rPr>
+            </w:pPr>
+            <w:r>
+              <w:rPr>
+                <w:sz w:val="20"/>
+                <w:szCs w:val="20"/>
+              </w:rPr>
+              <w:t>{{child_</w:t>
+            </w:r>
+            <w:r>
+              <w:rPr>
+                <w:sz w:val="20"/>
+                <w:szCs w:val="20"/>
+              </w:rPr>
+              <w:t>3</w:t>
+            </w:r>
+            <w:r>
+              <w:rPr>
+                <w:sz w:val="20"/>
+                <w:szCs w:val="20"/>
+              </w:rPr>
+              <w:t>_gender}}</w:t>
+            </w:r>
+          </w:p>
+        </w:tc>
+        <w:tc>
+          <w:tcPr>
+            <w:tcW w:w="1984" w:type="dxa"/>
+            <w:gridSpan w:val="8"/>
+            <w:vAlign w:val="center"/>
+          </w:tcPr>
+          <w:p>
+            <w:pPr>
+              <w:spacing w:after="0"/>
+              <w:rPr>
+                <w:sz w:val="20"/>
+                <w:szCs w:val="20"/>
+              </w:rPr>
+            </w:pPr>
+            <w:r>
+              <w:rPr>
+                <w:sz w:val="20"/>
+                <w:szCs w:val="20"/>
+              </w:rPr>
+              <w:t>{{child_</w:t>
+            </w:r>
+            <w:r>
+              <w:rPr>
+                <w:sz w:val="20"/>
+                <w:szCs w:val="20"/>
+              </w:rPr>
+              <w:t>3</w:t>
+            </w:r>
+            <w:r>
+              <w:rPr>
+                <w:sz w:val="20"/>
+                <w:szCs w:val="20"/>
+              </w:rPr>
+              <w:t>_living_with}}</w:t>
+            </w:r>
+          </w:p>
+        </w:tc>
+        <w:tc>
+          <w:tcPr>
+            <w:tcW w:w="1276" w:type="dxa"/>
+            <w:gridSpan w:val="7"/>
+            <w:vAlign w:val="center"/>
+          </w:tcPr>
+          <w:p>
+            <w:pPr>
+              <w:spacing w:after="0"/>
+              <w:rPr>
+                <w:sz w:val="20"/>
+                <w:szCs w:val="20"/>
+              </w:rPr>
+            </w:pPr>
+            <w:r>
+              <w:rPr>
+                <w:sz w:val="20"/>
+                <w:szCs w:val="20"/>
+              </w:rPr>
+              <w:t>{{child_</w:t>
+            </w:r>
+            <w:r>
+              <w:rPr>
+                <w:sz w:val="20"/>
+                <w:szCs w:val="20"/>
+              </w:rPr>
+              <w:t>3</w:t>
+            </w:r>
+            <w:r>
+              <w:rPr>
+                <w:sz w:val="20"/>
+                <w:szCs w:val="20"/>
+              </w:rPr>
+              <w:t>_relationship_to_applicant}}</w:t>
+            </w:r>
+          </w:p>
+        </w:tc>
+        <w:tc>
+          <w:tcPr>
+            <w:tcW w:w="1276" w:type="dxa"/>
+            <w:gridSpan w:val="5"/>
+            <w:vAlign w:val="center"/>
+          </w:tcPr>
+          <w:p>
+            <w:pPr>
+              <w:spacing w:after="0"/>
+              <w:rPr>
+                <w:sz w:val="20"/>
+                <w:szCs w:val="20"/>
+              </w:rPr>
+            </w:pPr>
+            <w:r>
+              <w:rPr>
+                <w:sz w:val="20"/>
+                <w:szCs w:val="20"/>
+              </w:rPr>
+              <w:t>{{child_</w:t>
+            </w:r>
+            <w:r>
+              <w:rPr>
+                <w:sz w:val="20"/>
+                <w:szCs w:val="20"/>
+              </w:rPr>
+              <w:t>3</w:t>
+            </w:r>
+            <w:r>
+              <w:rPr>
+                <w:sz w:val="20"/>
+                <w:szCs w:val="20"/>
+              </w:rPr>
+              <w:t>_relationship_to_respondent}}</w:t>
+            </w:r>
+          </w:p>
+        </w:tc>
+        <w:tc>
+          <w:tcPr>
+            <w:tcW w:w="1420" w:type="dxa"/>
+            <w:gridSpan w:val="2"/>
+            <w:vAlign w:val="center"/>
+          </w:tcPr>
+          <w:p>
+            <w:pPr>
+              <w:spacing w:after="0"/>
+              <w:rPr>
+                <w:sz w:val="20"/>
+                <w:szCs w:val="20"/>
+              </w:rPr>
+            </w:pPr>
+            <w:r>
+              <w:rPr>
+                <w:sz w:val="20"/>
+                <w:szCs w:val="20"/>
+              </w:rPr>
+              <w:t>{{child_</w:t>
+            </w:r>
+            <w:r>
+              <w:rPr>
+                <w:sz w:val="20"/>
+                <w:szCs w:val="20"/>
+              </w:rPr>
+              <w:t>3</w:t>
+            </w:r>
+            <w:r>
+              <w:rPr>
+                <w:sz w:val="20"/>
+                <w:szCs w:val="20"/>
+              </w:rPr>
+              <w:t>_ethnicity}}</w:t>
+            </w:r>
+          </w:p>
+        </w:tc>
+      </w:tr>
+      <w:tr>
+        <w:trPr>
+          <w:cantSplit/>
+          <w:trHeight w:val="397"/>
+        </w:trPr>
+        <w:tc>
+          <w:tcPr>
             <w:tcW w:w="10913" w:type="dxa"/>
-            <w:gridSpan w:val="28"/>
+            <w:gridSpan w:val="30"/>
             <w:shd w:val="clear" w:color="auto" w:fill="D9D9D9" w:themeFill="background1" w:themeFillShade="D9"/>
             <w:vAlign w:val="center"/>
           </w:tcPr>
@@ -5197,7 +5135,7 @@
         <w:tc>
           <w:tcPr>
             <w:tcW w:w="7689" w:type="dxa"/>
-            <w:gridSpan w:val="23"/>
+            <w:gridSpan w:val="25"/>
             <w:vAlign w:val="center"/>
           </w:tcPr>
           <w:p>
@@ -5282,7 +5220,7 @@
         <w:tc>
           <w:tcPr>
             <w:tcW w:w="7689" w:type="dxa"/>
-            <w:gridSpan w:val="23"/>
+            <w:gridSpan w:val="25"/>
             <w:vAlign w:val="center"/>
           </w:tcPr>
           <w:p>
@@ -5367,7 +5305,7 @@
         <w:tc>
           <w:tcPr>
             <w:tcW w:w="7689" w:type="dxa"/>
-            <w:gridSpan w:val="23"/>
+            <w:gridSpan w:val="25"/>
             <w:vAlign w:val="center"/>
           </w:tcPr>
           <w:p>
@@ -5445,181 +5383,8 @@
 </w:document>
 </file>
 
-<file path=word/numbering.xml><?xml version="1.0" encoding="utf-8"?>
-<w:numbering xmlns:wpc="http://schemas.microsoft.com/office/word/2010/wordprocessingCanvas" xmlns:cx="http://schemas.microsoft.com/office/drawing/2014/chartex" xmlns:cx1="http://schemas.microsoft.com/office/drawing/2015/9/8/chartex" xmlns:cx2="http://schemas.microsoft.com/office/drawing/2015/10/21/chartex" xmlns:cx3="http://schemas.microsoft.com/office/drawing/2016/5/9/chartex" xmlns:cx4="http://schemas.microsoft.com/office/drawing/2016/5/10/chartex" xmlns:cx5="http://schemas.microsoft.com/office/drawing/2016/5/11/chartex" xmlns:cx6="http://schemas.microsoft.com/office/drawing/2016/5/12/chartex" xmlns:cx7="http://schemas.microsoft.com/office/drawing/2016/5/13/chartex" xmlns:cx8="http://schemas.microsoft.com/office/drawing/2016/5/14/chartex" xmlns:mc="http://schemas.openxmlformats.org/markup-compatibility/2006" xmlns:aink="http://schemas.microsoft.com/office/drawing/2016/ink" xmlns:am3d="http://schemas.microsoft.com/office/drawing/2017/model3d" xmlns:o="urn:schemas-microsoft-com:office:office" xmlns:oel="http://schemas.microsoft.com/office/2019/extlst" xmlns:r="http://schemas.openxmlformats.org/officeDocument/2006/relationships" xmlns:m="http://schemas.openxmlformats.org/officeDocument/2006/math" xmlns:v="urn:schemas-microsoft-com:vml" xmlns:wp14="http://schemas.microsoft.com/office/word/2010/wordprocessingDrawing" xmlns:wp="http://schemas.openxmlformats.org/drawingml/2006/wordprocessingDrawing" xmlns:w10="urn:schemas-microsoft-com:office:word" xmlns:w="http://schemas.openxmlformats.org/wordprocessingml/2006/main" xmlns:w14="http://schemas.microsoft.com/office/word/2010/wordml" xmlns:w15="http://schemas.microsoft.com/office/word/2012/wordml" xmlns:w16cex="http://schemas.microsoft.com/office/word/2018/wordml/cex" xmlns:w16cid="http://schemas.microsoft.com/office/word/2016/wordml/cid" xmlns:w16="http://schemas.microsoft.com/office/word/2018/wordml" xmlns:w16du="http://schemas.microsoft.com/office/word/2023/wordml/word16du" xmlns:w16sdtdh="http://schemas.microsoft.com/office/word/2020/wordml/sdtdatahash" xmlns:w16sdtfl="http://schemas.microsoft.com/office/word/2024/wordml/sdtformatlock" xmlns:w16se="http://schemas.microsoft.com/office/word/2015/wordml/symex" xmlns:wpg="http://schemas.microsoft.com/office/word/2010/wordprocessingGroup" xmlns:wpi="http://schemas.microsoft.com/office/word/2010/wordprocessingInk" xmlns:wne="http://schemas.microsoft.com/office/word/2006/wordml" xmlns:wps="http://schemas.microsoft.com/office/word/2010/wordprocessingShape" mc:Ignorable="w14 w15 w16se w16cid w16 w16cex w16sdtdh w16sdtfl w16du wp14">
-  <w:abstractNum w:abstractNumId="0" w15:restartNumberingAfterBreak="0">
-    <w:nsid w:val="3F722721"/>
-    <w:multiLevelType w:val="multilevel"/>
-    <w:tmpl w:val="22FEBCDA"/>
-    <w:lvl w:ilvl="0">
-      <w:start w:val="1"/>
-      <w:numFmt w:val="decimal"/>
-      <w:pStyle w:val="PSContractLevel3"/>
-      <w:lvlText w:val="%1"/>
-      <w:lvlJc w:val="left"/>
-      <w:pPr>
-        <w:tabs>
-          <w:tab w:val="num" w:pos="720"/>
-        </w:tabs>
-        <w:ind w:left="720" w:hanging="720"/>
-      </w:pPr>
-      <w:rPr>
-        <w:rFonts w:ascii="Arial" w:hAnsi="Arial" w:cs="Times New Roman" w:hint="default"/>
-        <w:b w:val="0"/>
-        <w:i w:val="0"/>
-        <w:sz w:val="24"/>
-        <w:szCs w:val="24"/>
-      </w:rPr>
-    </w:lvl>
-    <w:lvl w:ilvl="1">
-      <w:start w:val="1"/>
-      <w:numFmt w:val="lowerRoman"/>
-      <w:lvlText w:val="(%2)"/>
-      <w:lvlJc w:val="left"/>
-      <w:pPr>
-        <w:tabs>
-          <w:tab w:val="num" w:pos="720"/>
-        </w:tabs>
-        <w:ind w:left="720" w:firstLine="0"/>
-      </w:pPr>
-      <w:rPr>
-        <w:rFonts w:ascii="Arial" w:hAnsi="Arial" w:cs="Times New Roman" w:hint="default"/>
-        <w:b w:val="0"/>
-        <w:i w:val="0"/>
-        <w:sz w:val="24"/>
-        <w:szCs w:val="24"/>
-      </w:rPr>
-    </w:lvl>
-    <w:lvl w:ilvl="2">
-      <w:start w:val="1"/>
-      <w:numFmt w:val="lowerLetter"/>
-      <w:lvlRestart w:val="1"/>
-      <w:pStyle w:val="PSContractLevel2"/>
-      <w:isLgl/>
-      <w:lvlText w:val="%1.%2.%3"/>
-      <w:lvlJc w:val="left"/>
-      <w:pPr>
-        <w:tabs>
-          <w:tab w:val="num" w:pos="720"/>
-        </w:tabs>
-        <w:ind w:left="1440" w:hanging="720"/>
-      </w:pPr>
-      <w:rPr>
-        <w:rFonts w:ascii="Arial" w:hAnsi="Arial" w:cs="Times New Roman" w:hint="default"/>
-        <w:b w:val="0"/>
-        <w:i w:val="0"/>
-        <w:sz w:val="24"/>
-        <w:szCs w:val="24"/>
-      </w:rPr>
-    </w:lvl>
-    <w:lvl w:ilvl="3">
-      <w:start w:val="1"/>
-      <w:numFmt w:val="decimal"/>
-      <w:lvlText w:val="%1.%2.%3.%4"/>
-      <w:lvlJc w:val="left"/>
-      <w:pPr>
-        <w:tabs>
-          <w:tab w:val="num" w:pos="864"/>
-        </w:tabs>
-        <w:ind w:left="864" w:hanging="864"/>
-      </w:pPr>
-    </w:lvl>
-    <w:lvl w:ilvl="4">
-      <w:start w:val="1"/>
-      <w:numFmt w:val="decimal"/>
-      <w:lvlText w:val="%1.%2.%3.%4.%5"/>
-      <w:lvlJc w:val="left"/>
-      <w:pPr>
-        <w:tabs>
-          <w:tab w:val="num" w:pos="1008"/>
-        </w:tabs>
-        <w:ind w:left="1008" w:hanging="1008"/>
-      </w:pPr>
-    </w:lvl>
-    <w:lvl w:ilvl="5">
-      <w:start w:val="1"/>
-      <w:numFmt w:val="decimal"/>
-      <w:lvlText w:val="%1.%2.%3.%4.%5.%6"/>
-      <w:lvlJc w:val="left"/>
-      <w:pPr>
-        <w:tabs>
-          <w:tab w:val="num" w:pos="1152"/>
-        </w:tabs>
-        <w:ind w:left="1152" w:hanging="1152"/>
-      </w:pPr>
-    </w:lvl>
-    <w:lvl w:ilvl="6">
-      <w:start w:val="1"/>
-      <w:numFmt w:val="decimal"/>
-      <w:lvlText w:val="%1.%2.%3.%4.%5.%6.%7"/>
-      <w:lvlJc w:val="left"/>
-      <w:pPr>
-        <w:tabs>
-          <w:tab w:val="num" w:pos="1296"/>
-        </w:tabs>
-        <w:ind w:left="1296" w:hanging="1296"/>
-      </w:pPr>
-    </w:lvl>
-    <w:lvl w:ilvl="7">
-      <w:start w:val="1"/>
-      <w:numFmt w:val="decimal"/>
-      <w:lvlText w:val="%1.%2.%3.%4.%5.%6.%7.%8"/>
-      <w:lvlJc w:val="left"/>
-      <w:pPr>
-        <w:tabs>
-          <w:tab w:val="num" w:pos="1440"/>
-        </w:tabs>
-        <w:ind w:left="1440" w:hanging="1440"/>
-      </w:pPr>
-    </w:lvl>
-    <w:lvl w:ilvl="8">
-      <w:start w:val="1"/>
-      <w:numFmt w:val="decimal"/>
-      <w:lvlText w:val="%1.%2.%3.%4.%5.%6.%7.%8.%9"/>
-      <w:lvlJc w:val="left"/>
-      <w:pPr>
-        <w:tabs>
-          <w:tab w:val="num" w:pos="1584"/>
-        </w:tabs>
-        <w:ind w:left="1584" w:hanging="1584"/>
-      </w:pPr>
-    </w:lvl>
-  </w:abstractNum>
-  <w:num w:numId="1" w16cid:durableId="475494569">
-    <w:abstractNumId w:val="0"/>
-    <w:lvlOverride w:ilvl="0">
-      <w:startOverride w:val="1"/>
-    </w:lvlOverride>
-    <w:lvlOverride w:ilvl="1">
-      <w:startOverride w:val="1"/>
-    </w:lvlOverride>
-    <w:lvlOverride w:ilvl="2">
-      <w:startOverride w:val="1"/>
-    </w:lvlOverride>
-    <w:lvlOverride w:ilvl="3">
-      <w:startOverride w:val="1"/>
-    </w:lvlOverride>
-    <w:lvlOverride w:ilvl="4">
-      <w:startOverride w:val="1"/>
-    </w:lvlOverride>
-    <w:lvlOverride w:ilvl="5">
-      <w:startOverride w:val="1"/>
-    </w:lvlOverride>
-    <w:lvlOverride w:ilvl="6">
-      <w:startOverride w:val="1"/>
-    </w:lvlOverride>
-    <w:lvlOverride w:ilvl="7">
-      <w:startOverride w:val="1"/>
-    </w:lvlOverride>
-    <w:lvlOverride w:ilvl="8">
-      <w:startOverride w:val="1"/>
-    </w:lvlOverride>
-  </w:num>
-</w:numbering>
-</file>
-
 <file path=word/styles.xml><?xml version="1.0" encoding="utf-8"?>
-<w:styles xmlns:mc="http://schemas.openxmlformats.org/markup-compatibility/2006" xmlns:r="http://schemas.openxmlformats.org/officeDocument/2006/relationships" xmlns:w="http://schemas.openxmlformats.org/wordprocessingml/2006/main" xmlns:w14="http://schemas.microsoft.com/office/word/2010/wordml" xmlns:w15="http://schemas.microsoft.com/office/word/2012/wordml" xmlns:w16cex="http://schemas.microsoft.com/office/word/2018/wordml/cex" xmlns:w16cid="http://schemas.microsoft.com/office/word/2016/wordml/cid" xmlns:w16="http://schemas.microsoft.com/office/word/2018/wordml" xmlns:w16du="http://schemas.microsoft.com/office/word/2023/wordml/word16du" xmlns:w16sdtdh="http://schemas.microsoft.com/office/word/2020/wordml/sdtdatahash" xmlns:w16sdtfl="http://schemas.microsoft.com/office/word/2024/wordml/sdtformatlock" xmlns:w16se="http://schemas.microsoft.com/office/word/2015/wordml/symex" mc:Ignorable="w14 w15 w16se w16cid w16 w16cex w16sdtdh w16sdtfl w16du">
+<w:styles xmlns:mc="http://schemas.openxmlformats.org/markup-compatibility/2006" xmlns:r="http://schemas.openxmlformats.org/officeDocument/2006/relationships" xmlns:w="http://schemas.openxmlformats.org/wordprocessingml/2006/main" xmlns:w14="http://schemas.microsoft.com/office/word/2010/wordml" xmlns:w15="http://schemas.microsoft.com/office/word/2012/wordml" xmlns:w16cex="http://schemas.microsoft.com/office/word/2018/wordml/cex" xmlns:w16cid="http://schemas.microsoft.com/office/word/2016/wordml/cid" xmlns:w16="http://schemas.microsoft.com/office/word/2018/wordml" xmlns:w16sdtdh="http://schemas.microsoft.com/office/word/2020/wordml/sdtdatahash" xmlns:w16sdtfl="http://schemas.microsoft.com/office/word/2024/wordml/sdtformatlock" xmlns:w16se="http://schemas.microsoft.com/office/word/2015/wordml/symex" xmlns:w16du="http://schemas.microsoft.com/office/word/2023/wordml/word16du" mc:Ignorable="w14 w15 w16se w16cid w16 w16cex w16sdtdh w16sdtfl w16du">
   <w:docDefaults>
     <w:rPrDefault>
       <w:rPr>
@@ -6073,42 +5838,6 @@
       <w:rFonts w:ascii="Arial" w:hAnsi="Arial"/>
     </w:rPr>
   </w:style>
-  <w:style w:type="paragraph" w:customStyle="1" w:styleId="PSContractLevel3">
-    <w:name w:val="PS Contract Level 3"/>
-    <w:basedOn w:val="Normal"/>
-    <w:rsid w:val="00846A1B"/>
-    <w:pPr>
-      <w:numPr>
-        <w:numId w:val="1"/>
-      </w:numPr>
-      <w:spacing w:after="240" w:line="360" w:lineRule="auto"/>
-      <w:jc w:val="both"/>
-    </w:pPr>
-    <w:rPr>
-      <w:rFonts w:eastAsia="Times New Roman" w:cs="Times New Roman"/>
-      <w:sz w:val="24"/>
-      <w:szCs w:val="24"/>
-      <w:lang w:val="en-AU"/>
-    </w:rPr>
-  </w:style>
-  <w:style w:type="paragraph" w:customStyle="1" w:styleId="PSContractLevel2">
-    <w:name w:val="PS Contract Level 2"/>
-    <w:basedOn w:val="Normal"/>
-    <w:rsid w:val="00846A1B"/>
-    <w:pPr>
-      <w:numPr>
-        <w:ilvl w:val="2"/>
-        <w:numId w:val="1"/>
-      </w:numPr>
-      <w:spacing w:after="0" w:line="240" w:lineRule="auto"/>
-    </w:pPr>
-    <w:rPr>
-      <w:rFonts w:eastAsia="Times New Roman" w:cs="Times New Roman"/>
-      <w:sz w:val="24"/>
-      <w:szCs w:val="24"/>
-      <w:lang w:val="en-AU"/>
-    </w:rPr>
-  </w:style>
 </w:styles>
 </file>
 
